--- a/Thesis_SiebeEveraerts_draft2.docx
+++ b/Thesis_SiebeEveraerts_draft2.docx
@@ -2664,7 +2664,7 @@
           <w:lang w:val="en-US"/>
         </w:rPr>
         <w:drawing>
-          <wp:inline distT="0" distB="0" distL="0" distR="0" wp14:anchorId="2DC578DB" wp14:editId="532F77AC">
+          <wp:inline distT="0" distB="0" distL="0" distR="0" wp14:anchorId="2DC578DB" wp14:editId="7BDDE880">
             <wp:extent cx="5760720" cy="904576"/>
             <wp:effectExtent l="0" t="0" r="0" b="0"/>
             <wp:docPr id="490171308" name="Picture 2"/>
@@ -3739,7 +3739,6 @@
     </w:p>
     <w:p>
       <w:pPr>
-        <w:ind w:firstLine="708"/>
         <w:rPr>
           <w:rFonts w:ascii="Times New Roman" w:hAnsi="Times New Roman" w:cs="Times New Roman"/>
           <w:sz w:val="24"/>
@@ -3750,7 +3749,6 @@
     </w:p>
     <w:p>
       <w:pPr>
-        <w:ind w:firstLine="708"/>
         <w:rPr>
           <w:rFonts w:ascii="Times New Roman" w:hAnsi="Times New Roman" w:cs="Times New Roman"/>
           <w:sz w:val="24"/>
@@ -3761,7 +3759,6 @@
     </w:p>
     <w:p>
       <w:pPr>
-        <w:ind w:firstLine="708"/>
         <w:rPr>
           <w:rFonts w:ascii="Times New Roman" w:hAnsi="Times New Roman" w:cs="Times New Roman"/>
           <w:sz w:val="24"/>
@@ -3772,7 +3769,6 @@
     </w:p>
     <w:p>
       <w:pPr>
-        <w:ind w:firstLine="708"/>
         <w:rPr>
           <w:rFonts w:ascii="Times New Roman" w:hAnsi="Times New Roman" w:cs="Times New Roman"/>
           <w:sz w:val="24"/>
@@ -3783,7 +3779,6 @@
     </w:p>
     <w:p>
       <w:pPr>
-        <w:ind w:firstLine="708"/>
         <w:rPr>
           <w:rFonts w:ascii="Times New Roman" w:hAnsi="Times New Roman" w:cs="Times New Roman"/>
           <w:sz w:val="24"/>
@@ -3794,7 +3789,6 @@
     </w:p>
     <w:p>
       <w:pPr>
-        <w:ind w:firstLine="708"/>
         <w:rPr>
           <w:rFonts w:ascii="Times New Roman" w:hAnsi="Times New Roman" w:cs="Times New Roman"/>
           <w:sz w:val="24"/>
@@ -4099,62 +4093,51 @@
     </w:p>
     <w:p>
       <w:pPr>
-        <w:ind w:firstLine="709"/>
-        <w:rPr>
-          <w:rFonts w:ascii="Times New Roman" w:hAnsi="Times New Roman" w:cs="Times New Roman"/>
-          <w:sz w:val="24"/>
-          <w:szCs w:val="24"/>
-          <w:lang w:val="en-US"/>
-        </w:rPr>
-      </w:pPr>
+        <w:rPr>
+          <w:rFonts w:ascii="Times New Roman" w:hAnsi="Times New Roman" w:cs="Times New Roman"/>
+          <w:b/>
+          <w:bCs/>
+          <w:sz w:val="24"/>
+          <w:szCs w:val="24"/>
+          <w:lang w:val="en-US"/>
+        </w:rPr>
+      </w:pPr>
+      <w:r>
+        <w:rPr>
+          <w:rFonts w:ascii="Times New Roman" w:hAnsi="Times New Roman" w:cs="Times New Roman"/>
+          <w:b/>
+          <w:bCs/>
+          <w:sz w:val="24"/>
+          <w:szCs w:val="24"/>
+          <w:lang w:val="en-US"/>
+        </w:rPr>
+        <w:t>Figure 4</w:t>
+      </w:r>
     </w:p>
     <w:p>
       <w:pPr>
         <w:rPr>
           <w:rFonts w:ascii="Times New Roman" w:hAnsi="Times New Roman" w:cs="Times New Roman"/>
-          <w:b/>
-          <w:bCs/>
-          <w:sz w:val="24"/>
-          <w:szCs w:val="24"/>
-          <w:lang w:val="en-US"/>
-        </w:rPr>
-      </w:pPr>
-      <w:r>
-        <w:rPr>
-          <w:rFonts w:ascii="Times New Roman" w:hAnsi="Times New Roman" w:cs="Times New Roman"/>
-          <w:b/>
-          <w:bCs/>
-          <w:sz w:val="24"/>
-          <w:szCs w:val="24"/>
-          <w:lang w:val="en-US"/>
-        </w:rPr>
-        <w:t>Figure 4</w:t>
+          <w:noProof/>
+          <w:sz w:val="24"/>
+          <w:szCs w:val="24"/>
+          <w:lang w:val="en-US"/>
+        </w:rPr>
+      </w:pPr>
+      <w:r>
+        <w:rPr>
+          <w:rFonts w:ascii="Times New Roman" w:hAnsi="Times New Roman" w:cs="Times New Roman"/>
+          <w:i/>
+          <w:iCs/>
+          <w:sz w:val="24"/>
+          <w:szCs w:val="24"/>
+          <w:lang w:val="en-US"/>
+        </w:rPr>
+        <w:t>Layout of the open field test arena.</w:t>
       </w:r>
     </w:p>
     <w:p>
       <w:pPr>
-        <w:rPr>
-          <w:rFonts w:ascii="Times New Roman" w:hAnsi="Times New Roman" w:cs="Times New Roman"/>
-          <w:noProof/>
-          <w:sz w:val="24"/>
-          <w:szCs w:val="24"/>
-          <w:lang w:val="en-US"/>
-        </w:rPr>
-      </w:pPr>
-      <w:r>
-        <w:rPr>
-          <w:rFonts w:ascii="Times New Roman" w:hAnsi="Times New Roman" w:cs="Times New Roman"/>
-          <w:i/>
-          <w:iCs/>
-          <w:sz w:val="24"/>
-          <w:szCs w:val="24"/>
-          <w:lang w:val="en-US"/>
-        </w:rPr>
-        <w:t>Layout of the open field test arena.</w:t>
-      </w:r>
-    </w:p>
-    <w:p>
-      <w:pPr>
         <w:ind w:firstLine="709"/>
         <w:jc w:val="center"/>
         <w:rPr>
@@ -4173,7 +4156,7 @@
           <w:lang w:val="en-US"/>
         </w:rPr>
         <w:drawing>
-          <wp:inline distT="0" distB="0" distL="0" distR="0" wp14:anchorId="1D443C78" wp14:editId="2BB829FC">
+          <wp:inline distT="0" distB="0" distL="0" distR="0" wp14:anchorId="1D443C78" wp14:editId="271F6E79">
             <wp:extent cx="1751162" cy="1670485"/>
             <wp:effectExtent l="0" t="0" r="1905" b="6350"/>
             <wp:docPr id="1430163639" name="Picture 4"/>
@@ -4245,7 +4228,6 @@
           <w:szCs w:val="24"/>
           <w:lang w:val="en-US"/>
         </w:rPr>
-        <w:lastRenderedPageBreak/>
         <w:t xml:space="preserve">Note. </w:t>
       </w:r>
       <w:r>
@@ -5112,17 +5094,7 @@
           <w:szCs w:val="24"/>
           <w:lang w:val="en-US"/>
         </w:rPr>
-        <w:t xml:space="preserve">Total exploration time was also recorded as an index of locomotor activity and general exploratory behavior. Animals that spent fewer than 15 seconds exploring during the training phase were excluded, </w:t>
-      </w:r>
-      <w:r>
-        <w:rPr>
-          <w:rFonts w:ascii="Times New Roman" w:hAnsi="Times New Roman" w:cs="Times New Roman"/>
-          <w:sz w:val="24"/>
-          <w:szCs w:val="24"/>
-          <w:lang w:val="en-US"/>
-        </w:rPr>
-        <w:lastRenderedPageBreak/>
-        <w:t>as insufficient engagement prevents meaningful interpretation of performance during the testing phase.</w:t>
+        <w:t>Total exploration time was also recorded as an index of locomotor activity and general exploratory behavior. Animals that spent fewer than 15 seconds exploring during the training phase were excluded, as insufficient engagement prevents meaningful interpretation of performance during the testing phase.</w:t>
       </w:r>
     </w:p>
     <w:p>
@@ -6212,7 +6184,144 @@
           <w:szCs w:val="24"/>
           <w:lang w:val="en-US"/>
         </w:rPr>
-        <w:t xml:space="preserve">to one of the two possible side </w:t>
+        <w:t>to one of the two possible side chambers</w:t>
+      </w:r>
+      <w:commentRangeEnd w:id="12"/>
+      <w:r>
+        <w:rPr>
+          <w:rStyle w:val="CommentReference"/>
+          <w:rFonts w:ascii="Times New Roman" w:hAnsi="Times New Roman" w:cs="Times New Roman"/>
+          <w:sz w:val="24"/>
+          <w:szCs w:val="24"/>
+          <w:lang w:val="en-US"/>
+        </w:rPr>
+        <w:commentReference w:id="12"/>
+      </w:r>
+      <w:r>
+        <w:rPr>
+          <w:rFonts w:ascii="Times New Roman" w:hAnsi="Times New Roman" w:cs="Times New Roman"/>
+          <w:sz w:val="24"/>
+          <w:szCs w:val="24"/>
+          <w:lang w:val="en-US"/>
+        </w:rPr>
+        <w:t>,</w:t>
+      </w:r>
+      <w:r>
+        <w:rPr>
+          <w:rFonts w:ascii="Times New Roman" w:hAnsi="Times New Roman" w:cs="Times New Roman"/>
+          <w:sz w:val="24"/>
+          <w:szCs w:val="24"/>
+          <w:lang w:val="en-US"/>
+        </w:rPr>
+        <w:t xml:space="preserve"> and the test mouse was given </w:t>
+      </w:r>
+      <w:r>
+        <w:rPr>
+          <w:rFonts w:ascii="Times New Roman" w:hAnsi="Times New Roman" w:cs="Times New Roman"/>
+          <w:sz w:val="24"/>
+          <w:szCs w:val="24"/>
+          <w:lang w:val="en-US"/>
+        </w:rPr>
+        <w:t>ten</w:t>
+      </w:r>
+      <w:r>
+        <w:rPr>
+          <w:rFonts w:ascii="Times New Roman" w:hAnsi="Times New Roman" w:cs="Times New Roman"/>
+          <w:sz w:val="24"/>
+          <w:szCs w:val="24"/>
+          <w:lang w:val="en-US"/>
+        </w:rPr>
+        <w:t xml:space="preserve"> minutes to explore</w:t>
+      </w:r>
+      <w:r>
+        <w:rPr>
+          <w:rFonts w:ascii="Times New Roman" w:hAnsi="Times New Roman" w:cs="Times New Roman"/>
+          <w:sz w:val="24"/>
+          <w:szCs w:val="24"/>
+          <w:lang w:val="en-US"/>
+        </w:rPr>
+        <w:t xml:space="preserve"> (Figure 6A)</w:t>
+      </w:r>
+      <w:r>
+        <w:rPr>
+          <w:rFonts w:ascii="Times New Roman" w:hAnsi="Times New Roman" w:cs="Times New Roman"/>
+          <w:sz w:val="24"/>
+          <w:szCs w:val="24"/>
+          <w:lang w:val="en-US"/>
+        </w:rPr>
+        <w:t>.</w:t>
+      </w:r>
+      <w:r>
+        <w:rPr>
+          <w:rFonts w:ascii="Times New Roman" w:hAnsi="Times New Roman" w:cs="Times New Roman"/>
+          <w:sz w:val="24"/>
+          <w:szCs w:val="24"/>
+          <w:lang w:val="en-US"/>
+        </w:rPr>
+        <w:t xml:space="preserve"> </w:t>
+      </w:r>
+      <w:r>
+        <w:rPr>
+          <w:rFonts w:ascii="Times New Roman" w:hAnsi="Times New Roman" w:cs="Times New Roman"/>
+          <w:sz w:val="24"/>
+          <w:szCs w:val="24"/>
+          <w:lang w:val="en-US"/>
+        </w:rPr>
+        <w:t>Time spent interacting with this stranger mouse served as a measure of general sociability</w:t>
+      </w:r>
+      <w:r>
+        <w:rPr>
+          <w:rFonts w:ascii="Times New Roman" w:hAnsi="Times New Roman" w:cs="Times New Roman"/>
+          <w:sz w:val="24"/>
+          <w:szCs w:val="24"/>
+          <w:lang w:val="en-US"/>
+        </w:rPr>
+        <w:t>. After the first exploration phase, a</w:t>
+      </w:r>
+      <w:r>
+        <w:rPr>
+          <w:rFonts w:ascii="Times New Roman" w:hAnsi="Times New Roman" w:cs="Times New Roman"/>
+          <w:sz w:val="24"/>
+          <w:szCs w:val="24"/>
+          <w:lang w:val="en-US"/>
+        </w:rPr>
+        <w:t xml:space="preserve"> second </w:t>
+      </w:r>
+      <w:r>
+        <w:rPr>
+          <w:rFonts w:ascii="Times New Roman" w:hAnsi="Times New Roman" w:cs="Times New Roman"/>
+          <w:sz w:val="24"/>
+          <w:szCs w:val="24"/>
+          <w:lang w:val="en-US"/>
+        </w:rPr>
+        <w:t xml:space="preserve">stranger mouse was </w:t>
+      </w:r>
+      <w:r>
+        <w:rPr>
+          <w:rFonts w:ascii="Times New Roman" w:hAnsi="Times New Roman" w:cs="Times New Roman"/>
+          <w:sz w:val="24"/>
+          <w:szCs w:val="24"/>
+          <w:lang w:val="en-US"/>
+        </w:rPr>
+        <w:t>placed</w:t>
+      </w:r>
+      <w:r>
+        <w:rPr>
+          <w:rFonts w:ascii="Times New Roman" w:hAnsi="Times New Roman" w:cs="Times New Roman"/>
+          <w:sz w:val="24"/>
+          <w:szCs w:val="24"/>
+          <w:lang w:val="en-US"/>
+        </w:rPr>
+        <w:t xml:space="preserve"> in the opposite side compartment</w:t>
+      </w:r>
+      <w:r>
+        <w:rPr>
+          <w:rFonts w:ascii="Times New Roman" w:hAnsi="Times New Roman" w:cs="Times New Roman"/>
+          <w:sz w:val="24"/>
+          <w:szCs w:val="24"/>
+          <w:lang w:val="en-US"/>
+        </w:rPr>
+        <w:t xml:space="preserve"> </w:t>
       </w:r>
       <w:r>
         <w:rPr>
@@ -6222,144 +6331,7 @@
           <w:lang w:val="en-US"/>
         </w:rPr>
         <w:lastRenderedPageBreak/>
-        <w:t>chambers</w:t>
-      </w:r>
-      <w:commentRangeEnd w:id="12"/>
-      <w:r>
-        <w:rPr>
-          <w:rStyle w:val="CommentReference"/>
-          <w:rFonts w:ascii="Times New Roman" w:hAnsi="Times New Roman" w:cs="Times New Roman"/>
-          <w:sz w:val="24"/>
-          <w:szCs w:val="24"/>
-          <w:lang w:val="en-US"/>
-        </w:rPr>
-        <w:commentReference w:id="12"/>
-      </w:r>
-      <w:r>
-        <w:rPr>
-          <w:rFonts w:ascii="Times New Roman" w:hAnsi="Times New Roman" w:cs="Times New Roman"/>
-          <w:sz w:val="24"/>
-          <w:szCs w:val="24"/>
-          <w:lang w:val="en-US"/>
-        </w:rPr>
-        <w:t>,</w:t>
-      </w:r>
-      <w:r>
-        <w:rPr>
-          <w:rFonts w:ascii="Times New Roman" w:hAnsi="Times New Roman" w:cs="Times New Roman"/>
-          <w:sz w:val="24"/>
-          <w:szCs w:val="24"/>
-          <w:lang w:val="en-US"/>
-        </w:rPr>
-        <w:t xml:space="preserve"> and the test mouse was given </w:t>
-      </w:r>
-      <w:r>
-        <w:rPr>
-          <w:rFonts w:ascii="Times New Roman" w:hAnsi="Times New Roman" w:cs="Times New Roman"/>
-          <w:sz w:val="24"/>
-          <w:szCs w:val="24"/>
-          <w:lang w:val="en-US"/>
-        </w:rPr>
-        <w:t>ten</w:t>
-      </w:r>
-      <w:r>
-        <w:rPr>
-          <w:rFonts w:ascii="Times New Roman" w:hAnsi="Times New Roman" w:cs="Times New Roman"/>
-          <w:sz w:val="24"/>
-          <w:szCs w:val="24"/>
-          <w:lang w:val="en-US"/>
-        </w:rPr>
-        <w:t xml:space="preserve"> minutes to explore</w:t>
-      </w:r>
-      <w:r>
-        <w:rPr>
-          <w:rFonts w:ascii="Times New Roman" w:hAnsi="Times New Roman" w:cs="Times New Roman"/>
-          <w:sz w:val="24"/>
-          <w:szCs w:val="24"/>
-          <w:lang w:val="en-US"/>
-        </w:rPr>
-        <w:t xml:space="preserve"> (Figure 6A)</w:t>
-      </w:r>
-      <w:r>
-        <w:rPr>
-          <w:rFonts w:ascii="Times New Roman" w:hAnsi="Times New Roman" w:cs="Times New Roman"/>
-          <w:sz w:val="24"/>
-          <w:szCs w:val="24"/>
-          <w:lang w:val="en-US"/>
-        </w:rPr>
-        <w:t>.</w:t>
-      </w:r>
-      <w:r>
-        <w:rPr>
-          <w:rFonts w:ascii="Times New Roman" w:hAnsi="Times New Roman" w:cs="Times New Roman"/>
-          <w:sz w:val="24"/>
-          <w:szCs w:val="24"/>
-          <w:lang w:val="en-US"/>
-        </w:rPr>
-        <w:t xml:space="preserve"> </w:t>
-      </w:r>
-      <w:r>
-        <w:rPr>
-          <w:rFonts w:ascii="Times New Roman" w:hAnsi="Times New Roman" w:cs="Times New Roman"/>
-          <w:sz w:val="24"/>
-          <w:szCs w:val="24"/>
-          <w:lang w:val="en-US"/>
-        </w:rPr>
-        <w:t>Time spent interacting with this stranger mouse served as a measure of general sociability</w:t>
-      </w:r>
-      <w:r>
-        <w:rPr>
-          <w:rFonts w:ascii="Times New Roman" w:hAnsi="Times New Roman" w:cs="Times New Roman"/>
-          <w:sz w:val="24"/>
-          <w:szCs w:val="24"/>
-          <w:lang w:val="en-US"/>
-        </w:rPr>
-        <w:t>. After the first exploration phase, a</w:t>
-      </w:r>
-      <w:r>
-        <w:rPr>
-          <w:rFonts w:ascii="Times New Roman" w:hAnsi="Times New Roman" w:cs="Times New Roman"/>
-          <w:sz w:val="24"/>
-          <w:szCs w:val="24"/>
-          <w:lang w:val="en-US"/>
-        </w:rPr>
-        <w:t xml:space="preserve"> second </w:t>
-      </w:r>
-      <w:r>
-        <w:rPr>
-          <w:rFonts w:ascii="Times New Roman" w:hAnsi="Times New Roman" w:cs="Times New Roman"/>
-          <w:sz w:val="24"/>
-          <w:szCs w:val="24"/>
-          <w:lang w:val="en-US"/>
-        </w:rPr>
-        <w:t xml:space="preserve">stranger mouse was </w:t>
-      </w:r>
-      <w:r>
-        <w:rPr>
-          <w:rFonts w:ascii="Times New Roman" w:hAnsi="Times New Roman" w:cs="Times New Roman"/>
-          <w:sz w:val="24"/>
-          <w:szCs w:val="24"/>
-          <w:lang w:val="en-US"/>
-        </w:rPr>
-        <w:t>placed</w:t>
-      </w:r>
-      <w:r>
-        <w:rPr>
-          <w:rFonts w:ascii="Times New Roman" w:hAnsi="Times New Roman" w:cs="Times New Roman"/>
-          <w:sz w:val="24"/>
-          <w:szCs w:val="24"/>
-          <w:lang w:val="en-US"/>
-        </w:rPr>
-        <w:t xml:space="preserve"> in the opposite side compartment</w:t>
-      </w:r>
-      <w:r>
-        <w:rPr>
-          <w:rFonts w:ascii="Times New Roman" w:hAnsi="Times New Roman" w:cs="Times New Roman"/>
-          <w:sz w:val="24"/>
-          <w:szCs w:val="24"/>
-          <w:lang w:val="en-US"/>
-        </w:rPr>
-        <w:t xml:space="preserve"> (Figure 6B)</w:t>
+        <w:t>(Figure 6B)</w:t>
       </w:r>
       <w:r>
         <w:rPr>
@@ -6711,27 +6683,6 @@
     </w:p>
     <w:p>
       <w:pPr>
-        <w:rPr>
-          <w:rFonts w:ascii="Times New Roman" w:hAnsi="Times New Roman" w:cs="Times New Roman"/>
-          <w:i/>
-          <w:iCs/>
-          <w:sz w:val="24"/>
-          <w:szCs w:val="24"/>
-          <w:lang w:val="en-US"/>
-        </w:rPr>
-      </w:pPr>
-      <w:r>
-        <w:rPr>
-          <w:rFonts w:ascii="Times New Roman" w:hAnsi="Times New Roman" w:cs="Times New Roman"/>
-          <w:sz w:val="24"/>
-          <w:szCs w:val="24"/>
-          <w:lang w:val="en-US"/>
-        </w:rPr>
-        <w:t>-----</w:t>
-      </w:r>
-    </w:p>
-    <w:p>
-      <w:pPr>
         <w:pStyle w:val="ListParagraph"/>
         <w:numPr>
           <w:ilvl w:val="0"/>
@@ -6746,7 +6697,6 @@
           <w:lang w:val="en-GB"/>
         </w:rPr>
       </w:pPr>
-      <w:commentRangeStart w:id="13"/>
       <w:r>
         <w:rPr>
           <w:rFonts w:ascii="Times New Roman" w:hAnsi="Times New Roman" w:cs="Times New Roman"/>
@@ -6758,19 +6708,6 @@
         </w:rPr>
         <w:t>Buried food-seeking test</w:t>
       </w:r>
-      <w:commentRangeEnd w:id="13"/>
-      <w:r>
-        <w:rPr>
-          <w:rStyle w:val="CommentReference"/>
-          <w:rFonts w:ascii="Times New Roman" w:hAnsi="Times New Roman" w:cs="Times New Roman"/>
-          <w:b/>
-          <w:bCs/>
-          <w:sz w:val="24"/>
-          <w:szCs w:val="24"/>
-          <w:lang w:val="en-GB"/>
-        </w:rPr>
-        <w:commentReference w:id="13"/>
-      </w:r>
     </w:p>
     <w:p>
       <w:pPr>
@@ -6787,54 +6724,126 @@
           <w:rFonts w:ascii="Times New Roman" w:hAnsi="Times New Roman" w:cs="Times New Roman"/>
           <w:sz w:val="24"/>
           <w:szCs w:val="24"/>
-          <w:lang w:val="en-GB"/>
-        </w:rPr>
-        <w:t>The buried food</w:t>
-      </w:r>
-      <w:r>
-        <w:rPr>
-          <w:rFonts w:ascii="Times New Roman" w:hAnsi="Times New Roman" w:cs="Times New Roman"/>
-          <w:sz w:val="24"/>
-          <w:szCs w:val="24"/>
-          <w:lang w:val="en-GB"/>
-        </w:rPr>
-        <w:t>-seeking</w:t>
-      </w:r>
-      <w:r>
-        <w:rPr>
-          <w:rFonts w:ascii="Times New Roman" w:hAnsi="Times New Roman" w:cs="Times New Roman"/>
-          <w:sz w:val="24"/>
-          <w:szCs w:val="24"/>
-          <w:lang w:val="en-GB"/>
-        </w:rPr>
-        <w:t xml:space="preserve"> test (BFT) assesses the overall ability to detect and recognize food odors, a vital sensory </w:t>
-      </w:r>
-      <w:r>
-        <w:rPr>
-          <w:rFonts w:ascii="Times New Roman" w:hAnsi="Times New Roman" w:cs="Times New Roman"/>
-          <w:sz w:val="24"/>
-          <w:szCs w:val="24"/>
-          <w:lang w:val="en-GB"/>
-        </w:rPr>
-        <w:t>mechanism</w:t>
-      </w:r>
-      <w:r>
-        <w:rPr>
-          <w:rFonts w:ascii="Times New Roman" w:hAnsi="Times New Roman" w:cs="Times New Roman"/>
-          <w:sz w:val="24"/>
-          <w:szCs w:val="24"/>
-          <w:lang w:val="en-GB"/>
-        </w:rPr>
-        <w:t xml:space="preserve"> for survival</w:t>
-      </w:r>
-      <w:r>
-        <w:rPr>
-          <w:rFonts w:ascii="Times New Roman" w:hAnsi="Times New Roman" w:cs="Times New Roman"/>
-          <w:sz w:val="24"/>
-          <w:szCs w:val="24"/>
-          <w:lang w:val="en-GB"/>
-        </w:rPr>
-        <w:t xml:space="preserve"> in mice (12). </w:t>
+          <w:highlight w:val="cyan"/>
+          <w:lang w:val="en-US"/>
+        </w:rPr>
+        <w:t>Many patients receiving chemotherapy report alterations in smell and taste (24</w:t>
+      </w:r>
+      <w:r>
+        <w:rPr>
+          <w:rFonts w:ascii="Times New Roman" w:hAnsi="Times New Roman" w:cs="Times New Roman"/>
+          <w:sz w:val="24"/>
+          <w:szCs w:val="24"/>
+          <w:highlight w:val="cyan"/>
+          <w:lang w:val="en-US"/>
+        </w:rPr>
+        <w:t xml:space="preserve">). </w:t>
+      </w:r>
+      <w:r>
+        <w:rPr>
+          <w:highlight w:val="cyan"/>
+          <w:lang w:val="en-US"/>
+        </w:rPr>
+        <w:t xml:space="preserve"> </w:t>
+      </w:r>
+      <w:r>
+        <w:rPr>
+          <w:rFonts w:ascii="Times New Roman" w:hAnsi="Times New Roman" w:cs="Times New Roman"/>
+          <w:sz w:val="24"/>
+          <w:szCs w:val="24"/>
+          <w:highlight w:val="cyan"/>
+          <w:lang w:val="en-US"/>
+        </w:rPr>
+        <w:t xml:space="preserve">Because food odors are essential for survival in mice, the </w:t>
+      </w:r>
+      <w:r>
+        <w:rPr>
+          <w:rFonts w:ascii="Times New Roman" w:hAnsi="Times New Roman" w:cs="Times New Roman"/>
+          <w:sz w:val="24"/>
+          <w:szCs w:val="24"/>
+          <w:highlight w:val="cyan"/>
+          <w:lang w:val="en-US"/>
+        </w:rPr>
+        <w:t>Buried food-seeking test (</w:t>
+      </w:r>
+      <w:r>
+        <w:rPr>
+          <w:rFonts w:ascii="Times New Roman" w:hAnsi="Times New Roman" w:cs="Times New Roman"/>
+          <w:sz w:val="24"/>
+          <w:szCs w:val="24"/>
+          <w:highlight w:val="cyan"/>
+          <w:lang w:val="en-US"/>
+        </w:rPr>
+        <w:t>BFT</w:t>
+      </w:r>
+      <w:r>
+        <w:rPr>
+          <w:rFonts w:ascii="Times New Roman" w:hAnsi="Times New Roman" w:cs="Times New Roman"/>
+          <w:sz w:val="24"/>
+          <w:szCs w:val="24"/>
+          <w:highlight w:val="cyan"/>
+          <w:lang w:val="en-US"/>
+        </w:rPr>
+        <w:t>)</w:t>
+      </w:r>
+      <w:r>
+        <w:rPr>
+          <w:rFonts w:ascii="Times New Roman" w:hAnsi="Times New Roman" w:cs="Times New Roman"/>
+          <w:sz w:val="24"/>
+          <w:szCs w:val="24"/>
+          <w:highlight w:val="cyan"/>
+          <w:lang w:val="en-US"/>
+        </w:rPr>
+        <w:t xml:space="preserve"> allowed us to model these sensory alterations</w:t>
+      </w:r>
+      <w:r>
+        <w:rPr>
+          <w:rFonts w:ascii="Times New Roman" w:hAnsi="Times New Roman" w:cs="Times New Roman"/>
+          <w:sz w:val="24"/>
+          <w:szCs w:val="24"/>
+          <w:highlight w:val="cyan"/>
+          <w:lang w:val="en-US"/>
+        </w:rPr>
+        <w:t xml:space="preserve"> in mice </w:t>
+      </w:r>
+      <w:r>
+        <w:rPr>
+          <w:rFonts w:ascii="Times New Roman" w:hAnsi="Times New Roman" w:cs="Times New Roman"/>
+          <w:sz w:val="24"/>
+          <w:szCs w:val="24"/>
+          <w:highlight w:val="cyan"/>
+          <w:lang w:val="en-US"/>
+        </w:rPr>
+        <w:t>(12)</w:t>
+      </w:r>
+      <w:r>
+        <w:rPr>
+          <w:rFonts w:ascii="Times New Roman" w:hAnsi="Times New Roman" w:cs="Times New Roman"/>
+          <w:sz w:val="24"/>
+          <w:szCs w:val="24"/>
+          <w:highlight w:val="cyan"/>
+          <w:lang w:val="en-US"/>
+        </w:rPr>
+        <w:t xml:space="preserve">. </w:t>
+      </w:r>
+      <w:r>
+        <w:rPr>
+          <w:rFonts w:ascii="Times New Roman" w:hAnsi="Times New Roman" w:cs="Times New Roman"/>
+          <w:sz w:val="24"/>
+          <w:szCs w:val="24"/>
+          <w:highlight w:val="cyan"/>
+          <w:lang w:val="en-US"/>
+        </w:rPr>
+        <w:t>Specifically, the test measures the ability to detect and recognize these odors</w:t>
+      </w:r>
+      <w:r>
+        <w:rPr>
+          <w:rFonts w:ascii="Times New Roman" w:hAnsi="Times New Roman" w:cs="Times New Roman"/>
+          <w:sz w:val="24"/>
+          <w:szCs w:val="24"/>
+          <w:lang w:val="en-US"/>
+        </w:rPr>
+        <w:t xml:space="preserve">. </w:t>
       </w:r>
       <w:r>
         <w:rPr>
@@ -6853,7 +6862,25 @@
           <w:lang w:val="en-US"/>
         </w:rPr>
         <w:noBreakHyphen/>
-        <w:t>deprived for 24 hours to enhance their motivation to locate the buried food. On the test day, each mouse was placed in a clean Type III macrolon cage containing 3</w:t>
+        <w:t>deprived for 24</w:t>
+      </w:r>
+      <w:r>
+        <w:rPr>
+          <w:rFonts w:ascii="Times New Roman" w:hAnsi="Times New Roman" w:cs="Times New Roman"/>
+          <w:sz w:val="24"/>
+          <w:szCs w:val="24"/>
+          <w:lang w:val="en-US"/>
+        </w:rPr>
+        <w:t xml:space="preserve"> h</w:t>
+      </w:r>
+      <w:r>
+        <w:rPr>
+          <w:rFonts w:ascii="Times New Roman" w:hAnsi="Times New Roman" w:cs="Times New Roman"/>
+          <w:sz w:val="24"/>
+          <w:szCs w:val="24"/>
+          <w:lang w:val="en-US"/>
+        </w:rPr>
+        <w:t xml:space="preserve"> to enhance their motivation to locate the buried food. On the test day, each mouse was placed in a clean Type III macrolon cage containing 3</w:t>
       </w:r>
       <w:r>
         <w:rPr>
@@ -6871,7 +6898,25 @@
           <w:szCs w:val="24"/>
           <w:lang w:val="en-US"/>
         </w:rPr>
-        <w:t xml:space="preserve"> of bedding, with a piece of almond hidden at a random location. The almond was buried 1 cm beneath the surface and fully covered with bedding to eliminate any visual cues.</w:t>
+        <w:t xml:space="preserve"> of bedding, with a piece of almond hidden at a random location. The almond </w:t>
+      </w:r>
+      <w:r>
+        <w:rPr>
+          <w:rFonts w:ascii="Times New Roman" w:hAnsi="Times New Roman" w:cs="Times New Roman"/>
+          <w:sz w:val="24"/>
+          <w:szCs w:val="24"/>
+          <w:lang w:val="en-US"/>
+        </w:rPr>
+        <w:t xml:space="preserve">(5mm) </w:t>
+      </w:r>
+      <w:r>
+        <w:rPr>
+          <w:rFonts w:ascii="Times New Roman" w:hAnsi="Times New Roman" w:cs="Times New Roman"/>
+          <w:sz w:val="24"/>
+          <w:szCs w:val="24"/>
+          <w:lang w:val="en-US"/>
+        </w:rPr>
+        <w:t>was buried 1 cm beneath the surface and fully covered with bedding to eliminate any visual cues.</w:t>
       </w:r>
       <w:r>
         <w:rPr>
@@ -6889,7 +6934,27 @@
           <w:szCs w:val="24"/>
           <w:lang w:val="en-US"/>
         </w:rPr>
-        <w:t>Mice were given 15 minutes to locate the buried food. The primary outcome measure was the latency to find the food. Animals that failed to locate the food within the allotted time were assigned a maximum latency of 900 seconds. After each trial, cages were cleaned and fresh bedding was added to minimize residual odor cues from previous mice.</w:t>
+        <w:t>Mice were given 15 min to locate the buried food. The primary outcome measure was the latency to find the food. Animals that failed to locate the food within the allotted time were assigned a maximum latency of 900 seconds. After each trial, cages were cleaned and fresh bedding was added to minimize residual odor cues from previous mice.</w:t>
+      </w:r>
+    </w:p>
+    <w:p>
+      <w:pPr>
+        <w:ind w:firstLine="709"/>
+        <w:rPr>
+          <w:rFonts w:ascii="Times New Roman" w:hAnsi="Times New Roman" w:cs="Times New Roman"/>
+          <w:sz w:val="24"/>
+          <w:szCs w:val="24"/>
+          <w:lang w:val="en-US"/>
+        </w:rPr>
+      </w:pPr>
+      <w:r>
+        <w:rPr>
+          <w:rFonts w:ascii="Times New Roman" w:hAnsi="Times New Roman" w:cs="Times New Roman"/>
+          <w:sz w:val="24"/>
+          <w:szCs w:val="24"/>
+          <w:lang w:val="en-US"/>
+        </w:rPr>
+        <w:t>-----------</w:t>
       </w:r>
     </w:p>
     <w:p>
@@ -7019,17 +7084,7 @@
           <w:szCs w:val="24"/>
           <w:lang w:val="en-US"/>
         </w:rPr>
-        <w:t xml:space="preserve">The setup consisted of a circular pool filled with water maintained at 26 ± 1 °C and mixed with an opacifier to enhance </w:t>
-      </w:r>
-      <w:r>
-        <w:rPr>
-          <w:rFonts w:ascii="Times New Roman" w:hAnsi="Times New Roman" w:cs="Times New Roman"/>
-          <w:sz w:val="24"/>
-          <w:szCs w:val="24"/>
-          <w:lang w:val="en-US"/>
-        </w:rPr>
-        <w:lastRenderedPageBreak/>
-        <w:t>tracking of dark</w:t>
+        <w:t>The setup consisted of a circular pool filled with water maintained at 26 ± 1 °C and mixed with an opacifier to enhance tracking of dark</w:t>
       </w:r>
       <w:r>
         <w:rPr>
@@ -7084,7 +7139,17 @@
           <w:szCs w:val="24"/>
           <w:lang w:val="en-US"/>
         </w:rPr>
-        <w:t xml:space="preserve"> daily to ensure stability, as deviations toward colder or warmer temperatures can impair both learning and locomotion</w:t>
+        <w:t xml:space="preserve"> daily to ensure stability, as </w:t>
+      </w:r>
+      <w:r>
+        <w:rPr>
+          <w:rFonts w:ascii="Times New Roman" w:hAnsi="Times New Roman" w:cs="Times New Roman"/>
+          <w:sz w:val="24"/>
+          <w:szCs w:val="24"/>
+          <w:lang w:val="en-US"/>
+        </w:rPr>
+        <w:lastRenderedPageBreak/>
+        <w:t>deviations toward colder or warmer temperatures can impair both learning and locomotion</w:t>
       </w:r>
       <w:r>
         <w:rPr>
@@ -9012,7 +9077,25 @@
           <w:szCs w:val="24"/>
           <w:lang w:val="en-US"/>
         </w:rPr>
-        <w:t>For each effect, we report the Bayes factor, the 9</w:t>
+        <w:t>For each effect, we report the Bayes factor</w:t>
+      </w:r>
+      <w:r>
+        <w:rPr>
+          <w:rFonts w:ascii="Times New Roman" w:hAnsi="Times New Roman" w:cs="Times New Roman"/>
+          <w:sz w:val="24"/>
+          <w:szCs w:val="24"/>
+          <w:lang w:val="en-US"/>
+        </w:rPr>
+        <w:t xml:space="preserve"> and </w:t>
+      </w:r>
+      <w:r>
+        <w:rPr>
+          <w:rFonts w:ascii="Times New Roman" w:hAnsi="Times New Roman" w:cs="Times New Roman"/>
+          <w:sz w:val="24"/>
+          <w:szCs w:val="24"/>
+          <w:lang w:val="en-US"/>
+        </w:rPr>
+        <w:t>the 9</w:t>
       </w:r>
       <w:r>
         <w:rPr>
@@ -9040,25 +9123,34 @@
           <w:lang w:val="en-US"/>
         </w:rPr>
         <w:noBreakHyphen/>
-        <w:t>density interval (HDI)</w:t>
-      </w:r>
-      <w:r>
-        <w:rPr>
-          <w:rFonts w:ascii="Times New Roman" w:hAnsi="Times New Roman" w:cs="Times New Roman"/>
-          <w:sz w:val="24"/>
-          <w:szCs w:val="24"/>
-          <w:lang w:val="en-US"/>
-        </w:rPr>
-        <w:t>, and the prior</w:t>
-      </w:r>
-      <w:r>
-        <w:rPr>
-          <w:rFonts w:ascii="Times New Roman" w:hAnsi="Times New Roman" w:cs="Times New Roman"/>
-          <w:sz w:val="24"/>
-          <w:szCs w:val="24"/>
-          <w:lang w:val="en-US"/>
-        </w:rPr>
-        <w:t>. Values greater than 1 indicate evidence in favor of the alternative hypothesis, whereas values less than 1 indicate evidence in favor of the null.</w:t>
+        <w:t>density interval (HDI</w:t>
+      </w:r>
+      <w:r>
+        <w:rPr>
+          <w:rFonts w:ascii="Times New Roman" w:hAnsi="Times New Roman" w:cs="Times New Roman"/>
+          <w:sz w:val="24"/>
+          <w:szCs w:val="24"/>
+          <w:lang w:val="en-US"/>
+        </w:rPr>
+        <w:t>)</w:t>
+      </w:r>
+      <w:r>
+        <w:rPr>
+          <w:rFonts w:ascii="Times New Roman" w:hAnsi="Times New Roman" w:cs="Times New Roman"/>
+          <w:sz w:val="24"/>
+          <w:szCs w:val="24"/>
+          <w:lang w:val="en-US"/>
+        </w:rPr>
+        <w:t xml:space="preserve"> for the estimate</w:t>
+      </w:r>
+      <w:r>
+        <w:rPr>
+          <w:rFonts w:ascii="Times New Roman" w:hAnsi="Times New Roman" w:cs="Times New Roman"/>
+          <w:sz w:val="24"/>
+          <w:szCs w:val="24"/>
+          <w:lang w:val="en-US"/>
+        </w:rPr>
+        <w:t>.</w:t>
       </w:r>
       <w:r>
         <w:rPr>
@@ -9076,6 +9168,24 @@
           <w:szCs w:val="24"/>
           <w:lang w:val="en-US"/>
         </w:rPr>
+        <w:t>Values greater than 1 indicate evidence in favor of the alternative hypothesis, whereas values less than 1 indicate evidence in favor of the null.</w:t>
+      </w:r>
+      <w:r>
+        <w:rPr>
+          <w:rFonts w:ascii="Times New Roman" w:hAnsi="Times New Roman" w:cs="Times New Roman"/>
+          <w:sz w:val="24"/>
+          <w:szCs w:val="24"/>
+          <w:lang w:val="en-US"/>
+        </w:rPr>
+        <w:t xml:space="preserve"> </w:t>
+      </w:r>
+      <w:r>
+        <w:rPr>
+          <w:rFonts w:ascii="Times New Roman" w:hAnsi="Times New Roman" w:cs="Times New Roman"/>
+          <w:sz w:val="24"/>
+          <w:szCs w:val="24"/>
+          <w:lang w:val="en-US"/>
+        </w:rPr>
         <w:t>We interpreted Bayes factors according to the guidelines of Wagenmakers et al. (2018) (21), which are adapted from the original scale created by Jeffrey (1961) (</w:t>
       </w:r>
       <w:r>
@@ -9086,6 +9196,96 @@
           <w:lang w:val="en-US"/>
         </w:rPr>
         <w:t>22).</w:t>
+      </w:r>
+      <w:r>
+        <w:rPr>
+          <w:rFonts w:ascii="Times New Roman" w:hAnsi="Times New Roman" w:cs="Times New Roman"/>
+          <w:sz w:val="24"/>
+          <w:szCs w:val="24"/>
+          <w:lang w:val="en-US"/>
+        </w:rPr>
+        <w:t xml:space="preserve"> </w:t>
+      </w:r>
+      <w:r>
+        <w:rPr>
+          <w:rFonts w:ascii="Times New Roman" w:hAnsi="Times New Roman" w:cs="Times New Roman"/>
+          <w:sz w:val="24"/>
+          <w:szCs w:val="24"/>
+          <w:highlight w:val="cyan"/>
+          <w:lang w:val="en-US"/>
+        </w:rPr>
+        <w:t xml:space="preserve">Details of the </w:t>
+      </w:r>
+      <w:r>
+        <w:rPr>
+          <w:rFonts w:ascii="Times New Roman" w:hAnsi="Times New Roman" w:cs="Times New Roman"/>
+          <w:sz w:val="24"/>
+          <w:szCs w:val="24"/>
+          <w:highlight w:val="yellow"/>
+          <w:lang w:val="en-US"/>
+        </w:rPr>
+        <w:t>priors</w:t>
+      </w:r>
+      <w:r>
+        <w:rPr>
+          <w:rFonts w:ascii="Times New Roman" w:hAnsi="Times New Roman" w:cs="Times New Roman"/>
+          <w:sz w:val="24"/>
+          <w:szCs w:val="24"/>
+          <w:highlight w:val="cyan"/>
+          <w:lang w:val="en-US"/>
+        </w:rPr>
+        <w:t xml:space="preserve"> employed in the testing procedure are provided in the Appendix</w:t>
+      </w:r>
+      <w:r>
+        <w:rPr>
+          <w:rFonts w:ascii="Times New Roman" w:hAnsi="Times New Roman" w:cs="Times New Roman"/>
+          <w:sz w:val="24"/>
+          <w:szCs w:val="24"/>
+          <w:highlight w:val="cyan"/>
+          <w:lang w:val="en-US"/>
+        </w:rPr>
+        <w:t xml:space="preserve">, </w:t>
+      </w:r>
+      <w:r>
+        <w:rPr>
+          <w:rFonts w:ascii="Times New Roman" w:hAnsi="Times New Roman" w:cs="Times New Roman"/>
+          <w:sz w:val="24"/>
+          <w:szCs w:val="24"/>
+          <w:highlight w:val="cyan"/>
+          <w:lang w:val="en-US"/>
+        </w:rPr>
+        <w:t xml:space="preserve">which also includes the </w:t>
+      </w:r>
+      <w:r>
+        <w:rPr>
+          <w:rFonts w:ascii="Times New Roman" w:hAnsi="Times New Roman" w:cs="Times New Roman"/>
+          <w:sz w:val="24"/>
+          <w:szCs w:val="24"/>
+          <w:highlight w:val="yellow"/>
+          <w:lang w:val="en-US"/>
+        </w:rPr>
+        <w:t>parameter</w:t>
+      </w:r>
+      <w:r>
+        <w:rPr>
+          <w:rFonts w:ascii="Times New Roman" w:hAnsi="Times New Roman" w:cs="Times New Roman"/>
+          <w:sz w:val="24"/>
+          <w:szCs w:val="24"/>
+          <w:highlight w:val="yellow"/>
+          <w:lang w:val="en-US"/>
+        </w:rPr>
+        <w:noBreakHyphen/>
+        <w:t xml:space="preserve">recovery analyses </w:t>
+      </w:r>
+      <w:r>
+        <w:rPr>
+          <w:rFonts w:ascii="Times New Roman" w:hAnsi="Times New Roman" w:cs="Times New Roman"/>
+          <w:sz w:val="24"/>
+          <w:szCs w:val="24"/>
+          <w:highlight w:val="cyan"/>
+          <w:lang w:val="en-US"/>
+        </w:rPr>
+        <w:t>for all models.</w:t>
       </w:r>
     </w:p>
     <w:p>
@@ -9109,9 +9309,7 @@
           <w:lang w:val="en-US"/>
         </w:rPr>
       </w:pPr>
-      <w:commentRangeStart w:id="14"/>
-      <w:commentRangeStart w:id="15"/>
-      <w:commentRangeStart w:id="16"/>
+      <w:commentRangeStart w:id="13"/>
       <w:r>
         <w:rPr>
           <w:rFonts w:ascii="Times New Roman" w:hAnsi="Times New Roman" w:cs="Times New Roman"/>
@@ -9123,7 +9321,7 @@
         </w:rPr>
         <w:t>Results</w:t>
       </w:r>
-      <w:commentRangeEnd w:id="16"/>
+      <w:commentRangeEnd w:id="13"/>
       <w:r>
         <w:rPr>
           <w:rStyle w:val="CommentReference"/>
@@ -9134,46 +9332,8 @@
           <w:szCs w:val="24"/>
           <w:lang w:val="en-US"/>
         </w:rPr>
-        <w:commentReference w:id="16"/>
-      </w:r>
-      <w:commentRangeEnd w:id="14"/>
-      <w:r>
-        <w:rPr>
-          <w:rStyle w:val="CommentReference"/>
-          <w:rFonts w:ascii="Times New Roman" w:hAnsi="Times New Roman" w:cs="Times New Roman"/>
-          <w:b/>
-          <w:bCs/>
-          <w:sz w:val="24"/>
-          <w:szCs w:val="24"/>
-          <w:lang w:val="en-US"/>
-        </w:rPr>
-        <w:commentReference w:id="14"/>
-      </w:r>
-      <w:commentRangeEnd w:id="15"/>
-      <w:r>
-        <w:rPr>
-          <w:rStyle w:val="CommentReference"/>
-          <w:rFonts w:ascii="Times New Roman" w:hAnsi="Times New Roman" w:cs="Times New Roman"/>
-          <w:b/>
-          <w:bCs/>
-          <w:sz w:val="24"/>
-          <w:szCs w:val="24"/>
-          <w:lang w:val="en-US"/>
-        </w:rPr>
-        <w:commentReference w:id="15"/>
-      </w:r>
-    </w:p>
-    <w:p>
-      <w:pPr>
-        <w:rPr>
-          <w:rFonts w:ascii="Times New Roman" w:hAnsi="Times New Roman" w:cs="Times New Roman"/>
-          <w:b/>
-          <w:bCs/>
-          <w:sz w:val="24"/>
-          <w:szCs w:val="24"/>
-          <w:lang w:val="en-US"/>
-        </w:rPr>
-      </w:pPr>
+        <w:commentReference w:id="13"/>
+      </w:r>
     </w:p>
     <w:p>
       <w:pPr>
@@ -9213,7 +9373,7 @@
           <w:lang w:val="en-US"/>
         </w:rPr>
       </w:pPr>
-      <w:commentRangeStart w:id="17"/>
+      <w:commentRangeStart w:id="14"/>
       <w:r>
         <w:rPr>
           <w:rFonts w:ascii="Times New Roman" w:hAnsi="Times New Roman" w:cs="Times New Roman"/>
@@ -9223,7 +9383,7 @@
         </w:rPr>
         <w:t xml:space="preserve">Total path length </w:t>
       </w:r>
-      <w:commentRangeEnd w:id="17"/>
+      <w:commentRangeEnd w:id="14"/>
       <w:r>
         <w:rPr>
           <w:rStyle w:val="CommentReference"/>
@@ -9232,7 +9392,7 @@
           <w:szCs w:val="24"/>
           <w:lang w:val="en-US"/>
         </w:rPr>
-        <w:commentReference w:id="17"/>
+        <w:commentReference w:id="14"/>
       </w:r>
       <w:r>
         <w:rPr>
@@ -9875,7 +10035,7 @@
           <w:szCs w:val="24"/>
           <w:lang w:val="en-US"/>
         </w:rPr>
-        <w:t>,</w:t>
+        <w:t>)</w:t>
       </w:r>
       <w:r>
         <w:rPr>
@@ -9885,62 +10045,6 @@
           <w:lang w:val="en-US"/>
         </w:rPr>
         <w:t xml:space="preserve"> </w:t>
-      </w:r>
-      <w:r>
-        <w:rPr>
-          <w:rFonts w:ascii="Times New Roman" w:eastAsiaTheme="minorEastAsia" w:hAnsi="Times New Roman" w:cs="Times New Roman"/>
-          <w:sz w:val="24"/>
-          <w:szCs w:val="24"/>
-          <w:lang w:val="en-US"/>
-        </w:rPr>
-        <w:t xml:space="preserve">prior = </w:t>
-      </w:r>
-      <w:r>
-        <w:rPr>
-          <w:rFonts w:ascii="Times New Roman" w:eastAsiaTheme="minorEastAsia" w:hAnsi="Times New Roman" w:cs="Times New Roman"/>
-          <w:i/>
-          <w:iCs/>
-          <w:sz w:val="24"/>
-          <w:szCs w:val="24"/>
-          <w:lang w:val="en-US"/>
-        </w:rPr>
-        <w:t>N</w:t>
-      </w:r>
-      <w:r>
-        <w:rPr>
-          <w:rFonts w:ascii="Times New Roman" w:eastAsiaTheme="minorEastAsia" w:hAnsi="Times New Roman" w:cs="Times New Roman"/>
-          <w:sz w:val="24"/>
-          <w:szCs w:val="24"/>
-          <w:lang w:val="en-US"/>
-        </w:rPr>
-        <w:t xml:space="preserve">(0, </w:t>
-      </w:r>
-      <w:r>
-        <w:rPr>
-          <w:rFonts w:ascii="Times New Roman" w:eastAsiaTheme="minorEastAsia" w:hAnsi="Times New Roman" w:cs="Times New Roman"/>
-          <w:sz w:val="24"/>
-          <w:szCs w:val="24"/>
-          <w:lang w:val="en-US"/>
-        </w:rPr>
-        <w:t>1</w:t>
-      </w:r>
-      <w:r>
-        <w:rPr>
-          <w:rFonts w:ascii="Times New Roman" w:hAnsi="Times New Roman" w:cs="Times New Roman"/>
-          <w:sz w:val="24"/>
-          <w:szCs w:val="24"/>
-          <w:lang w:val="en-US"/>
-        </w:rPr>
-        <w:t>))</w:t>
-      </w:r>
-      <w:r>
-        <w:rPr>
-          <w:rFonts w:ascii="Times New Roman" w:eastAsiaTheme="minorEastAsia" w:hAnsi="Times New Roman" w:cs="Times New Roman"/>
-          <w:sz w:val="24"/>
-          <w:szCs w:val="24"/>
-          <w:lang w:val="en-US"/>
-        </w:rPr>
-        <w:t xml:space="preserve">, </w:t>
       </w:r>
       <w:r>
         <w:rPr>
@@ -10279,63 +10383,16 @@
           <w:szCs w:val="24"/>
           <w:lang w:val="en-US"/>
         </w:rPr>
-        <w:t>],</w:t>
-      </w:r>
-      <w:r>
-        <w:rPr>
-          <w:rFonts w:ascii="Times New Roman" w:eastAsiaTheme="minorEastAsia" w:hAnsi="Times New Roman" w:cs="Times New Roman"/>
-          <w:sz w:val="24"/>
-          <w:szCs w:val="24"/>
-          <w:lang w:val="en-US"/>
-        </w:rPr>
-        <w:t xml:space="preserve"> </w:t>
-      </w:r>
-      <w:r>
-        <w:rPr>
-          <w:rFonts w:ascii="Times New Roman" w:eastAsiaTheme="minorEastAsia" w:hAnsi="Times New Roman" w:cs="Times New Roman"/>
-          <w:sz w:val="24"/>
-          <w:szCs w:val="24"/>
-          <w:lang w:val="en-US"/>
-        </w:rPr>
-        <w:t xml:space="preserve">prior = </w:t>
-      </w:r>
-      <w:r>
-        <w:rPr>
-          <w:rFonts w:ascii="Times New Roman" w:eastAsiaTheme="minorEastAsia" w:hAnsi="Times New Roman" w:cs="Times New Roman"/>
-          <w:i/>
-          <w:iCs/>
-          <w:sz w:val="24"/>
-          <w:szCs w:val="24"/>
-          <w:lang w:val="en-US"/>
-        </w:rPr>
-        <w:t>N</w:t>
-      </w:r>
-      <w:r>
-        <w:rPr>
-          <w:rFonts w:ascii="Times New Roman" w:eastAsiaTheme="minorEastAsia" w:hAnsi="Times New Roman" w:cs="Times New Roman"/>
-          <w:sz w:val="24"/>
-          <w:szCs w:val="24"/>
-          <w:lang w:val="en-US"/>
-        </w:rPr>
-        <w:t xml:space="preserve">(0, </w:t>
-      </w:r>
-      <w:r>
-        <w:rPr>
-          <w:rFonts w:ascii="Times New Roman" w:eastAsiaTheme="minorEastAsia" w:hAnsi="Times New Roman" w:cs="Times New Roman"/>
-          <w:sz w:val="24"/>
-          <w:szCs w:val="24"/>
-          <w:lang w:val="en-US"/>
-        </w:rPr>
-        <w:t>1</w:t>
-      </w:r>
-      <w:r>
-        <w:rPr>
-          <w:rFonts w:ascii="Times New Roman" w:hAnsi="Times New Roman" w:cs="Times New Roman"/>
-          <w:sz w:val="24"/>
-          <w:szCs w:val="24"/>
-          <w:lang w:val="en-US"/>
-        </w:rPr>
-        <w:t>))</w:t>
+        <w:t>]</w:t>
+      </w:r>
+      <w:r>
+        <w:rPr>
+          <w:rFonts w:ascii="Times New Roman" w:hAnsi="Times New Roman" w:cs="Times New Roman"/>
+          <w:sz w:val="24"/>
+          <w:szCs w:val="24"/>
+          <w:lang w:val="en-US"/>
+        </w:rPr>
+        <w:t>)</w:t>
       </w:r>
       <w:r>
         <w:rPr>
@@ -10645,7 +10702,7 @@
           <w:szCs w:val="24"/>
           <w:lang w:val="en-US"/>
         </w:rPr>
-        <w:t>],</w:t>
+        <w:t>]</w:t>
       </w:r>
       <w:r>
         <w:rPr>
@@ -10654,54 +10711,16 @@
           <w:szCs w:val="24"/>
           <w:lang w:val="en-US"/>
         </w:rPr>
-        <w:t xml:space="preserve"> </w:t>
-      </w:r>
-      <w:r>
-        <w:rPr>
-          <w:rFonts w:ascii="Times New Roman" w:eastAsiaTheme="minorEastAsia" w:hAnsi="Times New Roman" w:cs="Times New Roman"/>
-          <w:sz w:val="24"/>
-          <w:szCs w:val="24"/>
-          <w:lang w:val="en-US"/>
-        </w:rPr>
-        <w:t xml:space="preserve">prior = </w:t>
-      </w:r>
-      <w:r>
-        <w:rPr>
-          <w:rFonts w:ascii="Times New Roman" w:eastAsiaTheme="minorEastAsia" w:hAnsi="Times New Roman" w:cs="Times New Roman"/>
-          <w:i/>
-          <w:iCs/>
-          <w:sz w:val="24"/>
-          <w:szCs w:val="24"/>
-          <w:lang w:val="en-US"/>
-        </w:rPr>
-        <w:t>N</w:t>
-      </w:r>
-      <w:r>
-        <w:rPr>
-          <w:rFonts w:ascii="Times New Roman" w:eastAsiaTheme="minorEastAsia" w:hAnsi="Times New Roman" w:cs="Times New Roman"/>
-          <w:sz w:val="24"/>
-          <w:szCs w:val="24"/>
-          <w:lang w:val="en-US"/>
-        </w:rPr>
-        <w:t xml:space="preserve">(0, </w:t>
-      </w:r>
-      <w:r>
-        <w:rPr>
-          <w:rFonts w:ascii="Times New Roman" w:hAnsi="Times New Roman" w:cs="Times New Roman"/>
-          <w:sz w:val="24"/>
-          <w:szCs w:val="24"/>
-          <w:lang w:val="en-US"/>
-        </w:rPr>
-        <w:t xml:space="preserve">2)). </w:t>
-      </w:r>
-      <w:r>
-        <w:rPr>
-          <w:rFonts w:ascii="Times New Roman" w:hAnsi="Times New Roman" w:cs="Times New Roman"/>
-          <w:sz w:val="24"/>
-          <w:szCs w:val="24"/>
-          <w:lang w:val="en-US"/>
-        </w:rPr>
-        <w:t>Next, we compared the two environments within each treatment group. Enriched housing increased locomotor activity relative to poor housing for both saline</w:t>
+        <w:t>). N</w:t>
+      </w:r>
+      <w:r>
+        <w:rPr>
+          <w:rFonts w:ascii="Times New Roman" w:hAnsi="Times New Roman" w:cs="Times New Roman"/>
+          <w:sz w:val="24"/>
+          <w:szCs w:val="24"/>
+          <w:lang w:val="en-US"/>
+        </w:rPr>
+        <w:t>ext, we compared the two environments within each treatment group. Enriched housing increased locomotor activity relative to poor housing for both saline</w:t>
       </w:r>
       <w:r>
         <w:rPr>
@@ -11137,7 +11156,7 @@
           <w:szCs w:val="24"/>
           <w:lang w:val="en-US"/>
         </w:rPr>
-        <w:t>],</w:t>
+        <w:t>]</w:t>
       </w:r>
       <w:r>
         <w:rPr>
@@ -11146,120 +11165,119 @@
           <w:szCs w:val="24"/>
           <w:lang w:val="en-US"/>
         </w:rPr>
+        <w:t>).</w:t>
+      </w:r>
+      <w:r>
+        <w:rPr>
+          <w:rFonts w:ascii="Times New Roman" w:eastAsiaTheme="minorEastAsia" w:hAnsi="Times New Roman" w:cs="Times New Roman"/>
+          <w:sz w:val="24"/>
+          <w:szCs w:val="24"/>
+          <w:lang w:val="en-US"/>
+        </w:rPr>
         <w:t xml:space="preserve"> </w:t>
       </w:r>
-      <w:r>
-        <w:rPr>
-          <w:rFonts w:ascii="Times New Roman" w:eastAsiaTheme="minorEastAsia" w:hAnsi="Times New Roman" w:cs="Times New Roman"/>
-          <w:sz w:val="24"/>
-          <w:szCs w:val="24"/>
-          <w:lang w:val="en-US"/>
-        </w:rPr>
-        <w:t xml:space="preserve">prior = </w:t>
-      </w:r>
-      <w:r>
-        <w:rPr>
-          <w:rFonts w:ascii="Times New Roman" w:eastAsiaTheme="minorEastAsia" w:hAnsi="Times New Roman" w:cs="Times New Roman"/>
+    </w:p>
+    <w:p>
+      <w:pPr>
+        <w:ind w:firstLine="709"/>
+        <w:rPr>
+          <w:rFonts w:ascii="Times New Roman" w:hAnsi="Times New Roman" w:cs="Times New Roman"/>
+          <w:sz w:val="24"/>
+          <w:szCs w:val="24"/>
+          <w:lang w:val="en-US"/>
+        </w:rPr>
+      </w:pPr>
+      <w:r>
+        <w:rPr>
+          <w:rFonts w:ascii="Times New Roman" w:hAnsi="Times New Roman" w:cs="Times New Roman"/>
+          <w:sz w:val="24"/>
+          <w:szCs w:val="24"/>
+          <w:lang w:val="en-US"/>
+        </w:rPr>
+        <w:t xml:space="preserve">Thigmotaxis and exploration were quantified as time spent in the periphery and center, respectively. </w:t>
+      </w:r>
+      <w:r>
+        <w:rPr>
+          <w:rFonts w:ascii="Times New Roman" w:hAnsi="Times New Roman" w:cs="Times New Roman"/>
+          <w:sz w:val="24"/>
+          <w:szCs w:val="24"/>
+          <w:lang w:val="en-US"/>
+        </w:rPr>
+        <w:t xml:space="preserve">A two-way ANOVA revealed no main effect of </w:t>
+      </w:r>
+      <w:r>
+        <w:rPr>
+          <w:rFonts w:ascii="Times New Roman" w:hAnsi="Times New Roman" w:cs="Times New Roman"/>
+          <w:sz w:val="24"/>
+          <w:szCs w:val="24"/>
+          <w:lang w:val="en-US"/>
+        </w:rPr>
+        <w:t>environment in both peripher</w:t>
+      </w:r>
+      <w:r>
+        <w:rPr>
+          <w:rFonts w:ascii="Times New Roman" w:hAnsi="Times New Roman" w:cs="Times New Roman"/>
+          <w:sz w:val="24"/>
+          <w:szCs w:val="24"/>
+          <w:lang w:val="en-US"/>
+        </w:rPr>
+        <w:t>al</w:t>
+      </w:r>
+      <w:r>
+        <w:rPr>
+          <w:rFonts w:ascii="Times New Roman" w:hAnsi="Times New Roman" w:cs="Times New Roman"/>
+          <w:sz w:val="24"/>
+          <w:szCs w:val="24"/>
+          <w:lang w:val="en-US"/>
+        </w:rPr>
+        <w:t xml:space="preserve"> </w:t>
+      </w:r>
+      <w:r>
+        <w:rPr>
+          <w:rFonts w:ascii="Times New Roman" w:hAnsi="Times New Roman" w:cs="Times New Roman"/>
+          <w:sz w:val="24"/>
+          <w:szCs w:val="24"/>
+          <w:lang w:val="en-US"/>
+        </w:rPr>
+        <w:t>(</w:t>
+      </w:r>
+      <w:r>
+        <w:rPr>
+          <w:rFonts w:ascii="Times New Roman" w:hAnsi="Times New Roman" w:cs="Times New Roman"/>
           <w:i/>
           <w:iCs/>
           <w:sz w:val="24"/>
           <w:szCs w:val="24"/>
           <w:lang w:val="en-US"/>
         </w:rPr>
-        <w:t>N</w:t>
-      </w:r>
-      <w:r>
-        <w:rPr>
-          <w:rFonts w:ascii="Times New Roman" w:eastAsiaTheme="minorEastAsia" w:hAnsi="Times New Roman" w:cs="Times New Roman"/>
-          <w:sz w:val="24"/>
-          <w:szCs w:val="24"/>
-          <w:lang w:val="en-US"/>
-        </w:rPr>
-        <w:t>(0,</w:t>
-      </w:r>
-      <w:r>
-        <w:rPr>
-          <w:rFonts w:ascii="Times New Roman" w:eastAsiaTheme="minorEastAsia" w:hAnsi="Times New Roman" w:cs="Times New Roman"/>
-          <w:sz w:val="24"/>
-          <w:szCs w:val="24"/>
-          <w:lang w:val="en-US"/>
-        </w:rPr>
-        <w:t xml:space="preserve"> 3)).</w:t>
-      </w:r>
-      <w:r>
-        <w:rPr>
-          <w:rFonts w:ascii="Times New Roman" w:eastAsiaTheme="minorEastAsia" w:hAnsi="Times New Roman" w:cs="Times New Roman"/>
-          <w:sz w:val="24"/>
-          <w:szCs w:val="24"/>
-          <w:lang w:val="en-US"/>
-        </w:rPr>
-        <w:t xml:space="preserve"> </w:t>
-      </w:r>
-    </w:p>
-    <w:p>
-      <w:pPr>
-        <w:ind w:firstLine="709"/>
-        <w:rPr>
-          <w:rFonts w:ascii="Times New Roman" w:hAnsi="Times New Roman" w:cs="Times New Roman"/>
-          <w:sz w:val="24"/>
-          <w:szCs w:val="24"/>
-          <w:lang w:val="en-US"/>
-        </w:rPr>
-      </w:pPr>
-      <w:r>
-        <w:rPr>
-          <w:rFonts w:ascii="Times New Roman" w:hAnsi="Times New Roman" w:cs="Times New Roman"/>
-          <w:sz w:val="24"/>
-          <w:szCs w:val="24"/>
-          <w:lang w:val="en-US"/>
-        </w:rPr>
-        <w:t xml:space="preserve">Thigmotaxis and exploration were quantified as time spent in the periphery and center, respectively. </w:t>
-      </w:r>
-      <w:r>
-        <w:rPr>
-          <w:rFonts w:ascii="Times New Roman" w:hAnsi="Times New Roman" w:cs="Times New Roman"/>
-          <w:sz w:val="24"/>
-          <w:szCs w:val="24"/>
-          <w:lang w:val="en-US"/>
-        </w:rPr>
-        <w:t xml:space="preserve">A two-way ANOVA revealed no main effect of </w:t>
-      </w:r>
-      <w:r>
-        <w:rPr>
-          <w:rFonts w:ascii="Times New Roman" w:hAnsi="Times New Roman" w:cs="Times New Roman"/>
-          <w:sz w:val="24"/>
-          <w:szCs w:val="24"/>
-          <w:lang w:val="en-US"/>
-        </w:rPr>
-        <w:t>environment in both peripher</w:t>
-      </w:r>
-      <w:r>
-        <w:rPr>
-          <w:rFonts w:ascii="Times New Roman" w:hAnsi="Times New Roman" w:cs="Times New Roman"/>
-          <w:sz w:val="24"/>
-          <w:szCs w:val="24"/>
-          <w:lang w:val="en-US"/>
-        </w:rPr>
-        <w:t>al</w:t>
-      </w:r>
-      <w:r>
-        <w:rPr>
-          <w:rFonts w:ascii="Times New Roman" w:hAnsi="Times New Roman" w:cs="Times New Roman"/>
-          <w:sz w:val="24"/>
-          <w:szCs w:val="24"/>
-          <w:lang w:val="en-US"/>
-        </w:rPr>
-        <w:t xml:space="preserve"> </w:t>
-      </w:r>
-      <w:r>
-        <w:rPr>
-          <w:rFonts w:ascii="Times New Roman" w:hAnsi="Times New Roman" w:cs="Times New Roman"/>
-          <w:sz w:val="24"/>
-          <w:szCs w:val="24"/>
-          <w:lang w:val="en-US"/>
-        </w:rPr>
-        <w:lastRenderedPageBreak/>
-        <w:t>(</w:t>
+        <w:t>F</w:t>
+      </w:r>
+      <w:r>
+        <w:rPr>
+          <w:rFonts w:ascii="Times New Roman" w:hAnsi="Times New Roman" w:cs="Times New Roman"/>
+          <w:sz w:val="24"/>
+          <w:szCs w:val="24"/>
+          <w:lang w:val="en-US"/>
+        </w:rPr>
+        <w:t>(1, 30) =</w:t>
+      </w:r>
+      <w:r>
+        <w:rPr>
+          <w:rFonts w:ascii="Times New Roman" w:hAnsi="Times New Roman" w:cs="Times New Roman"/>
+          <w:sz w:val="24"/>
+          <w:szCs w:val="24"/>
+          <w:lang w:val="en-US"/>
+        </w:rPr>
+        <w:t xml:space="preserve"> 2.94</w:t>
+      </w:r>
+      <w:r>
+        <w:rPr>
+          <w:rFonts w:ascii="Times New Roman" w:hAnsi="Times New Roman" w:cs="Times New Roman"/>
+          <w:sz w:val="24"/>
+          <w:szCs w:val="24"/>
+          <w:lang w:val="en-US"/>
+        </w:rPr>
+        <w:t xml:space="preserve"> , </w:t>
       </w:r>
       <w:r>
         <w:rPr>
@@ -11270,34 +11288,61 @@
           <w:szCs w:val="24"/>
           <w:lang w:val="en-US"/>
         </w:rPr>
-        <w:t>F</w:t>
-      </w:r>
-      <w:r>
-        <w:rPr>
-          <w:rFonts w:ascii="Times New Roman" w:hAnsi="Times New Roman" w:cs="Times New Roman"/>
-          <w:sz w:val="24"/>
-          <w:szCs w:val="24"/>
-          <w:lang w:val="en-US"/>
-        </w:rPr>
-        <w:t>(1, 30) =</w:t>
-      </w:r>
-      <w:r>
-        <w:rPr>
-          <w:rFonts w:ascii="Times New Roman" w:hAnsi="Times New Roman" w:cs="Times New Roman"/>
-          <w:sz w:val="24"/>
-          <w:szCs w:val="24"/>
-          <w:lang w:val="en-US"/>
-        </w:rPr>
-        <w:t xml:space="preserve"> 2.94</w:t>
-      </w:r>
-      <w:r>
-        <w:rPr>
-          <w:rFonts w:ascii="Times New Roman" w:hAnsi="Times New Roman" w:cs="Times New Roman"/>
-          <w:sz w:val="24"/>
-          <w:szCs w:val="24"/>
-          <w:lang w:val="en-US"/>
-        </w:rPr>
-        <w:t xml:space="preserve"> , </w:t>
+        <w:t>p</w:t>
+      </w:r>
+      <w:r>
+        <w:rPr>
+          <w:rFonts w:ascii="Times New Roman" w:hAnsi="Times New Roman" w:cs="Times New Roman"/>
+          <w:sz w:val="24"/>
+          <w:szCs w:val="24"/>
+          <w:lang w:val="en-US"/>
+        </w:rPr>
+        <w:t xml:space="preserve"> </w:t>
+      </w:r>
+      <w:r>
+        <w:rPr>
+          <w:rFonts w:ascii="Times New Roman" w:hAnsi="Times New Roman" w:cs="Times New Roman"/>
+          <w:sz w:val="24"/>
+          <w:szCs w:val="24"/>
+          <w:lang w:val="en-US"/>
+        </w:rPr>
+        <w:t>=</w:t>
+      </w:r>
+      <w:r>
+        <w:rPr>
+          <w:rFonts w:ascii="Times New Roman" w:hAnsi="Times New Roman" w:cs="Times New Roman"/>
+          <w:sz w:val="24"/>
+          <w:szCs w:val="24"/>
+          <w:lang w:val="en-US"/>
+        </w:rPr>
+        <w:t xml:space="preserve"> </w:t>
+      </w:r>
+      <w:r>
+        <w:rPr>
+          <w:rFonts w:ascii="Times New Roman" w:hAnsi="Times New Roman" w:cs="Times New Roman"/>
+          <w:sz w:val="24"/>
+          <w:szCs w:val="24"/>
+          <w:lang w:val="en-US"/>
+        </w:rPr>
+        <w:t>0</w:t>
+      </w:r>
+      <w:r>
+        <w:rPr>
+          <w:rFonts w:ascii="Times New Roman" w:hAnsi="Times New Roman" w:cs="Times New Roman"/>
+          <w:sz w:val="24"/>
+          <w:szCs w:val="24"/>
+          <w:lang w:val="en-US"/>
+        </w:rPr>
+        <w:t>.10</w:t>
+      </w:r>
+      <w:r>
+        <w:rPr>
+          <w:rFonts w:ascii="Times New Roman" w:hAnsi="Times New Roman" w:cs="Times New Roman"/>
+          <w:sz w:val="24"/>
+          <w:szCs w:val="24"/>
+          <w:lang w:val="en-US"/>
+        </w:rPr>
+        <w:t xml:space="preserve">, </w:t>
       </w:r>
       <w:r>
         <w:rPr>
@@ -11306,63 +11351,8 @@
           <w:iCs/>
           <w:sz w:val="24"/>
           <w:szCs w:val="24"/>
-          <w:lang w:val="en-US"/>
-        </w:rPr>
-        <w:t>p</w:t>
-      </w:r>
-      <w:r>
-        <w:rPr>
-          <w:rFonts w:ascii="Times New Roman" w:hAnsi="Times New Roman" w:cs="Times New Roman"/>
-          <w:sz w:val="24"/>
-          <w:szCs w:val="24"/>
-          <w:lang w:val="en-US"/>
-        </w:rPr>
-        <w:t xml:space="preserve"> </w:t>
-      </w:r>
-      <w:r>
-        <w:rPr>
-          <w:rFonts w:ascii="Times New Roman" w:hAnsi="Times New Roman" w:cs="Times New Roman"/>
-          <w:sz w:val="24"/>
-          <w:szCs w:val="24"/>
-          <w:lang w:val="en-US"/>
-        </w:rPr>
-        <w:t>=</w:t>
-      </w:r>
-      <w:r>
-        <w:rPr>
-          <w:rFonts w:ascii="Times New Roman" w:hAnsi="Times New Roman" w:cs="Times New Roman"/>
-          <w:sz w:val="24"/>
-          <w:szCs w:val="24"/>
-          <w:lang w:val="en-US"/>
-        </w:rPr>
-        <w:t xml:space="preserve"> </w:t>
-      </w:r>
-      <w:r>
-        <w:rPr>
-          <w:rFonts w:ascii="Times New Roman" w:hAnsi="Times New Roman" w:cs="Times New Roman"/>
-          <w:sz w:val="24"/>
-          <w:szCs w:val="24"/>
-          <w:lang w:val="en-US"/>
-        </w:rPr>
-        <w:t>0</w:t>
-      </w:r>
-      <w:r>
-        <w:rPr>
-          <w:rFonts w:ascii="Times New Roman" w:hAnsi="Times New Roman" w:cs="Times New Roman"/>
-          <w:sz w:val="24"/>
-          <w:szCs w:val="24"/>
-          <w:lang w:val="en-US"/>
-        </w:rPr>
-        <w:t>.10</w:t>
-      </w:r>
-      <w:r>
-        <w:rPr>
-          <w:rFonts w:ascii="Times New Roman" w:hAnsi="Times New Roman" w:cs="Times New Roman"/>
-          <w:sz w:val="24"/>
-          <w:szCs w:val="24"/>
-          <w:lang w:val="en-US"/>
-        </w:rPr>
-        <w:t xml:space="preserve">, </w:t>
+        </w:rPr>
+        <w:t>η</w:t>
       </w:r>
       <w:r>
         <w:rPr>
@@ -11371,8 +11361,72 @@
           <w:iCs/>
           <w:sz w:val="24"/>
           <w:szCs w:val="24"/>
-        </w:rPr>
-        <w:t>η</w:t>
+          <w:lang w:val="en-US"/>
+        </w:rPr>
+        <w:t>²</w:t>
+      </w:r>
+      <w:r>
+        <w:rPr>
+          <w:rFonts w:ascii="Times New Roman" w:hAnsi="Times New Roman" w:cs="Times New Roman"/>
+          <w:sz w:val="24"/>
+          <w:szCs w:val="24"/>
+          <w:lang w:val="en-US"/>
+        </w:rPr>
+        <w:t xml:space="preserve"> = </w:t>
+      </w:r>
+      <w:r>
+        <w:rPr>
+          <w:rFonts w:ascii="Times New Roman" w:hAnsi="Times New Roman" w:cs="Times New Roman"/>
+          <w:sz w:val="24"/>
+          <w:szCs w:val="24"/>
+          <w:lang w:val="en-US"/>
+        </w:rPr>
+        <w:t>0</w:t>
+      </w:r>
+      <w:r>
+        <w:rPr>
+          <w:rFonts w:ascii="Times New Roman" w:hAnsi="Times New Roman" w:cs="Times New Roman"/>
+          <w:sz w:val="24"/>
+          <w:szCs w:val="24"/>
+          <w:lang w:val="en-US"/>
+        </w:rPr>
+        <w:t>.</w:t>
+      </w:r>
+      <w:r>
+        <w:rPr>
+          <w:rFonts w:ascii="Times New Roman" w:hAnsi="Times New Roman" w:cs="Times New Roman"/>
+          <w:sz w:val="24"/>
+          <w:szCs w:val="24"/>
+          <w:lang w:val="en-US"/>
+        </w:rPr>
+        <w:t>09</w:t>
+      </w:r>
+      <w:r>
+        <w:rPr>
+          <w:rFonts w:ascii="Times New Roman" w:hAnsi="Times New Roman" w:cs="Times New Roman"/>
+          <w:sz w:val="24"/>
+          <w:szCs w:val="24"/>
+          <w:lang w:val="en-US"/>
+        </w:rPr>
+        <w:t>)</w:t>
+      </w:r>
+      <w:r>
+        <w:rPr>
+          <w:rFonts w:ascii="Times New Roman" w:hAnsi="Times New Roman" w:cs="Times New Roman"/>
+          <w:sz w:val="24"/>
+          <w:szCs w:val="24"/>
+          <w:lang w:val="en-US"/>
+        </w:rPr>
+        <w:t xml:space="preserve">, and central time </w:t>
+      </w:r>
+      <w:r>
+        <w:rPr>
+          <w:rFonts w:ascii="Times New Roman" w:hAnsi="Times New Roman" w:cs="Times New Roman"/>
+          <w:sz w:val="24"/>
+          <w:szCs w:val="24"/>
+          <w:lang w:val="en-US"/>
+        </w:rPr>
+        <w:t>(</w:t>
       </w:r>
       <w:r>
         <w:rPr>
@@ -11383,70 +11437,34 @@
           <w:szCs w:val="24"/>
           <w:lang w:val="en-US"/>
         </w:rPr>
-        <w:t>²</w:t>
-      </w:r>
-      <w:r>
-        <w:rPr>
-          <w:rFonts w:ascii="Times New Roman" w:hAnsi="Times New Roman" w:cs="Times New Roman"/>
-          <w:sz w:val="24"/>
-          <w:szCs w:val="24"/>
-          <w:lang w:val="en-US"/>
-        </w:rPr>
-        <w:t xml:space="preserve"> = </w:t>
-      </w:r>
-      <w:r>
-        <w:rPr>
-          <w:rFonts w:ascii="Times New Roman" w:hAnsi="Times New Roman" w:cs="Times New Roman"/>
-          <w:sz w:val="24"/>
-          <w:szCs w:val="24"/>
-          <w:lang w:val="en-US"/>
-        </w:rPr>
-        <w:t>0</w:t>
-      </w:r>
-      <w:r>
-        <w:rPr>
-          <w:rFonts w:ascii="Times New Roman" w:hAnsi="Times New Roman" w:cs="Times New Roman"/>
-          <w:sz w:val="24"/>
-          <w:szCs w:val="24"/>
-          <w:lang w:val="en-US"/>
-        </w:rPr>
-        <w:t>.</w:t>
-      </w:r>
-      <w:r>
-        <w:rPr>
-          <w:rFonts w:ascii="Times New Roman" w:hAnsi="Times New Roman" w:cs="Times New Roman"/>
-          <w:sz w:val="24"/>
-          <w:szCs w:val="24"/>
-          <w:lang w:val="en-US"/>
-        </w:rPr>
-        <w:t>09</w:t>
-      </w:r>
-      <w:r>
-        <w:rPr>
-          <w:rFonts w:ascii="Times New Roman" w:hAnsi="Times New Roman" w:cs="Times New Roman"/>
-          <w:sz w:val="24"/>
-          <w:szCs w:val="24"/>
-          <w:lang w:val="en-US"/>
-        </w:rPr>
-        <w:t>)</w:t>
-      </w:r>
-      <w:r>
-        <w:rPr>
-          <w:rFonts w:ascii="Times New Roman" w:hAnsi="Times New Roman" w:cs="Times New Roman"/>
-          <w:sz w:val="24"/>
-          <w:szCs w:val="24"/>
-          <w:lang w:val="en-US"/>
-        </w:rPr>
-        <w:t xml:space="preserve">, and central time </w:t>
-      </w:r>
-      <w:r>
-        <w:rPr>
-          <w:rFonts w:ascii="Times New Roman" w:hAnsi="Times New Roman" w:cs="Times New Roman"/>
-          <w:sz w:val="24"/>
-          <w:szCs w:val="24"/>
-          <w:lang w:val="en-US"/>
-        </w:rPr>
-        <w:t>(</w:t>
+        <w:t>F</w:t>
+      </w:r>
+      <w:r>
+        <w:rPr>
+          <w:rFonts w:ascii="Times New Roman" w:hAnsi="Times New Roman" w:cs="Times New Roman"/>
+          <w:sz w:val="24"/>
+          <w:szCs w:val="24"/>
+          <w:lang w:val="en-US"/>
+        </w:rPr>
+        <w:t>(1, 30) =</w:t>
+      </w:r>
+      <w:r>
+        <w:rPr>
+          <w:rFonts w:ascii="Times New Roman" w:hAnsi="Times New Roman" w:cs="Times New Roman"/>
+          <w:sz w:val="24"/>
+          <w:szCs w:val="24"/>
+          <w:lang w:val="en-US"/>
+        </w:rPr>
+        <w:t xml:space="preserve"> 0.44</w:t>
+      </w:r>
+      <w:r>
+        <w:rPr>
+          <w:rFonts w:ascii="Times New Roman" w:hAnsi="Times New Roman" w:cs="Times New Roman"/>
+          <w:sz w:val="24"/>
+          <w:szCs w:val="24"/>
+          <w:lang w:val="en-US"/>
+        </w:rPr>
+        <w:t xml:space="preserve"> , </w:t>
       </w:r>
       <w:r>
         <w:rPr>
@@ -11457,34 +11475,52 @@
           <w:szCs w:val="24"/>
           <w:lang w:val="en-US"/>
         </w:rPr>
-        <w:t>F</w:t>
-      </w:r>
-      <w:r>
-        <w:rPr>
-          <w:rFonts w:ascii="Times New Roman" w:hAnsi="Times New Roman" w:cs="Times New Roman"/>
-          <w:sz w:val="24"/>
-          <w:szCs w:val="24"/>
-          <w:lang w:val="en-US"/>
-        </w:rPr>
-        <w:t>(1, 30) =</w:t>
-      </w:r>
-      <w:r>
-        <w:rPr>
-          <w:rFonts w:ascii="Times New Roman" w:hAnsi="Times New Roman" w:cs="Times New Roman"/>
-          <w:sz w:val="24"/>
-          <w:szCs w:val="24"/>
-          <w:lang w:val="en-US"/>
-        </w:rPr>
-        <w:t xml:space="preserve"> 0.44</w:t>
-      </w:r>
-      <w:r>
-        <w:rPr>
-          <w:rFonts w:ascii="Times New Roman" w:hAnsi="Times New Roman" w:cs="Times New Roman"/>
-          <w:sz w:val="24"/>
-          <w:szCs w:val="24"/>
-          <w:lang w:val="en-US"/>
-        </w:rPr>
-        <w:t xml:space="preserve"> , </w:t>
+        <w:t>p</w:t>
+      </w:r>
+      <w:r>
+        <w:rPr>
+          <w:rFonts w:ascii="Times New Roman" w:hAnsi="Times New Roman" w:cs="Times New Roman"/>
+          <w:sz w:val="24"/>
+          <w:szCs w:val="24"/>
+          <w:lang w:val="en-US"/>
+        </w:rPr>
+        <w:t xml:space="preserve"> </w:t>
+      </w:r>
+      <w:r>
+        <w:rPr>
+          <w:rFonts w:ascii="Times New Roman" w:hAnsi="Times New Roman" w:cs="Times New Roman"/>
+          <w:sz w:val="24"/>
+          <w:szCs w:val="24"/>
+          <w:lang w:val="en-US"/>
+        </w:rPr>
+        <w:t>=</w:t>
+      </w:r>
+      <w:r>
+        <w:rPr>
+          <w:rFonts w:ascii="Times New Roman" w:hAnsi="Times New Roman" w:cs="Times New Roman"/>
+          <w:sz w:val="24"/>
+          <w:szCs w:val="24"/>
+          <w:lang w:val="en-US"/>
+        </w:rPr>
+        <w:t xml:space="preserve"> </w:t>
+      </w:r>
+      <w:r>
+        <w:rPr>
+          <w:rFonts w:ascii="Times New Roman" w:hAnsi="Times New Roman" w:cs="Times New Roman"/>
+          <w:sz w:val="24"/>
+          <w:szCs w:val="24"/>
+          <w:lang w:val="en-US"/>
+        </w:rPr>
+        <w:t>.51</w:t>
+      </w:r>
+      <w:r>
+        <w:rPr>
+          <w:rFonts w:ascii="Times New Roman" w:hAnsi="Times New Roman" w:cs="Times New Roman"/>
+          <w:sz w:val="24"/>
+          <w:szCs w:val="24"/>
+          <w:lang w:val="en-US"/>
+        </w:rPr>
+        <w:t xml:space="preserve">, </w:t>
       </w:r>
       <w:r>
         <w:rPr>
@@ -11493,54 +11529,8 @@
           <w:iCs/>
           <w:sz w:val="24"/>
           <w:szCs w:val="24"/>
-          <w:lang w:val="en-US"/>
-        </w:rPr>
-        <w:t>p</w:t>
-      </w:r>
-      <w:r>
-        <w:rPr>
-          <w:rFonts w:ascii="Times New Roman" w:hAnsi="Times New Roman" w:cs="Times New Roman"/>
-          <w:sz w:val="24"/>
-          <w:szCs w:val="24"/>
-          <w:lang w:val="en-US"/>
-        </w:rPr>
-        <w:t xml:space="preserve"> </w:t>
-      </w:r>
-      <w:r>
-        <w:rPr>
-          <w:rFonts w:ascii="Times New Roman" w:hAnsi="Times New Roman" w:cs="Times New Roman"/>
-          <w:sz w:val="24"/>
-          <w:szCs w:val="24"/>
-          <w:lang w:val="en-US"/>
-        </w:rPr>
-        <w:t>=</w:t>
-      </w:r>
-      <w:r>
-        <w:rPr>
-          <w:rFonts w:ascii="Times New Roman" w:hAnsi="Times New Roman" w:cs="Times New Roman"/>
-          <w:sz w:val="24"/>
-          <w:szCs w:val="24"/>
-          <w:lang w:val="en-US"/>
-        </w:rPr>
-        <w:t xml:space="preserve"> </w:t>
-      </w:r>
-      <w:r>
-        <w:rPr>
-          <w:rFonts w:ascii="Times New Roman" w:hAnsi="Times New Roman" w:cs="Times New Roman"/>
-          <w:sz w:val="24"/>
-          <w:szCs w:val="24"/>
-          <w:lang w:val="en-US"/>
-        </w:rPr>
-        <w:t>.51</w:t>
-      </w:r>
-      <w:r>
-        <w:rPr>
-          <w:rFonts w:ascii="Times New Roman" w:hAnsi="Times New Roman" w:cs="Times New Roman"/>
-          <w:sz w:val="24"/>
-          <w:szCs w:val="24"/>
-          <w:lang w:val="en-US"/>
-        </w:rPr>
-        <w:t xml:space="preserve">, </w:t>
+        </w:rPr>
+        <w:t>η</w:t>
       </w:r>
       <w:r>
         <w:rPr>
@@ -11549,16 +11539,6 @@
           <w:iCs/>
           <w:sz w:val="24"/>
           <w:szCs w:val="24"/>
-        </w:rPr>
-        <w:t>η</w:t>
-      </w:r>
-      <w:r>
-        <w:rPr>
-          <w:rFonts w:ascii="Times New Roman" w:hAnsi="Times New Roman" w:cs="Times New Roman"/>
-          <w:i/>
-          <w:iCs/>
-          <w:sz w:val="24"/>
-          <w:szCs w:val="24"/>
           <w:lang w:val="en-US"/>
         </w:rPr>
         <w:t>²</w:t>
@@ -11606,7 +11586,17 @@
           <w:szCs w:val="24"/>
           <w:lang w:val="en-US"/>
         </w:rPr>
-        <w:t xml:space="preserve"> However</w:t>
+        <w:t xml:space="preserve"> </w:t>
+      </w:r>
+      <w:r>
+        <w:rPr>
+          <w:rFonts w:ascii="Times New Roman" w:hAnsi="Times New Roman" w:cs="Times New Roman"/>
+          <w:sz w:val="24"/>
+          <w:szCs w:val="24"/>
+          <w:lang w:val="en-US"/>
+        </w:rPr>
+        <w:lastRenderedPageBreak/>
+        <w:t>However</w:t>
       </w:r>
       <w:r>
         <w:rPr>
@@ -11798,63 +11788,16 @@
           <w:szCs w:val="24"/>
           <w:lang w:val="en-US"/>
         </w:rPr>
-        <w:t>],</w:t>
-      </w:r>
-      <w:r>
-        <w:rPr>
-          <w:rFonts w:ascii="Times New Roman" w:eastAsiaTheme="minorEastAsia" w:hAnsi="Times New Roman" w:cs="Times New Roman"/>
-          <w:sz w:val="24"/>
-          <w:szCs w:val="24"/>
-          <w:lang w:val="en-US"/>
-        </w:rPr>
-        <w:t xml:space="preserve"> </w:t>
-      </w:r>
-      <w:r>
-        <w:rPr>
-          <w:rFonts w:ascii="Times New Roman" w:eastAsiaTheme="minorEastAsia" w:hAnsi="Times New Roman" w:cs="Times New Roman"/>
-          <w:sz w:val="24"/>
-          <w:szCs w:val="24"/>
-          <w:lang w:val="en-US"/>
-        </w:rPr>
-        <w:t xml:space="preserve">prior = </w:t>
-      </w:r>
-      <w:r>
-        <w:rPr>
-          <w:rFonts w:ascii="Times New Roman" w:eastAsiaTheme="minorEastAsia" w:hAnsi="Times New Roman" w:cs="Times New Roman"/>
-          <w:i/>
-          <w:iCs/>
-          <w:sz w:val="24"/>
-          <w:szCs w:val="24"/>
-          <w:lang w:val="en-US"/>
-        </w:rPr>
-        <w:t>N</w:t>
-      </w:r>
-      <w:r>
-        <w:rPr>
-          <w:rFonts w:ascii="Times New Roman" w:eastAsiaTheme="minorEastAsia" w:hAnsi="Times New Roman" w:cs="Times New Roman"/>
-          <w:sz w:val="24"/>
-          <w:szCs w:val="24"/>
-          <w:lang w:val="en-US"/>
-        </w:rPr>
-        <w:t xml:space="preserve">(0, </w:t>
-      </w:r>
-      <w:r>
-        <w:rPr>
-          <w:rFonts w:ascii="Times New Roman" w:eastAsiaTheme="minorEastAsia" w:hAnsi="Times New Roman" w:cs="Times New Roman"/>
-          <w:sz w:val="24"/>
-          <w:szCs w:val="24"/>
-          <w:lang w:val="en-US"/>
-        </w:rPr>
-        <w:t>1.25</w:t>
-      </w:r>
-      <w:r>
-        <w:rPr>
-          <w:rFonts w:ascii="Times New Roman" w:hAnsi="Times New Roman" w:cs="Times New Roman"/>
-          <w:sz w:val="24"/>
-          <w:szCs w:val="24"/>
-          <w:lang w:val="en-US"/>
-        </w:rPr>
-        <w:t>))</w:t>
+        <w:t>]</w:t>
+      </w:r>
+      <w:r>
+        <w:rPr>
+          <w:rFonts w:ascii="Times New Roman" w:hAnsi="Times New Roman" w:cs="Times New Roman"/>
+          <w:sz w:val="24"/>
+          <w:szCs w:val="24"/>
+          <w:lang w:val="en-US"/>
+        </w:rPr>
+        <w:t>)</w:t>
       </w:r>
       <w:r>
         <w:rPr>
@@ -12037,63 +11980,16 @@
           <w:szCs w:val="24"/>
           <w:lang w:val="en-US"/>
         </w:rPr>
-        <w:t>],</w:t>
-      </w:r>
-      <w:r>
-        <w:rPr>
-          <w:rFonts w:ascii="Times New Roman" w:eastAsiaTheme="minorEastAsia" w:hAnsi="Times New Roman" w:cs="Times New Roman"/>
-          <w:sz w:val="24"/>
-          <w:szCs w:val="24"/>
-          <w:lang w:val="en-US"/>
-        </w:rPr>
-        <w:t xml:space="preserve"> </w:t>
-      </w:r>
-      <w:r>
-        <w:rPr>
-          <w:rFonts w:ascii="Times New Roman" w:eastAsiaTheme="minorEastAsia" w:hAnsi="Times New Roman" w:cs="Times New Roman"/>
-          <w:sz w:val="24"/>
-          <w:szCs w:val="24"/>
-          <w:lang w:val="en-US"/>
-        </w:rPr>
-        <w:t xml:space="preserve">prior = </w:t>
-      </w:r>
-      <w:r>
-        <w:rPr>
-          <w:rFonts w:ascii="Times New Roman" w:eastAsiaTheme="minorEastAsia" w:hAnsi="Times New Roman" w:cs="Times New Roman"/>
-          <w:i/>
-          <w:iCs/>
-          <w:sz w:val="24"/>
-          <w:szCs w:val="24"/>
-          <w:lang w:val="en-US"/>
-        </w:rPr>
-        <w:t>N</w:t>
-      </w:r>
-      <w:r>
-        <w:rPr>
-          <w:rFonts w:ascii="Times New Roman" w:eastAsiaTheme="minorEastAsia" w:hAnsi="Times New Roman" w:cs="Times New Roman"/>
-          <w:sz w:val="24"/>
-          <w:szCs w:val="24"/>
-          <w:lang w:val="en-US"/>
-        </w:rPr>
-        <w:t xml:space="preserve">(0, </w:t>
-      </w:r>
-      <w:r>
-        <w:rPr>
-          <w:rFonts w:ascii="Times New Roman" w:eastAsiaTheme="minorEastAsia" w:hAnsi="Times New Roman" w:cs="Times New Roman"/>
-          <w:sz w:val="24"/>
-          <w:szCs w:val="24"/>
-          <w:lang w:val="en-US"/>
-        </w:rPr>
-        <w:t>1.25</w:t>
-      </w:r>
-      <w:r>
-        <w:rPr>
-          <w:rFonts w:ascii="Times New Roman" w:hAnsi="Times New Roman" w:cs="Times New Roman"/>
-          <w:sz w:val="24"/>
-          <w:szCs w:val="24"/>
-          <w:lang w:val="en-US"/>
-        </w:rPr>
-        <w:t>))</w:t>
+        <w:t>]</w:t>
+      </w:r>
+      <w:r>
+        <w:rPr>
+          <w:rFonts w:ascii="Times New Roman" w:hAnsi="Times New Roman" w:cs="Times New Roman"/>
+          <w:sz w:val="24"/>
+          <w:szCs w:val="24"/>
+          <w:lang w:val="en-US"/>
+        </w:rPr>
+        <w:t>)</w:t>
       </w:r>
       <w:r>
         <w:rPr>
@@ -12605,72 +12501,16 @@
           <w:szCs w:val="24"/>
           <w:lang w:val="en-US"/>
         </w:rPr>
-        <w:t>],</w:t>
-      </w:r>
-      <w:r>
-        <w:rPr>
-          <w:rFonts w:ascii="Times New Roman" w:eastAsiaTheme="minorEastAsia" w:hAnsi="Times New Roman" w:cs="Times New Roman"/>
-          <w:sz w:val="24"/>
-          <w:szCs w:val="24"/>
-          <w:lang w:val="en-US"/>
-        </w:rPr>
-        <w:t xml:space="preserve"> </w:t>
-      </w:r>
-      <w:r>
-        <w:rPr>
-          <w:rFonts w:ascii="Times New Roman" w:eastAsiaTheme="minorEastAsia" w:hAnsi="Times New Roman" w:cs="Times New Roman"/>
-          <w:sz w:val="24"/>
-          <w:szCs w:val="24"/>
-          <w:lang w:val="en-US"/>
-        </w:rPr>
-        <w:t xml:space="preserve">prior = </w:t>
-      </w:r>
-      <w:r>
-        <w:rPr>
-          <w:rFonts w:ascii="Times New Roman" w:eastAsiaTheme="minorEastAsia" w:hAnsi="Times New Roman" w:cs="Times New Roman"/>
-          <w:i/>
-          <w:iCs/>
-          <w:sz w:val="24"/>
-          <w:szCs w:val="24"/>
-          <w:lang w:val="en-US"/>
-        </w:rPr>
-        <w:t>N</w:t>
-      </w:r>
-      <w:r>
-        <w:rPr>
-          <w:rFonts w:ascii="Times New Roman" w:eastAsiaTheme="minorEastAsia" w:hAnsi="Times New Roman" w:cs="Times New Roman"/>
-          <w:sz w:val="24"/>
-          <w:szCs w:val="24"/>
-          <w:lang w:val="en-US"/>
-        </w:rPr>
-        <w:t xml:space="preserve">(0, </w:t>
-      </w:r>
-      <w:r>
-        <w:rPr>
-          <w:rFonts w:ascii="Times New Roman" w:eastAsiaTheme="minorEastAsia" w:hAnsi="Times New Roman" w:cs="Times New Roman"/>
-          <w:sz w:val="24"/>
-          <w:szCs w:val="24"/>
-          <w:lang w:val="en-US"/>
-        </w:rPr>
-        <w:t>1</w:t>
-      </w:r>
-      <w:r>
-        <w:rPr>
-          <w:rFonts w:ascii="Times New Roman" w:eastAsiaTheme="minorEastAsia" w:hAnsi="Times New Roman" w:cs="Times New Roman"/>
-          <w:sz w:val="24"/>
-          <w:szCs w:val="24"/>
-          <w:lang w:val="en-US"/>
-        </w:rPr>
-        <w:t>.25</w:t>
-      </w:r>
-      <w:r>
-        <w:rPr>
-          <w:rFonts w:ascii="Times New Roman" w:hAnsi="Times New Roman" w:cs="Times New Roman"/>
-          <w:sz w:val="24"/>
-          <w:szCs w:val="24"/>
-          <w:lang w:val="en-US"/>
-        </w:rPr>
-        <w:t>))</w:t>
+        <w:t>]</w:t>
+      </w:r>
+      <w:r>
+        <w:rPr>
+          <w:rFonts w:ascii="Times New Roman" w:hAnsi="Times New Roman" w:cs="Times New Roman"/>
+          <w:sz w:val="24"/>
+          <w:szCs w:val="24"/>
+          <w:lang w:val="en-US"/>
+        </w:rPr>
+        <w:t>)</w:t>
       </w:r>
       <w:r>
         <w:rPr>
@@ -12844,90 +12684,99 @@
           <w:szCs w:val="24"/>
           <w:lang w:val="en-US"/>
         </w:rPr>
-        <w:t xml:space="preserve">],prior = </w:t>
-      </w:r>
-      <w:r>
-        <w:rPr>
-          <w:rFonts w:ascii="Times New Roman" w:eastAsiaTheme="minorEastAsia" w:hAnsi="Times New Roman" w:cs="Times New Roman"/>
+        <w:t>]</w:t>
+      </w:r>
+      <w:r>
+        <w:rPr>
+          <w:rFonts w:ascii="Times New Roman" w:hAnsi="Times New Roman" w:cs="Times New Roman"/>
+          <w:sz w:val="24"/>
+          <w:szCs w:val="24"/>
+          <w:lang w:val="en-US"/>
+        </w:rPr>
+        <w:t>)</w:t>
+      </w:r>
+      <w:r>
+        <w:rPr>
+          <w:rFonts w:ascii="Times New Roman" w:hAnsi="Times New Roman" w:cs="Times New Roman"/>
+          <w:sz w:val="24"/>
+          <w:szCs w:val="24"/>
+          <w:lang w:val="en-US"/>
+        </w:rPr>
+        <w:t>.</w:t>
+      </w:r>
+      <w:r>
+        <w:rPr>
+          <w:rFonts w:ascii="Times New Roman" w:hAnsi="Times New Roman" w:cs="Times New Roman"/>
+          <w:sz w:val="24"/>
+          <w:szCs w:val="24"/>
+          <w:lang w:val="en-US"/>
+        </w:rPr>
+        <w:t xml:space="preserve"> </w:t>
+      </w:r>
+      <w:r>
+        <w:rPr>
+          <w:rFonts w:ascii="Times New Roman" w:hAnsi="Times New Roman" w:cs="Times New Roman"/>
+          <w:sz w:val="24"/>
+          <w:szCs w:val="24"/>
+          <w:lang w:val="en-US"/>
+        </w:rPr>
+        <w:t>Notably, the interaction effect was significant for both periphery</w:t>
+      </w:r>
+      <w:r>
+        <w:rPr>
+          <w:rFonts w:ascii="Times New Roman" w:hAnsi="Times New Roman" w:cs="Times New Roman"/>
+          <w:sz w:val="24"/>
+          <w:szCs w:val="24"/>
+          <w:lang w:val="en-US"/>
+        </w:rPr>
+        <w:t xml:space="preserve"> </w:t>
+      </w:r>
+      <w:r>
+        <w:rPr>
+          <w:rFonts w:ascii="Times New Roman" w:hAnsi="Times New Roman" w:cs="Times New Roman"/>
+          <w:sz w:val="24"/>
+          <w:szCs w:val="24"/>
+          <w:lang w:val="en-US"/>
+        </w:rPr>
+        <w:t>(</w:t>
+      </w:r>
+      <w:r>
+        <w:rPr>
+          <w:rFonts w:ascii="Times New Roman" w:hAnsi="Times New Roman" w:cs="Times New Roman"/>
           <w:i/>
           <w:iCs/>
           <w:sz w:val="24"/>
           <w:szCs w:val="24"/>
           <w:lang w:val="en-US"/>
         </w:rPr>
-        <w:t>N</w:t>
-      </w:r>
-      <w:r>
-        <w:rPr>
-          <w:rFonts w:ascii="Times New Roman" w:eastAsiaTheme="minorEastAsia" w:hAnsi="Times New Roman" w:cs="Times New Roman"/>
-          <w:sz w:val="24"/>
-          <w:szCs w:val="24"/>
-          <w:lang w:val="en-US"/>
-        </w:rPr>
-        <w:t xml:space="preserve">(0, </w:t>
-      </w:r>
-      <w:r>
-        <w:rPr>
-          <w:rFonts w:ascii="Times New Roman" w:eastAsiaTheme="minorEastAsia" w:hAnsi="Times New Roman" w:cs="Times New Roman"/>
-          <w:sz w:val="24"/>
-          <w:szCs w:val="24"/>
-          <w:lang w:val="en-US"/>
-        </w:rPr>
-        <w:t>1.25</w:t>
-      </w:r>
-      <w:r>
-        <w:rPr>
-          <w:rFonts w:ascii="Times New Roman" w:hAnsi="Times New Roman" w:cs="Times New Roman"/>
-          <w:sz w:val="24"/>
-          <w:szCs w:val="24"/>
-          <w:lang w:val="en-US"/>
-        </w:rPr>
-        <w:t>))</w:t>
-      </w:r>
-      <w:r>
-        <w:rPr>
-          <w:rFonts w:ascii="Times New Roman" w:hAnsi="Times New Roman" w:cs="Times New Roman"/>
-          <w:sz w:val="24"/>
-          <w:szCs w:val="24"/>
-          <w:lang w:val="en-US"/>
-        </w:rPr>
-        <w:t>.</w:t>
-      </w:r>
-      <w:r>
-        <w:rPr>
-          <w:rFonts w:ascii="Times New Roman" w:hAnsi="Times New Roman" w:cs="Times New Roman"/>
-          <w:sz w:val="24"/>
-          <w:szCs w:val="24"/>
-          <w:lang w:val="en-US"/>
-        </w:rPr>
-        <w:t xml:space="preserve"> </w:t>
-      </w:r>
-      <w:r>
-        <w:rPr>
-          <w:rFonts w:ascii="Times New Roman" w:hAnsi="Times New Roman" w:cs="Times New Roman"/>
-          <w:sz w:val="24"/>
-          <w:szCs w:val="24"/>
-          <w:lang w:val="en-US"/>
-        </w:rPr>
-        <w:t>Notably, the interaction effect was significant for both periphery</w:t>
-      </w:r>
-      <w:r>
-        <w:rPr>
-          <w:rFonts w:ascii="Times New Roman" w:hAnsi="Times New Roman" w:cs="Times New Roman"/>
-          <w:sz w:val="24"/>
-          <w:szCs w:val="24"/>
-          <w:lang w:val="en-US"/>
-        </w:rPr>
-        <w:t xml:space="preserve"> </w:t>
-      </w:r>
-      <w:r>
-        <w:rPr>
-          <w:rFonts w:ascii="Times New Roman" w:hAnsi="Times New Roman" w:cs="Times New Roman"/>
-          <w:sz w:val="24"/>
-          <w:szCs w:val="24"/>
-          <w:lang w:val="en-US"/>
-        </w:rPr>
-        <w:t>(</w:t>
+        <w:t>F</w:t>
+      </w:r>
+      <w:r>
+        <w:rPr>
+          <w:rFonts w:ascii="Times New Roman" w:hAnsi="Times New Roman" w:cs="Times New Roman"/>
+          <w:sz w:val="24"/>
+          <w:szCs w:val="24"/>
+          <w:lang w:val="en-US"/>
+        </w:rPr>
+        <w:t>(1, 30) =</w:t>
+      </w:r>
+      <w:r>
+        <w:rPr>
+          <w:rFonts w:ascii="Times New Roman" w:hAnsi="Times New Roman" w:cs="Times New Roman"/>
+          <w:sz w:val="24"/>
+          <w:szCs w:val="24"/>
+          <w:lang w:val="en-US"/>
+        </w:rPr>
+        <w:t xml:space="preserve"> 10.10</w:t>
+      </w:r>
+      <w:r>
+        <w:rPr>
+          <w:rFonts w:ascii="Times New Roman" w:hAnsi="Times New Roman" w:cs="Times New Roman"/>
+          <w:sz w:val="24"/>
+          <w:szCs w:val="24"/>
+          <w:lang w:val="en-US"/>
+        </w:rPr>
+        <w:t xml:space="preserve">, </w:t>
       </w:r>
       <w:r>
         <w:rPr>
@@ -12938,25 +12787,16 @@
           <w:szCs w:val="24"/>
           <w:lang w:val="en-US"/>
         </w:rPr>
-        <w:t>F</w:t>
-      </w:r>
-      <w:r>
-        <w:rPr>
-          <w:rFonts w:ascii="Times New Roman" w:hAnsi="Times New Roman" w:cs="Times New Roman"/>
-          <w:sz w:val="24"/>
-          <w:szCs w:val="24"/>
-          <w:lang w:val="en-US"/>
-        </w:rPr>
-        <w:t>(1, 30) =</w:t>
-      </w:r>
-      <w:r>
-        <w:rPr>
-          <w:rFonts w:ascii="Times New Roman" w:hAnsi="Times New Roman" w:cs="Times New Roman"/>
-          <w:sz w:val="24"/>
-          <w:szCs w:val="24"/>
-          <w:lang w:val="en-US"/>
-        </w:rPr>
-        <w:t xml:space="preserve"> 10.10</w:t>
+        <w:t xml:space="preserve">p </w:t>
+      </w:r>
+      <w:r>
+        <w:rPr>
+          <w:rFonts w:ascii="Times New Roman" w:hAnsi="Times New Roman" w:cs="Times New Roman"/>
+          <w:sz w:val="24"/>
+          <w:szCs w:val="24"/>
+          <w:lang w:val="en-US"/>
+        </w:rPr>
+        <w:t>=.003</w:t>
       </w:r>
       <w:r>
         <w:rPr>
@@ -12974,27 +12814,8 @@
           <w:iCs/>
           <w:sz w:val="24"/>
           <w:szCs w:val="24"/>
-          <w:lang w:val="en-US"/>
-        </w:rPr>
-        <w:t xml:space="preserve">p </w:t>
-      </w:r>
-      <w:r>
-        <w:rPr>
-          <w:rFonts w:ascii="Times New Roman" w:hAnsi="Times New Roman" w:cs="Times New Roman"/>
-          <w:sz w:val="24"/>
-          <w:szCs w:val="24"/>
-          <w:lang w:val="en-US"/>
-        </w:rPr>
-        <w:t>=.003</w:t>
-      </w:r>
-      <w:r>
-        <w:rPr>
-          <w:rFonts w:ascii="Times New Roman" w:hAnsi="Times New Roman" w:cs="Times New Roman"/>
-          <w:sz w:val="24"/>
-          <w:szCs w:val="24"/>
-          <w:lang w:val="en-US"/>
-        </w:rPr>
-        <w:t xml:space="preserve">, </w:t>
+        </w:rPr>
+        <w:t>η</w:t>
       </w:r>
       <w:r>
         <w:rPr>
@@ -13003,8 +12824,63 @@
           <w:iCs/>
           <w:sz w:val="24"/>
           <w:szCs w:val="24"/>
-        </w:rPr>
-        <w:t>η</w:t>
+          <w:lang w:val="en-US"/>
+        </w:rPr>
+        <w:t>²</w:t>
+      </w:r>
+      <w:r>
+        <w:rPr>
+          <w:rFonts w:ascii="Times New Roman" w:hAnsi="Times New Roman" w:cs="Times New Roman"/>
+          <w:sz w:val="24"/>
+          <w:szCs w:val="24"/>
+          <w:lang w:val="en-US"/>
+        </w:rPr>
+        <w:t xml:space="preserve"> = .</w:t>
+      </w:r>
+      <w:r>
+        <w:rPr>
+          <w:rFonts w:ascii="Times New Roman" w:hAnsi="Times New Roman" w:cs="Times New Roman"/>
+          <w:sz w:val="24"/>
+          <w:szCs w:val="24"/>
+          <w:lang w:val="en-US"/>
+        </w:rPr>
+        <w:t>25</w:t>
+      </w:r>
+      <w:r>
+        <w:rPr>
+          <w:rFonts w:ascii="Times New Roman" w:hAnsi="Times New Roman" w:cs="Times New Roman"/>
+          <w:sz w:val="24"/>
+          <w:szCs w:val="24"/>
+          <w:lang w:val="en-US"/>
+        </w:rPr>
+        <w:t>)</w:t>
+      </w:r>
+      <w:r>
+        <w:rPr>
+          <w:rFonts w:ascii="Times New Roman" w:hAnsi="Times New Roman" w:cs="Times New Roman"/>
+          <w:sz w:val="24"/>
+          <w:szCs w:val="24"/>
+          <w:lang w:val="en-US"/>
+        </w:rPr>
+        <w:t xml:space="preserve"> and center time</w:t>
+      </w:r>
+      <w:r>
+        <w:rPr>
+          <w:rFonts w:ascii="Times New Roman" w:hAnsi="Times New Roman" w:cs="Times New Roman"/>
+          <w:sz w:val="24"/>
+          <w:szCs w:val="24"/>
+          <w:lang w:val="en-US"/>
+        </w:rPr>
+        <w:t xml:space="preserve"> </w:t>
+      </w:r>
+      <w:r>
+        <w:rPr>
+          <w:rFonts w:ascii="Times New Roman" w:hAnsi="Times New Roman" w:cs="Times New Roman"/>
+          <w:sz w:val="24"/>
+          <w:szCs w:val="24"/>
+          <w:lang w:val="en-US"/>
+        </w:rPr>
+        <w:t>(</w:t>
       </w:r>
       <w:r>
         <w:rPr>
@@ -13015,61 +12891,34 @@
           <w:szCs w:val="24"/>
           <w:lang w:val="en-US"/>
         </w:rPr>
-        <w:t>²</w:t>
-      </w:r>
-      <w:r>
-        <w:rPr>
-          <w:rFonts w:ascii="Times New Roman" w:hAnsi="Times New Roman" w:cs="Times New Roman"/>
-          <w:sz w:val="24"/>
-          <w:szCs w:val="24"/>
-          <w:lang w:val="en-US"/>
-        </w:rPr>
-        <w:t xml:space="preserve"> = .</w:t>
-      </w:r>
-      <w:r>
-        <w:rPr>
-          <w:rFonts w:ascii="Times New Roman" w:hAnsi="Times New Roman" w:cs="Times New Roman"/>
-          <w:sz w:val="24"/>
-          <w:szCs w:val="24"/>
-          <w:lang w:val="en-US"/>
-        </w:rPr>
-        <w:t>25</w:t>
-      </w:r>
-      <w:r>
-        <w:rPr>
-          <w:rFonts w:ascii="Times New Roman" w:hAnsi="Times New Roman" w:cs="Times New Roman"/>
-          <w:sz w:val="24"/>
-          <w:szCs w:val="24"/>
-          <w:lang w:val="en-US"/>
-        </w:rPr>
-        <w:t>)</w:t>
-      </w:r>
-      <w:r>
-        <w:rPr>
-          <w:rFonts w:ascii="Times New Roman" w:hAnsi="Times New Roman" w:cs="Times New Roman"/>
-          <w:sz w:val="24"/>
-          <w:szCs w:val="24"/>
-          <w:lang w:val="en-US"/>
-        </w:rPr>
-        <w:t xml:space="preserve"> and center time</w:t>
-      </w:r>
-      <w:r>
-        <w:rPr>
-          <w:rFonts w:ascii="Times New Roman" w:hAnsi="Times New Roman" w:cs="Times New Roman"/>
-          <w:sz w:val="24"/>
-          <w:szCs w:val="24"/>
-          <w:lang w:val="en-US"/>
-        </w:rPr>
-        <w:t xml:space="preserve"> </w:t>
-      </w:r>
-      <w:r>
-        <w:rPr>
-          <w:rFonts w:ascii="Times New Roman" w:hAnsi="Times New Roman" w:cs="Times New Roman"/>
-          <w:sz w:val="24"/>
-          <w:szCs w:val="24"/>
-          <w:lang w:val="en-US"/>
-        </w:rPr>
-        <w:t>(</w:t>
+        <w:t>F</w:t>
+      </w:r>
+      <w:r>
+        <w:rPr>
+          <w:rFonts w:ascii="Times New Roman" w:hAnsi="Times New Roman" w:cs="Times New Roman"/>
+          <w:sz w:val="24"/>
+          <w:szCs w:val="24"/>
+          <w:lang w:val="en-US"/>
+        </w:rPr>
+        <w:t xml:space="preserve">(1, 30) </w:t>
+      </w:r>
+      <w:r>
+        <w:rPr>
+          <w:rFonts w:ascii="Times New Roman" w:hAnsi="Times New Roman" w:cs="Times New Roman"/>
+          <w:sz w:val="24"/>
+          <w:szCs w:val="24"/>
+          <w:lang w:val="en-US"/>
+        </w:rPr>
+        <w:t>= 5.10</w:t>
+      </w:r>
+      <w:r>
+        <w:rPr>
+          <w:rFonts w:ascii="Times New Roman" w:hAnsi="Times New Roman" w:cs="Times New Roman"/>
+          <w:sz w:val="24"/>
+          <w:szCs w:val="24"/>
+          <w:lang w:val="en-US"/>
+        </w:rPr>
+        <w:t xml:space="preserve">, </w:t>
       </w:r>
       <w:r>
         <w:rPr>
@@ -13080,25 +12929,25 @@
           <w:szCs w:val="24"/>
           <w:lang w:val="en-US"/>
         </w:rPr>
-        <w:t>F</w:t>
-      </w:r>
-      <w:r>
-        <w:rPr>
-          <w:rFonts w:ascii="Times New Roman" w:hAnsi="Times New Roman" w:cs="Times New Roman"/>
-          <w:sz w:val="24"/>
-          <w:szCs w:val="24"/>
-          <w:lang w:val="en-US"/>
-        </w:rPr>
-        <w:t xml:space="preserve">(1, 30) </w:t>
-      </w:r>
-      <w:r>
-        <w:rPr>
-          <w:rFonts w:ascii="Times New Roman" w:hAnsi="Times New Roman" w:cs="Times New Roman"/>
-          <w:sz w:val="24"/>
-          <w:szCs w:val="24"/>
-          <w:lang w:val="en-US"/>
-        </w:rPr>
-        <w:t>= 5.10</w:t>
+        <w:t xml:space="preserve">p </w:t>
+      </w:r>
+      <w:r>
+        <w:rPr>
+          <w:rFonts w:ascii="Times New Roman" w:hAnsi="Times New Roman" w:cs="Times New Roman"/>
+          <w:sz w:val="24"/>
+          <w:szCs w:val="24"/>
+          <w:lang w:val="en-US"/>
+        </w:rPr>
+        <w:t>=.0</w:t>
+      </w:r>
+      <w:r>
+        <w:rPr>
+          <w:rFonts w:ascii="Times New Roman" w:hAnsi="Times New Roman" w:cs="Times New Roman"/>
+          <w:sz w:val="24"/>
+          <w:szCs w:val="24"/>
+          <w:lang w:val="en-US"/>
+        </w:rPr>
+        <w:t>3</w:t>
       </w:r>
       <w:r>
         <w:rPr>
@@ -13116,36 +12965,8 @@
           <w:iCs/>
           <w:sz w:val="24"/>
           <w:szCs w:val="24"/>
-          <w:lang w:val="en-US"/>
-        </w:rPr>
-        <w:t xml:space="preserve">p </w:t>
-      </w:r>
-      <w:r>
-        <w:rPr>
-          <w:rFonts w:ascii="Times New Roman" w:hAnsi="Times New Roman" w:cs="Times New Roman"/>
-          <w:sz w:val="24"/>
-          <w:szCs w:val="24"/>
-          <w:lang w:val="en-US"/>
-        </w:rPr>
-        <w:t>=.0</w:t>
-      </w:r>
-      <w:r>
-        <w:rPr>
-          <w:rFonts w:ascii="Times New Roman" w:hAnsi="Times New Roman" w:cs="Times New Roman"/>
-          <w:sz w:val="24"/>
-          <w:szCs w:val="24"/>
-          <w:lang w:val="en-US"/>
-        </w:rPr>
-        <w:t>3</w:t>
-      </w:r>
-      <w:r>
-        <w:rPr>
-          <w:rFonts w:ascii="Times New Roman" w:hAnsi="Times New Roman" w:cs="Times New Roman"/>
-          <w:sz w:val="24"/>
-          <w:szCs w:val="24"/>
-          <w:lang w:val="en-US"/>
-        </w:rPr>
-        <w:t xml:space="preserve">, </w:t>
+        </w:rPr>
+        <w:t>η</w:t>
       </w:r>
       <w:r>
         <w:rPr>
@@ -13154,16 +12975,6 @@
           <w:iCs/>
           <w:sz w:val="24"/>
           <w:szCs w:val="24"/>
-        </w:rPr>
-        <w:t>η</w:t>
-      </w:r>
-      <w:r>
-        <w:rPr>
-          <w:rFonts w:ascii="Times New Roman" w:hAnsi="Times New Roman" w:cs="Times New Roman"/>
-          <w:i/>
-          <w:iCs/>
-          <w:sz w:val="24"/>
-          <w:szCs w:val="24"/>
           <w:lang w:val="en-US"/>
         </w:rPr>
         <w:t>²</w:t>
@@ -13411,16 +13222,7 @@
           <w:szCs w:val="24"/>
           <w:lang w:val="en-US"/>
         </w:rPr>
-        <w:t>but not for central time</w:t>
-      </w:r>
-      <w:r>
-        <w:rPr>
-          <w:rFonts w:ascii="Times New Roman" w:hAnsi="Times New Roman" w:cs="Times New Roman"/>
-          <w:sz w:val="24"/>
-          <w:szCs w:val="24"/>
-          <w:lang w:val="en-US"/>
-        </w:rPr>
-        <w:t xml:space="preserve"> </w:t>
+        <w:t xml:space="preserve">but not for central time </w:t>
       </w:r>
       <w:r>
         <w:rPr>
@@ -13536,16 +13338,7 @@
           <w:szCs w:val="24"/>
           <w:lang w:val="en-US"/>
         </w:rPr>
-        <w:t>Bayesian analysis provided only anecdotal evidence for a group difference</w:t>
-      </w:r>
-      <w:r>
-        <w:rPr>
-          <w:rFonts w:ascii="Times New Roman" w:hAnsi="Times New Roman" w:cs="Times New Roman"/>
-          <w:sz w:val="24"/>
-          <w:szCs w:val="24"/>
-          <w:lang w:val="en-US"/>
-        </w:rPr>
-        <w:t xml:space="preserve"> </w:t>
+        <w:t xml:space="preserve">Bayesian analysis provided only anecdotal evidence for a group difference </w:t>
       </w:r>
       <w:r>
         <w:rPr>
@@ -13705,59 +13498,12 @@
       </w:r>
       <w:r>
         <w:rPr>
-          <w:rFonts w:ascii="Times New Roman" w:eastAsiaTheme="minorEastAsia" w:hAnsi="Times New Roman" w:cs="Times New Roman"/>
-          <w:sz w:val="24"/>
-          <w:szCs w:val="24"/>
-          <w:lang w:val="en-US"/>
-        </w:rPr>
-        <w:t xml:space="preserve">, </w:t>
-      </w:r>
-      <w:r>
-        <w:rPr>
-          <w:rFonts w:ascii="Times New Roman" w:eastAsiaTheme="minorEastAsia" w:hAnsi="Times New Roman" w:cs="Times New Roman"/>
-          <w:sz w:val="24"/>
-          <w:szCs w:val="24"/>
-          <w:lang w:val="en-US"/>
-        </w:rPr>
-        <w:t xml:space="preserve">prior = </w:t>
-      </w:r>
-      <w:r>
-        <w:rPr>
-          <w:rFonts w:ascii="Times New Roman" w:eastAsiaTheme="minorEastAsia" w:hAnsi="Times New Roman" w:cs="Times New Roman"/>
-          <w:i/>
-          <w:iCs/>
-          <w:sz w:val="24"/>
-          <w:szCs w:val="24"/>
-          <w:lang w:val="en-US"/>
-        </w:rPr>
-        <w:t>N</w:t>
-      </w:r>
-      <w:r>
-        <w:rPr>
-          <w:rFonts w:ascii="Times New Roman" w:eastAsiaTheme="minorEastAsia" w:hAnsi="Times New Roman" w:cs="Times New Roman"/>
-          <w:sz w:val="24"/>
-          <w:szCs w:val="24"/>
-          <w:lang w:val="en-US"/>
-        </w:rPr>
-        <w:t>(0,</w:t>
-      </w:r>
-      <w:r>
-        <w:rPr>
-          <w:rFonts w:ascii="Times New Roman" w:eastAsiaTheme="minorEastAsia" w:hAnsi="Times New Roman" w:cs="Times New Roman"/>
-          <w:sz w:val="24"/>
-          <w:szCs w:val="24"/>
-          <w:lang w:val="en-US"/>
-        </w:rPr>
-        <w:t>1</w:t>
-      </w:r>
-      <w:r>
-        <w:rPr>
-          <w:rFonts w:ascii="Times New Roman" w:hAnsi="Times New Roman" w:cs="Times New Roman"/>
-          <w:sz w:val="24"/>
-          <w:szCs w:val="24"/>
-          <w:lang w:val="en-US"/>
-        </w:rPr>
-        <w:t>))</w:t>
+          <w:rFonts w:ascii="Times New Roman" w:hAnsi="Times New Roman" w:cs="Times New Roman"/>
+          <w:sz w:val="24"/>
+          <w:szCs w:val="24"/>
+          <w:lang w:val="en-US"/>
+        </w:rPr>
+        <w:t>)</w:t>
       </w:r>
       <w:r>
         <w:rPr>
@@ -14190,63 +13936,16 @@
           <w:szCs w:val="24"/>
           <w:lang w:val="en-US"/>
         </w:rPr>
-        <w:t>],</w:t>
-      </w:r>
-      <w:r>
-        <w:rPr>
-          <w:rFonts w:ascii="Times New Roman" w:eastAsiaTheme="minorEastAsia" w:hAnsi="Times New Roman" w:cs="Times New Roman"/>
-          <w:sz w:val="24"/>
-          <w:szCs w:val="24"/>
-          <w:lang w:val="en-US"/>
-        </w:rPr>
-        <w:t xml:space="preserve"> </w:t>
-      </w:r>
-      <w:r>
-        <w:rPr>
-          <w:rFonts w:ascii="Times New Roman" w:eastAsiaTheme="minorEastAsia" w:hAnsi="Times New Roman" w:cs="Times New Roman"/>
-          <w:sz w:val="24"/>
-          <w:szCs w:val="24"/>
-          <w:lang w:val="en-US"/>
-        </w:rPr>
-        <w:t xml:space="preserve">prior = </w:t>
-      </w:r>
-      <w:r>
-        <w:rPr>
-          <w:rFonts w:ascii="Times New Roman" w:eastAsiaTheme="minorEastAsia" w:hAnsi="Times New Roman" w:cs="Times New Roman"/>
-          <w:i/>
-          <w:iCs/>
-          <w:sz w:val="24"/>
-          <w:szCs w:val="24"/>
-          <w:lang w:val="en-US"/>
-        </w:rPr>
-        <w:t>N</w:t>
-      </w:r>
-      <w:r>
-        <w:rPr>
-          <w:rFonts w:ascii="Times New Roman" w:eastAsiaTheme="minorEastAsia" w:hAnsi="Times New Roman" w:cs="Times New Roman"/>
-          <w:sz w:val="24"/>
-          <w:szCs w:val="24"/>
-          <w:lang w:val="en-US"/>
-        </w:rPr>
-        <w:t>(0,</w:t>
-      </w:r>
-      <w:r>
-        <w:rPr>
-          <w:rFonts w:ascii="Times New Roman" w:eastAsiaTheme="minorEastAsia" w:hAnsi="Times New Roman" w:cs="Times New Roman"/>
-          <w:sz w:val="24"/>
-          <w:szCs w:val="24"/>
-          <w:lang w:val="en-US"/>
-        </w:rPr>
-        <w:t>2</w:t>
-      </w:r>
-      <w:r>
-        <w:rPr>
-          <w:rFonts w:ascii="Times New Roman" w:hAnsi="Times New Roman" w:cs="Times New Roman"/>
-          <w:sz w:val="24"/>
-          <w:szCs w:val="24"/>
-          <w:lang w:val="en-US"/>
-        </w:rPr>
-        <w:t>))</w:t>
+        <w:t>]</w:t>
+      </w:r>
+      <w:r>
+        <w:rPr>
+          <w:rFonts w:ascii="Times New Roman" w:hAnsi="Times New Roman" w:cs="Times New Roman"/>
+          <w:sz w:val="24"/>
+          <w:szCs w:val="24"/>
+          <w:lang w:val="en-US"/>
+        </w:rPr>
+        <w:t>)</w:t>
       </w:r>
       <w:r>
         <w:rPr>
@@ -14438,11 +14137,118 @@
           <w:szCs w:val="24"/>
           <w:lang w:val="en-US"/>
         </w:rPr>
-        <w:t>],</w:t>
-      </w:r>
-      <w:r>
-        <w:rPr>
-          <w:rFonts w:ascii="Times New Roman" w:eastAsiaTheme="minorEastAsia" w:hAnsi="Times New Roman" w:cs="Times New Roman"/>
+        <w:t>]</w:t>
+      </w:r>
+      <w:r>
+        <w:rPr>
+          <w:rFonts w:ascii="Times New Roman" w:hAnsi="Times New Roman" w:cs="Times New Roman"/>
+          <w:sz w:val="24"/>
+          <w:szCs w:val="24"/>
+          <w:lang w:val="en-US"/>
+        </w:rPr>
+        <w:t>)</w:t>
+      </w:r>
+      <w:r>
+        <w:rPr>
+          <w:rFonts w:ascii="Times New Roman" w:hAnsi="Times New Roman" w:cs="Times New Roman"/>
+          <w:sz w:val="24"/>
+          <w:szCs w:val="24"/>
+          <w:lang w:val="en-US"/>
+        </w:rPr>
+        <w:t xml:space="preserve">. </w:t>
+      </w:r>
+      <w:r>
+        <w:rPr>
+          <w:rFonts w:ascii="Times New Roman" w:hAnsi="Times New Roman" w:cs="Times New Roman"/>
+          <w:sz w:val="24"/>
+          <w:szCs w:val="24"/>
+          <w:lang w:val="en-US"/>
+        </w:rPr>
+        <w:t xml:space="preserve">Next, we compared environments within each treatment group. For saline-treated mice, no differences were observed between PE and EE in either peripheral time </w:t>
+      </w:r>
+      <w:r>
+        <w:rPr>
+          <w:rFonts w:ascii="Times New Roman" w:hAnsi="Times New Roman" w:cs="Times New Roman"/>
+          <w:sz w:val="24"/>
+          <w:szCs w:val="24"/>
+          <w:lang w:val="en-US"/>
+        </w:rPr>
+        <w:t>(</w:t>
+      </w:r>
+      <w:r>
+        <w:rPr>
+          <w:rFonts w:ascii="Times New Roman" w:hAnsi="Times New Roman" w:cs="Times New Roman"/>
+          <w:sz w:val="24"/>
+          <w:szCs w:val="24"/>
+        </w:rPr>
+        <w:t>Δ</w:t>
+      </w:r>
+      <w:r>
+        <w:rPr>
+          <w:rFonts w:ascii="Times New Roman" w:hAnsi="Times New Roman" w:cs="Times New Roman"/>
+          <w:sz w:val="24"/>
+          <w:szCs w:val="24"/>
+          <w:lang w:val="en-US"/>
+        </w:rPr>
+        <w:t xml:space="preserve"> = −</w:t>
+      </w:r>
+      <w:r>
+        <w:rPr>
+          <w:rFonts w:ascii="Times New Roman" w:hAnsi="Times New Roman" w:cs="Times New Roman"/>
+          <w:sz w:val="24"/>
+          <w:szCs w:val="24"/>
+          <w:lang w:val="en-US"/>
+        </w:rPr>
+        <w:t>6.07</w:t>
+      </w:r>
+      <w:r>
+        <w:rPr>
+          <w:rFonts w:ascii="Times New Roman" w:hAnsi="Times New Roman" w:cs="Times New Roman"/>
+          <w:sz w:val="24"/>
+          <w:szCs w:val="24"/>
+          <w:lang w:val="en-US"/>
+        </w:rPr>
+        <w:t xml:space="preserve">, SE = </w:t>
+      </w:r>
+      <w:r>
+        <w:rPr>
+          <w:rFonts w:ascii="Times New Roman" w:hAnsi="Times New Roman" w:cs="Times New Roman"/>
+          <w:sz w:val="24"/>
+          <w:szCs w:val="24"/>
+          <w:lang w:val="en-US"/>
+        </w:rPr>
+        <w:t>18.2</w:t>
+      </w:r>
+      <w:r>
+        <w:rPr>
+          <w:rFonts w:ascii="Times New Roman" w:hAnsi="Times New Roman" w:cs="Times New Roman"/>
+          <w:sz w:val="24"/>
+          <w:szCs w:val="24"/>
+          <w:lang w:val="en-US"/>
+        </w:rPr>
+        <w:t xml:space="preserve">, p = </w:t>
+      </w:r>
+      <w:r>
+        <w:rPr>
+          <w:rFonts w:ascii="Times New Roman" w:hAnsi="Times New Roman" w:cs="Times New Roman"/>
+          <w:sz w:val="24"/>
+          <w:szCs w:val="24"/>
+          <w:lang w:val="en-US"/>
+        </w:rPr>
+        <w:t>0.99</w:t>
+      </w:r>
+      <w:r>
+        <w:rPr>
+          <w:rFonts w:ascii="Times New Roman" w:hAnsi="Times New Roman" w:cs="Times New Roman"/>
+          <w:sz w:val="24"/>
+          <w:szCs w:val="24"/>
+          <w:lang w:val="en-US"/>
+        </w:rPr>
+        <w:t>)</w:t>
+      </w:r>
+      <w:r>
+        <w:rPr>
+          <w:rFonts w:ascii="Times New Roman" w:hAnsi="Times New Roman" w:cs="Times New Roman"/>
           <w:sz w:val="24"/>
           <w:szCs w:val="24"/>
           <w:lang w:val="en-US"/>
@@ -14451,50 +14257,101 @@
       </w:r>
       <w:r>
         <w:rPr>
-          <w:rFonts w:ascii="Times New Roman" w:eastAsiaTheme="minorEastAsia" w:hAnsi="Times New Roman" w:cs="Times New Roman"/>
-          <w:sz w:val="24"/>
-          <w:szCs w:val="24"/>
-          <w:lang w:val="en-US"/>
-        </w:rPr>
-        <w:t xml:space="preserve">prior = </w:t>
-      </w:r>
-      <w:r>
-        <w:rPr>
-          <w:rFonts w:ascii="Times New Roman" w:eastAsiaTheme="minorEastAsia" w:hAnsi="Times New Roman" w:cs="Times New Roman"/>
-          <w:i/>
-          <w:iCs/>
-          <w:sz w:val="24"/>
-          <w:szCs w:val="24"/>
-          <w:lang w:val="en-US"/>
-        </w:rPr>
-        <w:t>N</w:t>
-      </w:r>
-      <w:r>
-        <w:rPr>
-          <w:rFonts w:ascii="Times New Roman" w:eastAsiaTheme="minorEastAsia" w:hAnsi="Times New Roman" w:cs="Times New Roman"/>
-          <w:sz w:val="24"/>
-          <w:szCs w:val="24"/>
-          <w:lang w:val="en-US"/>
-        </w:rPr>
-        <w:t>(0,</w:t>
-      </w:r>
-      <w:r>
-        <w:rPr>
-          <w:rFonts w:ascii="Times New Roman" w:eastAsiaTheme="minorEastAsia" w:hAnsi="Times New Roman" w:cs="Times New Roman"/>
-          <w:sz w:val="24"/>
-          <w:szCs w:val="24"/>
-          <w:lang w:val="en-US"/>
-        </w:rPr>
-        <w:t>2</w:t>
-      </w:r>
-      <w:r>
-        <w:rPr>
-          <w:rFonts w:ascii="Times New Roman" w:hAnsi="Times New Roman" w:cs="Times New Roman"/>
-          <w:sz w:val="24"/>
-          <w:szCs w:val="24"/>
-          <w:lang w:val="en-US"/>
-        </w:rPr>
-        <w:t>))</w:t>
+          <w:rFonts w:ascii="Times New Roman" w:hAnsi="Times New Roman" w:cs="Times New Roman"/>
+          <w:sz w:val="24"/>
+          <w:szCs w:val="24"/>
+          <w:lang w:val="en-US"/>
+        </w:rPr>
+        <w:t xml:space="preserve">or </w:t>
+      </w:r>
+      <w:r>
+        <w:rPr>
+          <w:rFonts w:ascii="Times New Roman" w:hAnsi="Times New Roman" w:cs="Times New Roman"/>
+          <w:sz w:val="24"/>
+          <w:szCs w:val="24"/>
+          <w:lang w:val="en-US"/>
+        </w:rPr>
+        <w:t xml:space="preserve">central time </w:t>
+      </w:r>
+      <w:r>
+        <w:rPr>
+          <w:rFonts w:ascii="Times New Roman" w:hAnsi="Times New Roman" w:cs="Times New Roman"/>
+          <w:sz w:val="24"/>
+          <w:szCs w:val="24"/>
+          <w:lang w:val="en-US"/>
+        </w:rPr>
+        <w:t>(</w:t>
+      </w:r>
+      <w:r>
+        <w:rPr>
+          <w:rFonts w:ascii="Times New Roman" w:hAnsi="Times New Roman" w:cs="Times New Roman"/>
+          <w:sz w:val="24"/>
+          <w:szCs w:val="24"/>
+        </w:rPr>
+        <w:t>Δ</w:t>
+      </w:r>
+      <w:r>
+        <w:rPr>
+          <w:rFonts w:ascii="Times New Roman" w:hAnsi="Times New Roman" w:cs="Times New Roman"/>
+          <w:sz w:val="24"/>
+          <w:szCs w:val="24"/>
+          <w:lang w:val="en-US"/>
+        </w:rPr>
+        <w:t xml:space="preserve"> = </w:t>
+      </w:r>
+      <w:r>
+        <w:rPr>
+          <w:rFonts w:ascii="Times New Roman" w:hAnsi="Times New Roman" w:cs="Times New Roman"/>
+          <w:sz w:val="24"/>
+          <w:szCs w:val="24"/>
+          <w:lang w:val="en-US"/>
+        </w:rPr>
+        <w:t>3.90</w:t>
+      </w:r>
+      <w:r>
+        <w:rPr>
+          <w:rFonts w:ascii="Times New Roman" w:hAnsi="Times New Roman" w:cs="Times New Roman"/>
+          <w:sz w:val="24"/>
+          <w:szCs w:val="24"/>
+          <w:lang w:val="en-US"/>
+        </w:rPr>
+        <w:t xml:space="preserve">, SE = </w:t>
+      </w:r>
+      <w:r>
+        <w:rPr>
+          <w:rFonts w:ascii="Times New Roman" w:hAnsi="Times New Roman" w:cs="Times New Roman"/>
+          <w:sz w:val="24"/>
+          <w:szCs w:val="24"/>
+          <w:lang w:val="en-US"/>
+        </w:rPr>
+        <w:t>5.56</w:t>
+      </w:r>
+      <w:r>
+        <w:rPr>
+          <w:rFonts w:ascii="Times New Roman" w:hAnsi="Times New Roman" w:cs="Times New Roman"/>
+          <w:sz w:val="24"/>
+          <w:szCs w:val="24"/>
+          <w:lang w:val="en-US"/>
+        </w:rPr>
+        <w:t xml:space="preserve">, p = </w:t>
+      </w:r>
+      <w:r>
+        <w:rPr>
+          <w:rFonts w:ascii="Times New Roman" w:hAnsi="Times New Roman" w:cs="Times New Roman"/>
+          <w:sz w:val="24"/>
+          <w:szCs w:val="24"/>
+          <w:lang w:val="en-US"/>
+        </w:rPr>
+        <w:t>0.90</w:t>
+      </w:r>
+      <w:r>
+        <w:rPr>
+          <w:rFonts w:ascii="Times New Roman" w:hAnsi="Times New Roman" w:cs="Times New Roman"/>
+          <w:sz w:val="24"/>
+          <w:szCs w:val="24"/>
+          <w:lang w:val="en-US"/>
+        </w:rPr>
+        <w:t>)</w:t>
       </w:r>
       <w:r>
         <w:rPr>
@@ -14512,230 +14369,7 @@
           <w:szCs w:val="24"/>
           <w:lang w:val="en-US"/>
         </w:rPr>
-        <w:t>Next, we compared environments within each treatment group. For saline-treated mice, no differences were observed between PE and EE in either peripheral time</w:t>
-      </w:r>
-      <w:r>
-        <w:rPr>
-          <w:rFonts w:ascii="Times New Roman" w:hAnsi="Times New Roman" w:cs="Times New Roman"/>
-          <w:sz w:val="24"/>
-          <w:szCs w:val="24"/>
-          <w:lang w:val="en-US"/>
-        </w:rPr>
-        <w:t xml:space="preserve"> </w:t>
-      </w:r>
-      <w:r>
-        <w:rPr>
-          <w:rFonts w:ascii="Times New Roman" w:hAnsi="Times New Roman" w:cs="Times New Roman"/>
-          <w:sz w:val="24"/>
-          <w:szCs w:val="24"/>
-          <w:lang w:val="en-US"/>
-        </w:rPr>
-        <w:t>(</w:t>
-      </w:r>
-      <w:r>
-        <w:rPr>
-          <w:rFonts w:ascii="Times New Roman" w:hAnsi="Times New Roman" w:cs="Times New Roman"/>
-          <w:sz w:val="24"/>
-          <w:szCs w:val="24"/>
-        </w:rPr>
-        <w:t>Δ</w:t>
-      </w:r>
-      <w:r>
-        <w:rPr>
-          <w:rFonts w:ascii="Times New Roman" w:hAnsi="Times New Roman" w:cs="Times New Roman"/>
-          <w:sz w:val="24"/>
-          <w:szCs w:val="24"/>
-          <w:lang w:val="en-US"/>
-        </w:rPr>
-        <w:t xml:space="preserve"> = −</w:t>
-      </w:r>
-      <w:r>
-        <w:rPr>
-          <w:rFonts w:ascii="Times New Roman" w:hAnsi="Times New Roman" w:cs="Times New Roman"/>
-          <w:sz w:val="24"/>
-          <w:szCs w:val="24"/>
-          <w:lang w:val="en-US"/>
-        </w:rPr>
-        <w:t>6.07</w:t>
-      </w:r>
-      <w:r>
-        <w:rPr>
-          <w:rFonts w:ascii="Times New Roman" w:hAnsi="Times New Roman" w:cs="Times New Roman"/>
-          <w:sz w:val="24"/>
-          <w:szCs w:val="24"/>
-          <w:lang w:val="en-US"/>
-        </w:rPr>
-        <w:t xml:space="preserve">, SE = </w:t>
-      </w:r>
-      <w:r>
-        <w:rPr>
-          <w:rFonts w:ascii="Times New Roman" w:hAnsi="Times New Roman" w:cs="Times New Roman"/>
-          <w:sz w:val="24"/>
-          <w:szCs w:val="24"/>
-          <w:lang w:val="en-US"/>
-        </w:rPr>
-        <w:t>18.2</w:t>
-      </w:r>
-      <w:r>
-        <w:rPr>
-          <w:rFonts w:ascii="Times New Roman" w:hAnsi="Times New Roman" w:cs="Times New Roman"/>
-          <w:sz w:val="24"/>
-          <w:szCs w:val="24"/>
-          <w:lang w:val="en-US"/>
-        </w:rPr>
-        <w:t xml:space="preserve">, p = </w:t>
-      </w:r>
-      <w:r>
-        <w:rPr>
-          <w:rFonts w:ascii="Times New Roman" w:hAnsi="Times New Roman" w:cs="Times New Roman"/>
-          <w:sz w:val="24"/>
-          <w:szCs w:val="24"/>
-          <w:lang w:val="en-US"/>
-        </w:rPr>
-        <w:t>0.99</w:t>
-      </w:r>
-      <w:r>
-        <w:rPr>
-          <w:rFonts w:ascii="Times New Roman" w:hAnsi="Times New Roman" w:cs="Times New Roman"/>
-          <w:sz w:val="24"/>
-          <w:szCs w:val="24"/>
-          <w:lang w:val="en-US"/>
-        </w:rPr>
-        <w:t>)</w:t>
-      </w:r>
-      <w:r>
-        <w:rPr>
-          <w:rFonts w:ascii="Times New Roman" w:hAnsi="Times New Roman" w:cs="Times New Roman"/>
-          <w:sz w:val="24"/>
-          <w:szCs w:val="24"/>
-          <w:lang w:val="en-US"/>
-        </w:rPr>
-        <w:t xml:space="preserve"> </w:t>
-      </w:r>
-      <w:r>
-        <w:rPr>
-          <w:rFonts w:ascii="Times New Roman" w:hAnsi="Times New Roman" w:cs="Times New Roman"/>
-          <w:sz w:val="24"/>
-          <w:szCs w:val="24"/>
-          <w:lang w:val="en-US"/>
-        </w:rPr>
-        <w:t xml:space="preserve">or </w:t>
-      </w:r>
-      <w:r>
-        <w:rPr>
-          <w:rFonts w:ascii="Times New Roman" w:hAnsi="Times New Roman" w:cs="Times New Roman"/>
-          <w:sz w:val="24"/>
-          <w:szCs w:val="24"/>
-          <w:lang w:val="en-US"/>
-        </w:rPr>
-        <w:t xml:space="preserve">central time </w:t>
-      </w:r>
-      <w:r>
-        <w:rPr>
-          <w:rFonts w:ascii="Times New Roman" w:hAnsi="Times New Roman" w:cs="Times New Roman"/>
-          <w:sz w:val="24"/>
-          <w:szCs w:val="24"/>
-          <w:lang w:val="en-US"/>
-        </w:rPr>
-        <w:t>(</w:t>
-      </w:r>
-      <w:r>
-        <w:rPr>
-          <w:rFonts w:ascii="Times New Roman" w:hAnsi="Times New Roman" w:cs="Times New Roman"/>
-          <w:sz w:val="24"/>
-          <w:szCs w:val="24"/>
-        </w:rPr>
-        <w:t>Δ</w:t>
-      </w:r>
-      <w:r>
-        <w:rPr>
-          <w:rFonts w:ascii="Times New Roman" w:hAnsi="Times New Roman" w:cs="Times New Roman"/>
-          <w:sz w:val="24"/>
-          <w:szCs w:val="24"/>
-          <w:lang w:val="en-US"/>
-        </w:rPr>
-        <w:t xml:space="preserve"> = </w:t>
-      </w:r>
-      <w:r>
-        <w:rPr>
-          <w:rFonts w:ascii="Times New Roman" w:hAnsi="Times New Roman" w:cs="Times New Roman"/>
-          <w:sz w:val="24"/>
-          <w:szCs w:val="24"/>
-          <w:lang w:val="en-US"/>
-        </w:rPr>
-        <w:t>3.90</w:t>
-      </w:r>
-      <w:r>
-        <w:rPr>
-          <w:rFonts w:ascii="Times New Roman" w:hAnsi="Times New Roman" w:cs="Times New Roman"/>
-          <w:sz w:val="24"/>
-          <w:szCs w:val="24"/>
-          <w:lang w:val="en-US"/>
-        </w:rPr>
-        <w:t xml:space="preserve">, SE = </w:t>
-      </w:r>
-      <w:r>
-        <w:rPr>
-          <w:rFonts w:ascii="Times New Roman" w:hAnsi="Times New Roman" w:cs="Times New Roman"/>
-          <w:sz w:val="24"/>
-          <w:szCs w:val="24"/>
-          <w:lang w:val="en-US"/>
-        </w:rPr>
-        <w:t>5.56</w:t>
-      </w:r>
-      <w:r>
-        <w:rPr>
-          <w:rFonts w:ascii="Times New Roman" w:hAnsi="Times New Roman" w:cs="Times New Roman"/>
-          <w:sz w:val="24"/>
-          <w:szCs w:val="24"/>
-          <w:lang w:val="en-US"/>
-        </w:rPr>
-        <w:t xml:space="preserve">, p = </w:t>
-      </w:r>
-      <w:r>
-        <w:rPr>
-          <w:rFonts w:ascii="Times New Roman" w:hAnsi="Times New Roman" w:cs="Times New Roman"/>
-          <w:sz w:val="24"/>
-          <w:szCs w:val="24"/>
-          <w:lang w:val="en-US"/>
-        </w:rPr>
-        <w:t>0.90</w:t>
-      </w:r>
-      <w:r>
-        <w:rPr>
-          <w:rFonts w:ascii="Times New Roman" w:hAnsi="Times New Roman" w:cs="Times New Roman"/>
-          <w:sz w:val="24"/>
-          <w:szCs w:val="24"/>
-          <w:lang w:val="en-US"/>
-        </w:rPr>
-        <w:t>)</w:t>
-      </w:r>
-      <w:r>
-        <w:rPr>
-          <w:rFonts w:ascii="Times New Roman" w:hAnsi="Times New Roman" w:cs="Times New Roman"/>
-          <w:sz w:val="24"/>
-          <w:szCs w:val="24"/>
-          <w:lang w:val="en-US"/>
-        </w:rPr>
-        <w:t xml:space="preserve">. </w:t>
-      </w:r>
-      <w:r>
-        <w:rPr>
-          <w:rFonts w:ascii="Times New Roman" w:hAnsi="Times New Roman" w:cs="Times New Roman"/>
-          <w:sz w:val="24"/>
-          <w:szCs w:val="24"/>
-          <w:lang w:val="en-US"/>
-        </w:rPr>
-        <w:t>Bayesian analyses supported this interpretation, showing moderate evidence for the null in peripheral time</w:t>
-      </w:r>
-      <w:r>
-        <w:rPr>
-          <w:rFonts w:ascii="Times New Roman" w:hAnsi="Times New Roman" w:cs="Times New Roman"/>
-          <w:sz w:val="24"/>
-          <w:szCs w:val="24"/>
-          <w:lang w:val="en-US"/>
-        </w:rPr>
-        <w:t xml:space="preserve"> </w:t>
+        <w:t xml:space="preserve">Bayesian analyses supported this interpretation, showing moderate evidence for the null in peripheral time </w:t>
       </w:r>
       <m:oMath>
         <m:r>
@@ -14900,63 +14534,16 @@
           <w:szCs w:val="24"/>
           <w:lang w:val="en-US"/>
         </w:rPr>
-        <w:t>],</w:t>
-      </w:r>
-      <w:r>
-        <w:rPr>
-          <w:rFonts w:ascii="Times New Roman" w:eastAsiaTheme="minorEastAsia" w:hAnsi="Times New Roman" w:cs="Times New Roman"/>
-          <w:sz w:val="24"/>
-          <w:szCs w:val="24"/>
-          <w:lang w:val="en-US"/>
-        </w:rPr>
-        <w:t xml:space="preserve"> </w:t>
-      </w:r>
-      <w:r>
-        <w:rPr>
-          <w:rFonts w:ascii="Times New Roman" w:eastAsiaTheme="minorEastAsia" w:hAnsi="Times New Roman" w:cs="Times New Roman"/>
-          <w:sz w:val="24"/>
-          <w:szCs w:val="24"/>
-          <w:lang w:val="en-US"/>
-        </w:rPr>
-        <w:t xml:space="preserve">prior = </w:t>
-      </w:r>
-      <w:r>
-        <w:rPr>
-          <w:rFonts w:ascii="Times New Roman" w:eastAsiaTheme="minorEastAsia" w:hAnsi="Times New Roman" w:cs="Times New Roman"/>
-          <w:i/>
-          <w:iCs/>
-          <w:sz w:val="24"/>
-          <w:szCs w:val="24"/>
-          <w:lang w:val="en-US"/>
-        </w:rPr>
-        <w:t>N</w:t>
-      </w:r>
-      <w:r>
-        <w:rPr>
-          <w:rFonts w:ascii="Times New Roman" w:eastAsiaTheme="minorEastAsia" w:hAnsi="Times New Roman" w:cs="Times New Roman"/>
-          <w:sz w:val="24"/>
-          <w:szCs w:val="24"/>
-          <w:lang w:val="en-US"/>
-        </w:rPr>
-        <w:t>(0,</w:t>
-      </w:r>
-      <w:r>
-        <w:rPr>
-          <w:rFonts w:ascii="Times New Roman" w:eastAsiaTheme="minorEastAsia" w:hAnsi="Times New Roman" w:cs="Times New Roman"/>
-          <w:sz w:val="24"/>
-          <w:szCs w:val="24"/>
-          <w:lang w:val="en-US"/>
-        </w:rPr>
-        <w:t>1</w:t>
-      </w:r>
-      <w:r>
-        <w:rPr>
-          <w:rFonts w:ascii="Times New Roman" w:hAnsi="Times New Roman" w:cs="Times New Roman"/>
-          <w:sz w:val="24"/>
-          <w:szCs w:val="24"/>
-          <w:lang w:val="en-US"/>
-        </w:rPr>
-        <w:t>))</w:t>
+        <w:t>]</w:t>
+      </w:r>
+      <w:r>
+        <w:rPr>
+          <w:rFonts w:ascii="Times New Roman" w:hAnsi="Times New Roman" w:cs="Times New Roman"/>
+          <w:sz w:val="24"/>
+          <w:szCs w:val="24"/>
+          <w:lang w:val="en-US"/>
+        </w:rPr>
+        <w:t>)</w:t>
       </w:r>
       <w:r>
         <w:rPr>
@@ -15148,7 +14735,7 @@
           <w:szCs w:val="24"/>
           <w:lang w:val="en-US"/>
         </w:rPr>
-        <w:t>],</w:t>
+        <w:t>]</w:t>
       </w:r>
       <w:r>
         <w:rPr>
@@ -15157,54 +14744,7 @@
           <w:szCs w:val="24"/>
           <w:lang w:val="en-US"/>
         </w:rPr>
-        <w:t xml:space="preserve"> </w:t>
-      </w:r>
-      <w:r>
-        <w:rPr>
-          <w:rFonts w:ascii="Times New Roman" w:eastAsiaTheme="minorEastAsia" w:hAnsi="Times New Roman" w:cs="Times New Roman"/>
-          <w:sz w:val="24"/>
-          <w:szCs w:val="24"/>
-          <w:lang w:val="en-US"/>
-        </w:rPr>
-        <w:t xml:space="preserve">prior = </w:t>
-      </w:r>
-      <w:r>
-        <w:rPr>
-          <w:rFonts w:ascii="Times New Roman" w:eastAsiaTheme="minorEastAsia" w:hAnsi="Times New Roman" w:cs="Times New Roman"/>
-          <w:i/>
-          <w:iCs/>
-          <w:sz w:val="24"/>
-          <w:szCs w:val="24"/>
-          <w:lang w:val="en-US"/>
-        </w:rPr>
-        <w:t>N</w:t>
-      </w:r>
-      <w:r>
-        <w:rPr>
-          <w:rFonts w:ascii="Times New Roman" w:eastAsiaTheme="minorEastAsia" w:hAnsi="Times New Roman" w:cs="Times New Roman"/>
-          <w:sz w:val="24"/>
-          <w:szCs w:val="24"/>
-          <w:lang w:val="en-US"/>
-        </w:rPr>
-        <w:t>(0,</w:t>
-      </w:r>
-      <w:r>
-        <w:rPr>
-          <w:rFonts w:ascii="Times New Roman" w:eastAsiaTheme="minorEastAsia" w:hAnsi="Times New Roman" w:cs="Times New Roman"/>
-          <w:sz w:val="24"/>
-          <w:szCs w:val="24"/>
-          <w:lang w:val="en-US"/>
-        </w:rPr>
-        <w:t>1</w:t>
-      </w:r>
-      <w:r>
-        <w:rPr>
-          <w:rFonts w:ascii="Times New Roman" w:eastAsiaTheme="minorEastAsia" w:hAnsi="Times New Roman" w:cs="Times New Roman"/>
-          <w:sz w:val="24"/>
-          <w:szCs w:val="24"/>
-          <w:lang w:val="en-US"/>
-        </w:rPr>
-        <w:t>)).</w:t>
+        <w:t>).</w:t>
       </w:r>
       <w:r>
         <w:rPr>
@@ -15580,63 +15120,16 @@
           <w:szCs w:val="24"/>
           <w:lang w:val="en-US"/>
         </w:rPr>
-        <w:t>],</w:t>
-      </w:r>
-      <w:r>
-        <w:rPr>
-          <w:rFonts w:ascii="Times New Roman" w:eastAsiaTheme="minorEastAsia" w:hAnsi="Times New Roman" w:cs="Times New Roman"/>
-          <w:sz w:val="24"/>
-          <w:szCs w:val="24"/>
-          <w:lang w:val="en-US"/>
-        </w:rPr>
-        <w:t xml:space="preserve"> </w:t>
-      </w:r>
-      <w:r>
-        <w:rPr>
-          <w:rFonts w:ascii="Times New Roman" w:eastAsiaTheme="minorEastAsia" w:hAnsi="Times New Roman" w:cs="Times New Roman"/>
-          <w:sz w:val="24"/>
-          <w:szCs w:val="24"/>
-          <w:lang w:val="en-US"/>
-        </w:rPr>
-        <w:t xml:space="preserve">prior = </w:t>
-      </w:r>
-      <w:r>
-        <w:rPr>
-          <w:rFonts w:ascii="Times New Roman" w:eastAsiaTheme="minorEastAsia" w:hAnsi="Times New Roman" w:cs="Times New Roman"/>
-          <w:i/>
-          <w:iCs/>
-          <w:sz w:val="24"/>
-          <w:szCs w:val="24"/>
-          <w:lang w:val="en-US"/>
-        </w:rPr>
-        <w:t>N</w:t>
-      </w:r>
-      <w:r>
-        <w:rPr>
-          <w:rFonts w:ascii="Times New Roman" w:eastAsiaTheme="minorEastAsia" w:hAnsi="Times New Roman" w:cs="Times New Roman"/>
-          <w:sz w:val="24"/>
-          <w:szCs w:val="24"/>
-          <w:lang w:val="en-US"/>
-        </w:rPr>
-        <w:t>(0,</w:t>
-      </w:r>
-      <w:r>
-        <w:rPr>
-          <w:rFonts w:ascii="Times New Roman" w:eastAsiaTheme="minorEastAsia" w:hAnsi="Times New Roman" w:cs="Times New Roman"/>
-          <w:sz w:val="24"/>
-          <w:szCs w:val="24"/>
-          <w:lang w:val="en-US"/>
-        </w:rPr>
-        <w:t>2</w:t>
-      </w:r>
-      <w:r>
-        <w:rPr>
-          <w:rFonts w:ascii="Times New Roman" w:hAnsi="Times New Roman" w:cs="Times New Roman"/>
-          <w:sz w:val="24"/>
-          <w:szCs w:val="24"/>
-          <w:lang w:val="en-US"/>
-        </w:rPr>
-        <w:t>))</w:t>
+        <w:t>]</w:t>
+      </w:r>
+      <w:r>
+        <w:rPr>
+          <w:rFonts w:ascii="Times New Roman" w:hAnsi="Times New Roman" w:cs="Times New Roman"/>
+          <w:sz w:val="24"/>
+          <w:szCs w:val="24"/>
+          <w:lang w:val="en-US"/>
+        </w:rPr>
+        <w:t>)</w:t>
       </w:r>
       <w:r>
         <w:rPr>
@@ -15763,16 +15256,7 @@
           <w:szCs w:val="24"/>
           <w:lang w:val="en-US"/>
         </w:rPr>
-        <w:t>2</w:t>
-      </w:r>
-      <w:r>
-        <w:rPr>
-          <w:rFonts w:ascii="Times New Roman" w:hAnsi="Times New Roman" w:cs="Times New Roman"/>
-          <w:sz w:val="24"/>
-          <w:szCs w:val="24"/>
-          <w:lang w:val="en-US"/>
-        </w:rPr>
-        <w:t>0.7</w:t>
+        <w:t>20.7</w:t>
       </w:r>
       <w:r>
         <w:rPr>
@@ -15790,16 +15274,7 @@
           <w:szCs w:val="24"/>
           <w:lang w:val="en-US"/>
         </w:rPr>
-        <w:t>= 0.</w:t>
-      </w:r>
-      <w:r>
-        <w:rPr>
-          <w:rFonts w:ascii="Times New Roman" w:hAnsi="Times New Roman" w:cs="Times New Roman"/>
-          <w:sz w:val="24"/>
-          <w:szCs w:val="24"/>
-          <w:lang w:val="en-US"/>
-        </w:rPr>
-        <w:t>91</w:t>
+        <w:t>= 0.91</w:t>
       </w:r>
       <w:r>
         <w:rPr>
@@ -15897,16 +15372,7 @@
           <w:szCs w:val="24"/>
           <w:lang w:val="en-US"/>
         </w:rPr>
-        <w:t>= 0.9</w:t>
-      </w:r>
-      <w:r>
-        <w:rPr>
-          <w:rFonts w:ascii="Times New Roman" w:hAnsi="Times New Roman" w:cs="Times New Roman"/>
-          <w:sz w:val="24"/>
-          <w:szCs w:val="24"/>
-          <w:lang w:val="en-US"/>
-        </w:rPr>
-        <w:t>5</w:t>
+        <w:t>= 0.95</w:t>
       </w:r>
       <w:r>
         <w:rPr>
@@ -15933,16 +15399,7 @@
           <w:szCs w:val="24"/>
           <w:lang w:val="en-US"/>
         </w:rPr>
-        <w:t>Bayesian analyses supported the absence of differences, providing moderate evidence for the null in peripheral time</w:t>
-      </w:r>
-      <w:r>
-        <w:rPr>
-          <w:rFonts w:ascii="Times New Roman" w:hAnsi="Times New Roman" w:cs="Times New Roman"/>
-          <w:sz w:val="24"/>
-          <w:szCs w:val="24"/>
-          <w:lang w:val="en-US"/>
-        </w:rPr>
-        <w:t xml:space="preserve"> </w:t>
+        <w:t xml:space="preserve">Bayesian analyses supported the absence of differences, providing moderate evidence for the null in peripheral time </w:t>
       </w:r>
       <m:oMath>
         <m:r>
@@ -16009,17 +15466,7 @@
           <w:szCs w:val="24"/>
           <w:lang w:val="en-US"/>
         </w:rPr>
-        <w:t>0.</w:t>
-      </w:r>
-      <w:r>
-        <w:rPr>
-          <w:rFonts w:ascii="Times New Roman" w:eastAsiaTheme="minorEastAsia" w:hAnsi="Times New Roman" w:cs="Times New Roman"/>
-          <w:iCs/>
-          <w:sz w:val="24"/>
-          <w:szCs w:val="24"/>
-          <w:lang w:val="en-US"/>
-        </w:rPr>
-        <w:t>18</w:t>
+        <w:t>0.18</w:t>
       </w:r>
       <w:r>
         <w:rPr>
@@ -16108,7 +15555,7 @@
           <w:szCs w:val="24"/>
           <w:lang w:val="en-US"/>
         </w:rPr>
-        <w:t>0.</w:t>
+        <w:t>0.96</w:t>
       </w:r>
       <w:r>
         <w:rPr>
@@ -16117,7 +15564,7 @@
           <w:szCs w:val="24"/>
           <w:lang w:val="en-US"/>
         </w:rPr>
-        <w:t>96</w:t>
+        <w:t>;</w:t>
       </w:r>
       <w:r>
         <w:rPr>
@@ -16126,7 +15573,7 @@
           <w:szCs w:val="24"/>
           <w:lang w:val="en-US"/>
         </w:rPr>
-        <w:t>;</w:t>
+        <w:t>0.41</w:t>
       </w:r>
       <w:r>
         <w:rPr>
@@ -16135,81 +15582,16 @@
           <w:szCs w:val="24"/>
           <w:lang w:val="en-US"/>
         </w:rPr>
-        <w:t>0.</w:t>
-      </w:r>
-      <w:r>
-        <w:rPr>
-          <w:rFonts w:ascii="Times New Roman" w:eastAsiaTheme="minorEastAsia" w:hAnsi="Times New Roman" w:cs="Times New Roman"/>
-          <w:sz w:val="24"/>
-          <w:szCs w:val="24"/>
-          <w:lang w:val="en-US"/>
-        </w:rPr>
-        <w:t>41</w:t>
-      </w:r>
-      <w:r>
-        <w:rPr>
-          <w:rFonts w:ascii="Times New Roman" w:eastAsiaTheme="minorEastAsia" w:hAnsi="Times New Roman" w:cs="Times New Roman"/>
-          <w:sz w:val="24"/>
-          <w:szCs w:val="24"/>
-          <w:lang w:val="en-US"/>
-        </w:rPr>
-        <w:t>],</w:t>
-      </w:r>
-      <w:r>
-        <w:rPr>
-          <w:rFonts w:ascii="Times New Roman" w:eastAsiaTheme="minorEastAsia" w:hAnsi="Times New Roman" w:cs="Times New Roman"/>
-          <w:sz w:val="24"/>
-          <w:szCs w:val="24"/>
-          <w:lang w:val="en-US"/>
-        </w:rPr>
-        <w:t xml:space="preserve"> </w:t>
-      </w:r>
-      <w:r>
-        <w:rPr>
-          <w:rFonts w:ascii="Times New Roman" w:eastAsiaTheme="minorEastAsia" w:hAnsi="Times New Roman" w:cs="Times New Roman"/>
-          <w:sz w:val="24"/>
-          <w:szCs w:val="24"/>
-          <w:lang w:val="en-US"/>
-        </w:rPr>
-        <w:t xml:space="preserve">prior = </w:t>
-      </w:r>
-      <w:r>
-        <w:rPr>
-          <w:rFonts w:ascii="Times New Roman" w:eastAsiaTheme="minorEastAsia" w:hAnsi="Times New Roman" w:cs="Times New Roman"/>
-          <w:i/>
-          <w:iCs/>
-          <w:sz w:val="24"/>
-          <w:szCs w:val="24"/>
-          <w:lang w:val="en-US"/>
-        </w:rPr>
-        <w:t>N</w:t>
-      </w:r>
-      <w:r>
-        <w:rPr>
-          <w:rFonts w:ascii="Times New Roman" w:eastAsiaTheme="minorEastAsia" w:hAnsi="Times New Roman" w:cs="Times New Roman"/>
-          <w:sz w:val="24"/>
-          <w:szCs w:val="24"/>
-          <w:lang w:val="en-US"/>
-        </w:rPr>
-        <w:t>(0,</w:t>
-      </w:r>
-      <w:r>
-        <w:rPr>
-          <w:rFonts w:ascii="Times New Roman" w:eastAsiaTheme="minorEastAsia" w:hAnsi="Times New Roman" w:cs="Times New Roman"/>
-          <w:sz w:val="24"/>
-          <w:szCs w:val="24"/>
-          <w:lang w:val="en-US"/>
-        </w:rPr>
-        <w:t>3</w:t>
-      </w:r>
-      <w:r>
-        <w:rPr>
-          <w:rFonts w:ascii="Times New Roman" w:hAnsi="Times New Roman" w:cs="Times New Roman"/>
-          <w:sz w:val="24"/>
-          <w:szCs w:val="24"/>
-          <w:lang w:val="en-US"/>
-        </w:rPr>
-        <w:t>))</w:t>
+        <w:t>]</w:t>
+      </w:r>
+      <w:r>
+        <w:rPr>
+          <w:rFonts w:ascii="Times New Roman" w:hAnsi="Times New Roman" w:cs="Times New Roman"/>
+          <w:sz w:val="24"/>
+          <w:szCs w:val="24"/>
+          <w:lang w:val="en-US"/>
+        </w:rPr>
+        <w:t>)</w:t>
       </w:r>
       <w:r>
         <w:rPr>
@@ -16276,17 +15658,7 @@
           <w:szCs w:val="24"/>
           <w:lang w:val="en-US"/>
         </w:rPr>
-        <w:t>0.1</w:t>
-      </w:r>
-      <w:r>
-        <w:rPr>
-          <w:rFonts w:ascii="Times New Roman" w:eastAsiaTheme="minorEastAsia" w:hAnsi="Times New Roman" w:cs="Times New Roman"/>
-          <w:iCs/>
-          <w:sz w:val="24"/>
-          <w:szCs w:val="24"/>
-          <w:lang w:val="en-US"/>
-        </w:rPr>
-        <w:t>4</w:t>
+        <w:t>0.14</w:t>
       </w:r>
       <w:r>
         <w:rPr>
@@ -16375,7 +15747,7 @@
           <w:szCs w:val="24"/>
           <w:lang w:val="en-US"/>
         </w:rPr>
-        <w:t>0.</w:t>
+        <w:t>0.05</w:t>
       </w:r>
       <w:r>
         <w:rPr>
@@ -16384,7 +15756,7 @@
           <w:szCs w:val="24"/>
           <w:lang w:val="en-US"/>
         </w:rPr>
-        <w:t>05</w:t>
+        <w:t>;</w:t>
       </w:r>
       <w:r>
         <w:rPr>
@@ -16393,7 +15765,7 @@
           <w:szCs w:val="24"/>
           <w:lang w:val="en-US"/>
         </w:rPr>
-        <w:t>;</w:t>
+        <w:t>1.65</w:t>
       </w:r>
       <w:r>
         <w:rPr>
@@ -16402,82 +15774,1879 @@
           <w:szCs w:val="24"/>
           <w:lang w:val="en-US"/>
         </w:rPr>
-        <w:t>1.65</w:t>
-      </w:r>
-      <w:r>
-        <w:rPr>
-          <w:rFonts w:ascii="Times New Roman" w:eastAsiaTheme="minorEastAsia" w:hAnsi="Times New Roman" w:cs="Times New Roman"/>
-          <w:sz w:val="24"/>
-          <w:szCs w:val="24"/>
-          <w:lang w:val="en-US"/>
-        </w:rPr>
-        <w:t>],</w:t>
-      </w:r>
-      <w:r>
-        <w:rPr>
-          <w:rFonts w:ascii="Times New Roman" w:eastAsiaTheme="minorEastAsia" w:hAnsi="Times New Roman" w:cs="Times New Roman"/>
-          <w:sz w:val="24"/>
-          <w:szCs w:val="24"/>
-          <w:lang w:val="en-US"/>
-        </w:rPr>
-        <w:t xml:space="preserve"> </w:t>
-      </w:r>
-      <w:r>
-        <w:rPr>
-          <w:rFonts w:ascii="Times New Roman" w:eastAsiaTheme="minorEastAsia" w:hAnsi="Times New Roman" w:cs="Times New Roman"/>
-          <w:sz w:val="24"/>
-          <w:szCs w:val="24"/>
-          <w:lang w:val="en-US"/>
-        </w:rPr>
-        <w:t xml:space="preserve">prior = </w:t>
-      </w:r>
-      <w:r>
-        <w:rPr>
-          <w:rFonts w:ascii="Times New Roman" w:eastAsiaTheme="minorEastAsia" w:hAnsi="Times New Roman" w:cs="Times New Roman"/>
+        <w:t>]</w:t>
+      </w:r>
+      <w:r>
+        <w:rPr>
+          <w:rFonts w:ascii="Times New Roman" w:hAnsi="Times New Roman" w:cs="Times New Roman"/>
+          <w:sz w:val="24"/>
+          <w:szCs w:val="24"/>
+          <w:lang w:val="en-US"/>
+        </w:rPr>
+        <w:t>)</w:t>
+      </w:r>
+      <w:r>
+        <w:rPr>
+          <w:rFonts w:ascii="Times New Roman" w:hAnsi="Times New Roman" w:cs="Times New Roman"/>
+          <w:sz w:val="24"/>
+          <w:szCs w:val="24"/>
+          <w:lang w:val="en-US"/>
+        </w:rPr>
+        <w:t>.</w:t>
+      </w:r>
+    </w:p>
+    <w:p>
+      <w:pPr>
+        <w:ind w:firstLine="709"/>
+        <w:rPr>
+          <w:rFonts w:ascii="Times New Roman" w:hAnsi="Times New Roman" w:cs="Times New Roman"/>
+          <w:sz w:val="24"/>
+          <w:szCs w:val="24"/>
+          <w:lang w:val="en-US"/>
+        </w:rPr>
+      </w:pPr>
+      <w:r>
+        <w:rPr>
+          <w:rFonts w:ascii="Times New Roman" w:hAnsi="Times New Roman" w:cs="Times New Roman"/>
+          <w:sz w:val="24"/>
+          <w:szCs w:val="24"/>
+          <w:lang w:val="en-US"/>
+        </w:rPr>
+        <w:t>Taken toge</w:t>
+      </w:r>
+      <w:r>
+        <w:rPr>
+          <w:rFonts w:ascii="Times New Roman" w:hAnsi="Times New Roman" w:cs="Times New Roman"/>
+          <w:sz w:val="24"/>
+          <w:szCs w:val="24"/>
+          <w:lang w:val="en-US"/>
+        </w:rPr>
+        <w:t xml:space="preserve">ther, </w:t>
+      </w:r>
+      <w:r>
+        <w:rPr>
+          <w:rFonts w:ascii="Times New Roman" w:hAnsi="Times New Roman" w:cs="Times New Roman"/>
+          <w:sz w:val="24"/>
+          <w:szCs w:val="24"/>
+          <w:lang w:val="en-US"/>
+        </w:rPr>
+        <w:t>t</w:t>
+      </w:r>
+      <w:r>
+        <w:rPr>
+          <w:rFonts w:ascii="Times New Roman" w:hAnsi="Times New Roman" w:cs="Times New Roman"/>
+          <w:sz w:val="24"/>
+          <w:szCs w:val="24"/>
+          <w:lang w:val="en-US"/>
+        </w:rPr>
+        <w:t xml:space="preserve">he analysis showed a clear negative effect of chemotherapy and a clear positive effect of </w:t>
+      </w:r>
+      <w:r>
+        <w:rPr>
+          <w:rFonts w:ascii="Times New Roman" w:hAnsi="Times New Roman" w:cs="Times New Roman"/>
+          <w:sz w:val="24"/>
+          <w:szCs w:val="24"/>
+          <w:lang w:val="en-US"/>
+        </w:rPr>
+        <w:t>EE</w:t>
+      </w:r>
+      <w:r>
+        <w:rPr>
+          <w:rFonts w:ascii="Times New Roman" w:hAnsi="Times New Roman" w:cs="Times New Roman"/>
+          <w:sz w:val="24"/>
+          <w:szCs w:val="24"/>
+          <w:lang w:val="en-US"/>
+        </w:rPr>
+        <w:t xml:space="preserve"> on </w:t>
+      </w:r>
+      <w:r>
+        <w:rPr>
+          <w:rFonts w:ascii="Times New Roman" w:hAnsi="Times New Roman" w:cs="Times New Roman"/>
+          <w:sz w:val="24"/>
+          <w:szCs w:val="24"/>
+          <w:lang w:val="en-US"/>
+        </w:rPr>
+        <w:t>locomotion and exploration</w:t>
+      </w:r>
+      <w:r>
+        <w:rPr>
+          <w:rFonts w:ascii="Times New Roman" w:hAnsi="Times New Roman" w:cs="Times New Roman"/>
+          <w:sz w:val="24"/>
+          <w:szCs w:val="24"/>
+          <w:lang w:val="en-US"/>
+        </w:rPr>
+        <w:t xml:space="preserve">. However, EE did </w:t>
+      </w:r>
+      <w:r>
+        <w:rPr>
+          <w:rFonts w:ascii="Times New Roman" w:hAnsi="Times New Roman" w:cs="Times New Roman"/>
+          <w:sz w:val="24"/>
+          <w:szCs w:val="24"/>
+          <w:lang w:val="en-US"/>
+        </w:rPr>
+        <w:t>not</w:t>
+      </w:r>
+      <w:r>
+        <w:rPr>
+          <w:rFonts w:ascii="Times New Roman" w:hAnsi="Times New Roman" w:cs="Times New Roman"/>
+          <w:sz w:val="24"/>
+          <w:szCs w:val="24"/>
+          <w:lang w:val="en-US"/>
+        </w:rPr>
+        <w:t xml:space="preserve"> appear to protect against chemotherapy</w:t>
+      </w:r>
+      <w:r>
+        <w:rPr>
+          <w:rFonts w:ascii="Times New Roman" w:hAnsi="Times New Roman" w:cs="Times New Roman"/>
+          <w:sz w:val="24"/>
+          <w:szCs w:val="24"/>
+          <w:lang w:val="en-US"/>
+        </w:rPr>
+        <w:noBreakHyphen/>
+        <w:t>induced deficits in CVAD animals, although Bayesian analyses indicate that evidence is inconclusive and should be interpreted cautiously. We also found no overall effect of chemotherapy or environment on anxiety</w:t>
+      </w:r>
+      <w:r>
+        <w:rPr>
+          <w:rFonts w:ascii="Times New Roman" w:hAnsi="Times New Roman" w:cs="Times New Roman"/>
+          <w:sz w:val="24"/>
+          <w:szCs w:val="24"/>
+          <w:lang w:val="en-US"/>
+        </w:rPr>
+        <w:noBreakHyphen/>
+        <w:t xml:space="preserve">like behavior, but EE showed a protective effect in CVAD animals based on the interaction and post hoc tests. Again, </w:t>
+      </w:r>
+      <w:r>
+        <w:rPr>
+          <w:rFonts w:ascii="Times New Roman" w:hAnsi="Times New Roman" w:cs="Times New Roman"/>
+          <w:sz w:val="24"/>
+          <w:szCs w:val="24"/>
+          <w:lang w:val="en-US"/>
+        </w:rPr>
+        <w:lastRenderedPageBreak/>
+        <w:t>Bayesian results advise caution</w:t>
+      </w:r>
+      <w:r>
+        <w:rPr>
+          <w:rFonts w:ascii="Times New Roman" w:hAnsi="Times New Roman" w:cs="Times New Roman"/>
+          <w:sz w:val="24"/>
+          <w:szCs w:val="24"/>
+          <w:lang w:val="en-US"/>
+        </w:rPr>
+        <w:t xml:space="preserve"> on the latter</w:t>
+      </w:r>
+      <w:r>
+        <w:rPr>
+          <w:rFonts w:ascii="Times New Roman" w:hAnsi="Times New Roman" w:cs="Times New Roman"/>
+          <w:sz w:val="24"/>
+          <w:szCs w:val="24"/>
+          <w:lang w:val="en-US"/>
+        </w:rPr>
+        <w:t>. Overall, EE appears to mitigate chemotherapy</w:t>
+      </w:r>
+      <w:r>
+        <w:rPr>
+          <w:rFonts w:ascii="Times New Roman" w:hAnsi="Times New Roman" w:cs="Times New Roman"/>
+          <w:sz w:val="24"/>
+          <w:szCs w:val="24"/>
+          <w:lang w:val="en-US"/>
+        </w:rPr>
+        <w:noBreakHyphen/>
+        <w:t>related increases in anxiety</w:t>
+      </w:r>
+      <w:r>
+        <w:rPr>
+          <w:rFonts w:ascii="Times New Roman" w:hAnsi="Times New Roman" w:cs="Times New Roman"/>
+          <w:sz w:val="24"/>
+          <w:szCs w:val="24"/>
+          <w:lang w:val="en-US"/>
+        </w:rPr>
+        <w:t>.</w:t>
+      </w:r>
+    </w:p>
+    <w:p>
+      <w:pPr>
+        <w:ind w:firstLine="709"/>
+        <w:rPr>
+          <w:rFonts w:ascii="Times New Roman" w:hAnsi="Times New Roman" w:cs="Times New Roman"/>
+          <w:sz w:val="24"/>
+          <w:szCs w:val="24"/>
+          <w:lang w:val="en-US"/>
+        </w:rPr>
+      </w:pPr>
+    </w:p>
+    <w:p>
+      <w:pPr>
+        <w:ind w:firstLine="709"/>
+        <w:rPr>
+          <w:rFonts w:ascii="Times New Roman" w:hAnsi="Times New Roman" w:cs="Times New Roman"/>
+          <w:sz w:val="24"/>
+          <w:szCs w:val="24"/>
+          <w:lang w:val="en-US"/>
+        </w:rPr>
+      </w:pPr>
+    </w:p>
+    <w:p>
+      <w:pPr>
+        <w:pStyle w:val="ListParagraph"/>
+        <w:numPr>
+          <w:ilvl w:val="0"/>
+          <w:numId w:val="6"/>
+        </w:numPr>
+        <w:rPr>
+          <w:rFonts w:ascii="Times New Roman" w:hAnsi="Times New Roman" w:cs="Times New Roman"/>
+          <w:b/>
+          <w:bCs/>
+          <w:sz w:val="24"/>
+          <w:szCs w:val="24"/>
+          <w:lang w:val="en-US"/>
+        </w:rPr>
+      </w:pPr>
+      <w:r>
+        <w:rPr>
+          <w:rFonts w:ascii="Times New Roman" w:hAnsi="Times New Roman" w:cs="Times New Roman"/>
+          <w:b/>
+          <w:bCs/>
+          <w:sz w:val="24"/>
+          <w:szCs w:val="24"/>
+          <w:lang w:val="en-US"/>
+        </w:rPr>
+        <w:t>Tail flick test</w:t>
+      </w:r>
+    </w:p>
+    <w:p>
+      <w:pPr>
+        <w:rPr>
+          <w:rFonts w:ascii="Times New Roman" w:hAnsi="Times New Roman" w:cs="Times New Roman"/>
+          <w:b/>
+          <w:bCs/>
+          <w:sz w:val="24"/>
+          <w:szCs w:val="24"/>
+          <w:lang w:val="en-US"/>
+        </w:rPr>
+      </w:pPr>
+      <w:r>
+        <w:rPr>
+          <w:rFonts w:ascii="Times New Roman" w:hAnsi="Times New Roman" w:cs="Times New Roman"/>
+          <w:b/>
+          <w:bCs/>
+          <w:sz w:val="24"/>
+          <w:szCs w:val="24"/>
+          <w:lang w:val="en-US"/>
+        </w:rPr>
+        <w:t>Table 2</w:t>
+      </w:r>
+    </w:p>
+    <w:p>
+      <w:pPr>
+        <w:rPr>
+          <w:rFonts w:ascii="Times New Roman" w:hAnsi="Times New Roman" w:cs="Times New Roman"/>
           <w:i/>
           <w:iCs/>
           <w:sz w:val="24"/>
           <w:szCs w:val="24"/>
           <w:lang w:val="en-US"/>
         </w:rPr>
-        <w:t>N</w:t>
-      </w:r>
-      <w:r>
-        <w:rPr>
-          <w:rFonts w:ascii="Times New Roman" w:eastAsiaTheme="minorEastAsia" w:hAnsi="Times New Roman" w:cs="Times New Roman"/>
-          <w:sz w:val="24"/>
-          <w:szCs w:val="24"/>
-          <w:lang w:val="en-US"/>
-        </w:rPr>
-        <w:t>(0,</w:t>
-      </w:r>
-      <w:r>
-        <w:rPr>
-          <w:rFonts w:ascii="Times New Roman" w:eastAsiaTheme="minorEastAsia" w:hAnsi="Times New Roman" w:cs="Times New Roman"/>
-          <w:sz w:val="24"/>
-          <w:szCs w:val="24"/>
-          <w:lang w:val="en-US"/>
-        </w:rPr>
-        <w:t>3</w:t>
-      </w:r>
-      <w:r>
-        <w:rPr>
-          <w:rFonts w:ascii="Times New Roman" w:hAnsi="Times New Roman" w:cs="Times New Roman"/>
-          <w:sz w:val="24"/>
-          <w:szCs w:val="24"/>
-          <w:lang w:val="en-US"/>
-        </w:rPr>
-        <w:t>))</w:t>
-      </w:r>
-      <w:r>
-        <w:rPr>
-          <w:rFonts w:ascii="Times New Roman" w:hAnsi="Times New Roman" w:cs="Times New Roman"/>
-          <w:sz w:val="24"/>
-          <w:szCs w:val="24"/>
-          <w:lang w:val="en-US"/>
-        </w:rPr>
-        <w:t>.</w:t>
-      </w:r>
+      </w:pPr>
+      <w:r>
+        <w:rPr>
+          <w:rFonts w:ascii="Times New Roman" w:hAnsi="Times New Roman" w:cs="Times New Roman"/>
+          <w:i/>
+          <w:iCs/>
+          <w:sz w:val="24"/>
+          <w:szCs w:val="24"/>
+          <w:lang w:val="en-US"/>
+        </w:rPr>
+        <w:t>Post</w:t>
+      </w:r>
+      <w:r>
+        <w:rPr>
+          <w:rFonts w:ascii="Times New Roman" w:hAnsi="Times New Roman" w:cs="Times New Roman"/>
+          <w:i/>
+          <w:iCs/>
+          <w:sz w:val="24"/>
+          <w:szCs w:val="24"/>
+          <w:lang w:val="en-US"/>
+        </w:rPr>
+        <w:noBreakHyphen/>
+        <w:t>hoc Comparisons of Tail</w:t>
+      </w:r>
+      <w:r>
+        <w:rPr>
+          <w:rFonts w:ascii="Times New Roman" w:hAnsi="Times New Roman" w:cs="Times New Roman"/>
+          <w:i/>
+          <w:iCs/>
+          <w:sz w:val="24"/>
+          <w:szCs w:val="24"/>
+          <w:lang w:val="en-US"/>
+        </w:rPr>
+        <w:noBreakHyphen/>
+        <w:t>Flick Latencies (Frequentist and Bayesian Estimates)</w:t>
+      </w:r>
+    </w:p>
+    <w:tbl>
+      <w:tblPr>
+        <w:tblStyle w:val="TableGrid"/>
+        <w:tblW w:w="9803" w:type="dxa"/>
+        <w:tblInd w:w="-5" w:type="dxa"/>
+        <w:tblLook w:val="04A0" w:firstRow="1" w:lastRow="0" w:firstColumn="1" w:lastColumn="0" w:noHBand="0" w:noVBand="1"/>
+      </w:tblPr>
+      <w:tblGrid>
+        <w:gridCol w:w="2551"/>
+        <w:gridCol w:w="1450"/>
+        <w:gridCol w:w="1450"/>
+        <w:gridCol w:w="1450"/>
+        <w:gridCol w:w="1451"/>
+        <w:gridCol w:w="1451"/>
+      </w:tblGrid>
+      <w:tr>
+        <w:trPr>
+          <w:trHeight w:val="454"/>
+        </w:trPr>
+        <w:tc>
+          <w:tcPr>
+            <w:tcW w:w="2551" w:type="dxa"/>
+            <w:tcBorders>
+              <w:top w:val="single" w:sz="12" w:space="0" w:color="auto"/>
+              <w:left w:val="nil"/>
+              <w:bottom w:val="nil"/>
+              <w:right w:val="nil"/>
+            </w:tcBorders>
+            <w:vAlign w:val="center"/>
+          </w:tcPr>
+          <w:p>
+            <w:pPr>
+              <w:pStyle w:val="ListParagraph"/>
+              <w:ind w:left="0"/>
+              <w:jc w:val="center"/>
+              <w:rPr>
+                <w:rFonts w:ascii="Times New Roman" w:hAnsi="Times New Roman" w:cs="Times New Roman"/>
+                <w:b/>
+                <w:bCs/>
+                <w:sz w:val="24"/>
+                <w:szCs w:val="24"/>
+                <w:lang w:val="en-US"/>
+              </w:rPr>
+            </w:pPr>
+          </w:p>
+        </w:tc>
+        <w:tc>
+          <w:tcPr>
+            <w:tcW w:w="4350" w:type="dxa"/>
+            <w:gridSpan w:val="3"/>
+            <w:tcBorders>
+              <w:top w:val="single" w:sz="12" w:space="0" w:color="auto"/>
+              <w:left w:val="nil"/>
+              <w:bottom w:val="single" w:sz="12" w:space="0" w:color="auto"/>
+              <w:right w:val="nil"/>
+            </w:tcBorders>
+            <w:vAlign w:val="center"/>
+          </w:tcPr>
+          <w:p>
+            <w:pPr>
+              <w:pStyle w:val="ListParagraph"/>
+              <w:ind w:left="0"/>
+              <w:jc w:val="center"/>
+              <w:rPr>
+                <w:rFonts w:ascii="Times New Roman" w:hAnsi="Times New Roman" w:cs="Times New Roman"/>
+                <w:sz w:val="24"/>
+                <w:szCs w:val="24"/>
+                <w:lang w:val="en-US"/>
+              </w:rPr>
+            </w:pPr>
+            <w:r>
+              <w:rPr>
+                <w:rFonts w:ascii="Times New Roman" w:hAnsi="Times New Roman" w:cs="Times New Roman"/>
+                <w:sz w:val="24"/>
+                <w:szCs w:val="24"/>
+                <w:lang w:val="en-US"/>
+              </w:rPr>
+              <w:t>Frequentist</w:t>
+            </w:r>
+          </w:p>
+        </w:tc>
+        <w:tc>
+          <w:tcPr>
+            <w:tcW w:w="2902" w:type="dxa"/>
+            <w:gridSpan w:val="2"/>
+            <w:tcBorders>
+              <w:top w:val="single" w:sz="12" w:space="0" w:color="auto"/>
+              <w:left w:val="nil"/>
+              <w:bottom w:val="single" w:sz="4" w:space="0" w:color="auto"/>
+              <w:right w:val="nil"/>
+            </w:tcBorders>
+            <w:vAlign w:val="center"/>
+          </w:tcPr>
+          <w:p>
+            <w:pPr>
+              <w:pStyle w:val="ListParagraph"/>
+              <w:ind w:left="0"/>
+              <w:jc w:val="center"/>
+              <w:rPr>
+                <w:rFonts w:ascii="Times New Roman" w:hAnsi="Times New Roman" w:cs="Times New Roman"/>
+                <w:sz w:val="24"/>
+                <w:szCs w:val="24"/>
+                <w:lang w:val="en-US"/>
+              </w:rPr>
+            </w:pPr>
+            <w:r>
+              <w:rPr>
+                <w:rFonts w:ascii="Times New Roman" w:hAnsi="Times New Roman" w:cs="Times New Roman"/>
+                <w:sz w:val="24"/>
+                <w:szCs w:val="24"/>
+                <w:lang w:val="en-US"/>
+              </w:rPr>
+              <w:t>Bayesian</w:t>
+            </w:r>
+          </w:p>
+        </w:tc>
+      </w:tr>
+      <w:tr>
+        <w:trPr>
+          <w:trHeight w:val="454"/>
+        </w:trPr>
+        <w:tc>
+          <w:tcPr>
+            <w:tcW w:w="2551" w:type="dxa"/>
+            <w:tcBorders>
+              <w:top w:val="nil"/>
+              <w:left w:val="nil"/>
+              <w:bottom w:val="single" w:sz="12" w:space="0" w:color="auto"/>
+              <w:right w:val="nil"/>
+            </w:tcBorders>
+            <w:vAlign w:val="center"/>
+          </w:tcPr>
+          <w:p>
+            <w:pPr>
+              <w:pStyle w:val="ListParagraph"/>
+              <w:ind w:left="0"/>
+              <w:rPr>
+                <w:rFonts w:ascii="Times New Roman" w:hAnsi="Times New Roman" w:cs="Times New Roman"/>
+                <w:sz w:val="24"/>
+                <w:szCs w:val="24"/>
+                <w:lang w:val="en-US"/>
+              </w:rPr>
+            </w:pPr>
+            <w:r>
+              <w:rPr>
+                <w:rFonts w:ascii="Times New Roman" w:hAnsi="Times New Roman" w:cs="Times New Roman"/>
+                <w:sz w:val="24"/>
+                <w:szCs w:val="24"/>
+                <w:lang w:val="en-US"/>
+              </w:rPr>
+              <w:t>Differences</w:t>
+            </w:r>
+          </w:p>
+        </w:tc>
+        <w:tc>
+          <w:tcPr>
+            <w:tcW w:w="1450" w:type="dxa"/>
+            <w:tcBorders>
+              <w:top w:val="single" w:sz="12" w:space="0" w:color="auto"/>
+              <w:left w:val="nil"/>
+              <w:bottom w:val="single" w:sz="12" w:space="0" w:color="auto"/>
+              <w:right w:val="nil"/>
+            </w:tcBorders>
+            <w:vAlign w:val="center"/>
+          </w:tcPr>
+          <w:p>
+            <w:pPr>
+              <w:pStyle w:val="ListParagraph"/>
+              <w:ind w:left="0"/>
+              <w:jc w:val="center"/>
+              <w:rPr>
+                <w:rFonts w:ascii="Times New Roman" w:hAnsi="Times New Roman" w:cs="Times New Roman"/>
+                <w:b/>
+                <w:bCs/>
+                <w:sz w:val="24"/>
+                <w:szCs w:val="24"/>
+                <w:lang w:val="en-US"/>
+              </w:rPr>
+            </w:pPr>
+            <w:r>
+              <w:rPr>
+                <w:rFonts w:ascii="Times New Roman" w:hAnsi="Times New Roman" w:cs="Times New Roman"/>
+                <w:sz w:val="24"/>
+                <w:szCs w:val="24"/>
+              </w:rPr>
+              <w:t>Δ</w:t>
+            </w:r>
+          </w:p>
+        </w:tc>
+        <w:tc>
+          <w:tcPr>
+            <w:tcW w:w="1450" w:type="dxa"/>
+            <w:tcBorders>
+              <w:top w:val="single" w:sz="12" w:space="0" w:color="auto"/>
+              <w:left w:val="nil"/>
+              <w:bottom w:val="single" w:sz="12" w:space="0" w:color="auto"/>
+              <w:right w:val="nil"/>
+            </w:tcBorders>
+            <w:vAlign w:val="center"/>
+          </w:tcPr>
+          <w:p>
+            <w:pPr>
+              <w:pStyle w:val="ListParagraph"/>
+              <w:ind w:left="0"/>
+              <w:jc w:val="center"/>
+              <w:rPr>
+                <w:rFonts w:ascii="Times New Roman" w:hAnsi="Times New Roman" w:cs="Times New Roman"/>
+                <w:b/>
+                <w:bCs/>
+                <w:sz w:val="24"/>
+                <w:szCs w:val="24"/>
+                <w:lang w:val="en-US"/>
+              </w:rPr>
+            </w:pPr>
+            <w:r>
+              <w:rPr>
+                <w:rFonts w:ascii="Times New Roman" w:hAnsi="Times New Roman" w:cs="Times New Roman"/>
+                <w:sz w:val="24"/>
+                <w:szCs w:val="24"/>
+                <w:lang w:val="en-US"/>
+              </w:rPr>
+              <w:t>SE</w:t>
+            </w:r>
+          </w:p>
+        </w:tc>
+        <w:tc>
+          <w:tcPr>
+            <w:tcW w:w="1450" w:type="dxa"/>
+            <w:tcBorders>
+              <w:top w:val="single" w:sz="12" w:space="0" w:color="auto"/>
+              <w:left w:val="nil"/>
+              <w:bottom w:val="single" w:sz="12" w:space="0" w:color="auto"/>
+              <w:right w:val="nil"/>
+            </w:tcBorders>
+            <w:vAlign w:val="center"/>
+          </w:tcPr>
+          <w:p>
+            <w:pPr>
+              <w:pStyle w:val="ListParagraph"/>
+              <w:ind w:left="0"/>
+              <w:jc w:val="center"/>
+              <w:rPr>
+                <w:rFonts w:ascii="Times New Roman" w:hAnsi="Times New Roman" w:cs="Times New Roman"/>
+                <w:i/>
+                <w:iCs/>
+                <w:sz w:val="24"/>
+                <w:szCs w:val="24"/>
+                <w:lang w:val="en-US"/>
+              </w:rPr>
+            </w:pPr>
+            <w:r>
+              <w:rPr>
+                <w:rFonts w:ascii="Times New Roman" w:hAnsi="Times New Roman" w:cs="Times New Roman"/>
+                <w:i/>
+                <w:iCs/>
+                <w:sz w:val="24"/>
+                <w:szCs w:val="24"/>
+                <w:lang w:val="en-US"/>
+              </w:rPr>
+              <w:t>p</w:t>
+            </w:r>
+          </w:p>
+        </w:tc>
+        <w:tc>
+          <w:tcPr>
+            <w:tcW w:w="1451" w:type="dxa"/>
+            <w:tcBorders>
+              <w:top w:val="single" w:sz="12" w:space="0" w:color="auto"/>
+              <w:left w:val="nil"/>
+              <w:bottom w:val="single" w:sz="12" w:space="0" w:color="auto"/>
+              <w:right w:val="nil"/>
+            </w:tcBorders>
+            <w:vAlign w:val="center"/>
+          </w:tcPr>
+          <w:p>
+            <w:pPr>
+              <w:pStyle w:val="ListParagraph"/>
+              <w:ind w:left="0"/>
+              <w:jc w:val="center"/>
+              <w:rPr>
+                <w:rFonts w:ascii="Times New Roman" w:hAnsi="Times New Roman" w:cs="Times New Roman"/>
+                <w:sz w:val="24"/>
+                <w:szCs w:val="24"/>
+                <w:lang w:val="en-US"/>
+              </w:rPr>
+            </w:pPr>
+            <m:oMathPara>
+              <m:oMath>
+                <m:sSub>
+                  <m:sSubPr>
+                    <m:ctrlPr>
+                      <w:rPr>
+                        <w:rFonts w:ascii="Cambria Math" w:hAnsi="Cambria Math" w:cs="Times New Roman"/>
+                        <w:i/>
+                        <w:iCs/>
+                        <w:sz w:val="24"/>
+                        <w:szCs w:val="24"/>
+                        <w:lang w:val="en-US"/>
+                      </w:rPr>
+                    </m:ctrlPr>
+                  </m:sSubPr>
+                  <m:e>
+                    <m:r>
+                      <w:rPr>
+                        <w:rFonts w:ascii="Cambria Math" w:hAnsi="Cambria Math" w:cs="Times New Roman"/>
+                        <w:sz w:val="24"/>
+                        <w:szCs w:val="24"/>
+                        <w:lang w:val="en-US"/>
+                      </w:rPr>
+                      <m:t>BF</m:t>
+                    </m:r>
+                  </m:e>
+                  <m:sub>
+                    <m:r>
+                      <w:rPr>
+                        <w:rFonts w:ascii="Cambria Math" w:hAnsi="Cambria Math" w:cs="Times New Roman"/>
+                        <w:sz w:val="24"/>
+                        <w:szCs w:val="24"/>
+                        <w:lang w:val="en-US"/>
+                      </w:rPr>
+                      <m:t>01</m:t>
+                    </m:r>
+                  </m:sub>
+                </m:sSub>
+              </m:oMath>
+            </m:oMathPara>
+          </w:p>
+        </w:tc>
+        <w:tc>
+          <w:tcPr>
+            <w:tcW w:w="1451" w:type="dxa"/>
+            <w:tcBorders>
+              <w:top w:val="single" w:sz="12" w:space="0" w:color="auto"/>
+              <w:left w:val="nil"/>
+              <w:bottom w:val="single" w:sz="12" w:space="0" w:color="auto"/>
+              <w:right w:val="nil"/>
+            </w:tcBorders>
+            <w:vAlign w:val="center"/>
+          </w:tcPr>
+          <w:p>
+            <w:pPr>
+              <w:pStyle w:val="ListParagraph"/>
+              <w:ind w:left="0"/>
+              <w:jc w:val="center"/>
+              <w:rPr>
+                <w:rFonts w:ascii="Times New Roman" w:hAnsi="Times New Roman" w:cs="Times New Roman"/>
+                <w:sz w:val="24"/>
+                <w:szCs w:val="24"/>
+                <w:lang w:val="en-US"/>
+              </w:rPr>
+            </w:pPr>
+            <m:oMathPara>
+              <m:oMath>
+                <m:sSub>
+                  <m:sSubPr>
+                    <m:ctrlPr>
+                      <w:rPr>
+                        <w:rFonts w:ascii="Cambria Math" w:hAnsi="Cambria Math" w:cs="Times New Roman"/>
+                        <w:i/>
+                        <w:sz w:val="24"/>
+                        <w:szCs w:val="24"/>
+                      </w:rPr>
+                    </m:ctrlPr>
+                  </m:sSubPr>
+                  <m:e>
+                    <m:r>
+                      <w:rPr>
+                        <w:rFonts w:ascii="Cambria Math" w:hAnsi="Cambria Math" w:cs="Times New Roman"/>
+                        <w:sz w:val="24"/>
+                        <w:szCs w:val="24"/>
+                      </w:rPr>
+                      <m:t>HDI</m:t>
+                    </m:r>
+                  </m:e>
+                  <m:sub>
+                    <m:r>
+                      <w:rPr>
+                        <w:rFonts w:ascii="Cambria Math" w:hAnsi="Cambria Math" w:cs="Times New Roman"/>
+                        <w:sz w:val="24"/>
+                        <w:szCs w:val="24"/>
+                        <w:lang w:val="en-US"/>
+                      </w:rPr>
+                      <m:t>90%</m:t>
+                    </m:r>
+                  </m:sub>
+                </m:sSub>
+              </m:oMath>
+            </m:oMathPara>
+          </w:p>
+        </w:tc>
+      </w:tr>
+      <w:tr>
+        <w:trPr>
+          <w:trHeight w:val="454"/>
+        </w:trPr>
+        <w:tc>
+          <w:tcPr>
+            <w:tcW w:w="2551" w:type="dxa"/>
+            <w:tcBorders>
+              <w:top w:val="single" w:sz="12" w:space="0" w:color="auto"/>
+              <w:left w:val="nil"/>
+              <w:bottom w:val="nil"/>
+              <w:right w:val="nil"/>
+            </w:tcBorders>
+            <w:vAlign w:val="center"/>
+          </w:tcPr>
+          <w:p>
+            <w:pPr>
+              <w:pStyle w:val="ListParagraph"/>
+              <w:ind w:left="0"/>
+              <w:rPr>
+                <w:rFonts w:ascii="Times New Roman" w:hAnsi="Times New Roman" w:cs="Times New Roman"/>
+                <w:i/>
+                <w:iCs/>
+                <w:sz w:val="24"/>
+                <w:szCs w:val="24"/>
+                <w:lang w:val="en-US"/>
+              </w:rPr>
+            </w:pPr>
+            <w:r>
+              <w:rPr>
+                <w:rFonts w:ascii="Times New Roman" w:hAnsi="Times New Roman" w:cs="Times New Roman"/>
+                <w:i/>
+                <w:iCs/>
+                <w:sz w:val="24"/>
+                <w:szCs w:val="24"/>
+                <w:lang w:val="en-US"/>
+              </w:rPr>
+              <w:t>SAL PE – CVAD PE</w:t>
+            </w:r>
+          </w:p>
+        </w:tc>
+        <w:tc>
+          <w:tcPr>
+            <w:tcW w:w="1450" w:type="dxa"/>
+            <w:tcBorders>
+              <w:top w:val="single" w:sz="12" w:space="0" w:color="auto"/>
+              <w:left w:val="nil"/>
+              <w:bottom w:val="nil"/>
+              <w:right w:val="nil"/>
+            </w:tcBorders>
+            <w:vAlign w:val="center"/>
+          </w:tcPr>
+          <w:p>
+            <w:pPr>
+              <w:pStyle w:val="ListParagraph"/>
+              <w:ind w:left="0"/>
+              <w:jc w:val="center"/>
+              <w:rPr>
+                <w:rFonts w:ascii="Times New Roman" w:hAnsi="Times New Roman" w:cs="Times New Roman"/>
+                <w:sz w:val="24"/>
+                <w:szCs w:val="24"/>
+                <w:lang w:val="en-US"/>
+              </w:rPr>
+            </w:pPr>
+            <w:r>
+              <w:rPr>
+                <w:rFonts w:ascii="Times New Roman" w:hAnsi="Times New Roman" w:cs="Times New Roman"/>
+                <w:sz w:val="24"/>
+                <w:szCs w:val="24"/>
+                <w:lang w:val="en-US"/>
+              </w:rPr>
+              <w:t>-2.14</w:t>
+            </w:r>
+          </w:p>
+        </w:tc>
+        <w:tc>
+          <w:tcPr>
+            <w:tcW w:w="1450" w:type="dxa"/>
+            <w:tcBorders>
+              <w:top w:val="single" w:sz="12" w:space="0" w:color="auto"/>
+              <w:left w:val="nil"/>
+              <w:bottom w:val="nil"/>
+              <w:right w:val="nil"/>
+            </w:tcBorders>
+            <w:vAlign w:val="center"/>
+          </w:tcPr>
+          <w:p>
+            <w:pPr>
+              <w:pStyle w:val="ListParagraph"/>
+              <w:ind w:left="0"/>
+              <w:jc w:val="center"/>
+              <w:rPr>
+                <w:rFonts w:ascii="Times New Roman" w:hAnsi="Times New Roman" w:cs="Times New Roman"/>
+                <w:sz w:val="24"/>
+                <w:szCs w:val="24"/>
+                <w:lang w:val="en-US"/>
+              </w:rPr>
+            </w:pPr>
+            <w:r>
+              <w:rPr>
+                <w:rFonts w:ascii="Times New Roman" w:hAnsi="Times New Roman" w:cs="Times New Roman"/>
+                <w:sz w:val="24"/>
+                <w:szCs w:val="24"/>
+                <w:lang w:val="en-US"/>
+              </w:rPr>
+              <w:t>2.88</w:t>
+            </w:r>
+          </w:p>
+        </w:tc>
+        <w:tc>
+          <w:tcPr>
+            <w:tcW w:w="1450" w:type="dxa"/>
+            <w:tcBorders>
+              <w:top w:val="single" w:sz="12" w:space="0" w:color="auto"/>
+              <w:left w:val="nil"/>
+              <w:bottom w:val="nil"/>
+              <w:right w:val="nil"/>
+            </w:tcBorders>
+            <w:vAlign w:val="center"/>
+          </w:tcPr>
+          <w:p>
+            <w:pPr>
+              <w:pStyle w:val="ListParagraph"/>
+              <w:ind w:left="0"/>
+              <w:jc w:val="center"/>
+              <w:rPr>
+                <w:rFonts w:ascii="Times New Roman" w:hAnsi="Times New Roman" w:cs="Times New Roman"/>
+                <w:sz w:val="24"/>
+                <w:szCs w:val="24"/>
+                <w:lang w:val="en-US"/>
+              </w:rPr>
+            </w:pPr>
+            <w:r>
+              <w:rPr>
+                <w:rFonts w:ascii="Times New Roman" w:hAnsi="Times New Roman" w:cs="Times New Roman"/>
+                <w:sz w:val="24"/>
+                <w:szCs w:val="24"/>
+                <w:lang w:val="en-US"/>
+              </w:rPr>
+              <w:t>0.88</w:t>
+            </w:r>
+          </w:p>
+        </w:tc>
+        <w:tc>
+          <w:tcPr>
+            <w:tcW w:w="1451" w:type="dxa"/>
+            <w:tcBorders>
+              <w:top w:val="single" w:sz="12" w:space="0" w:color="auto"/>
+              <w:left w:val="nil"/>
+              <w:bottom w:val="nil"/>
+              <w:right w:val="nil"/>
+            </w:tcBorders>
+            <w:vAlign w:val="center"/>
+          </w:tcPr>
+          <w:p>
+            <w:pPr>
+              <w:pStyle w:val="ListParagraph"/>
+              <w:ind w:left="0"/>
+              <w:jc w:val="center"/>
+              <w:rPr>
+                <w:rFonts w:ascii="Times New Roman" w:hAnsi="Times New Roman" w:cs="Times New Roman"/>
+                <w:sz w:val="24"/>
+                <w:szCs w:val="24"/>
+                <w:lang w:val="en-US"/>
+              </w:rPr>
+            </w:pPr>
+            <w:r>
+              <w:rPr>
+                <w:rFonts w:ascii="Times New Roman" w:hAnsi="Times New Roman" w:cs="Times New Roman"/>
+                <w:sz w:val="24"/>
+                <w:szCs w:val="24"/>
+                <w:lang w:val="en-US"/>
+              </w:rPr>
+              <w:t>0.59</w:t>
+            </w:r>
+          </w:p>
+        </w:tc>
+        <w:tc>
+          <w:tcPr>
+            <w:tcW w:w="1451" w:type="dxa"/>
+            <w:tcBorders>
+              <w:top w:val="single" w:sz="12" w:space="0" w:color="auto"/>
+              <w:left w:val="nil"/>
+              <w:bottom w:val="nil"/>
+              <w:right w:val="nil"/>
+            </w:tcBorders>
+            <w:vAlign w:val="center"/>
+          </w:tcPr>
+          <w:p>
+            <w:pPr>
+              <w:pStyle w:val="ListParagraph"/>
+              <w:ind w:left="0"/>
+              <w:jc w:val="center"/>
+              <w:rPr>
+                <w:rFonts w:ascii="Times New Roman" w:hAnsi="Times New Roman" w:cs="Times New Roman"/>
+                <w:sz w:val="24"/>
+                <w:szCs w:val="24"/>
+                <w:lang w:val="en-US"/>
+              </w:rPr>
+            </w:pPr>
+            <w:r>
+              <w:rPr>
+                <w:rFonts w:ascii="Times New Roman" w:hAnsi="Times New Roman" w:cs="Times New Roman"/>
+                <w:sz w:val="24"/>
+                <w:szCs w:val="24"/>
+                <w:lang w:val="en-US"/>
+              </w:rPr>
+              <w:t>[-0.44;1.07]</w:t>
+            </w:r>
+          </w:p>
+        </w:tc>
+      </w:tr>
+      <w:tr>
+        <w:trPr>
+          <w:trHeight w:val="454"/>
+        </w:trPr>
+        <w:tc>
+          <w:tcPr>
+            <w:tcW w:w="2551" w:type="dxa"/>
+            <w:tcBorders>
+              <w:top w:val="nil"/>
+              <w:left w:val="nil"/>
+              <w:bottom w:val="nil"/>
+              <w:right w:val="nil"/>
+            </w:tcBorders>
+            <w:vAlign w:val="center"/>
+          </w:tcPr>
+          <w:p>
+            <w:pPr>
+              <w:pStyle w:val="ListParagraph"/>
+              <w:ind w:left="0"/>
+              <w:rPr>
+                <w:rFonts w:ascii="Times New Roman" w:hAnsi="Times New Roman" w:cs="Times New Roman"/>
+                <w:i/>
+                <w:iCs/>
+                <w:sz w:val="24"/>
+                <w:szCs w:val="24"/>
+                <w:lang w:val="en-US"/>
+              </w:rPr>
+            </w:pPr>
+            <w:r>
+              <w:rPr>
+                <w:rFonts w:ascii="Times New Roman" w:hAnsi="Times New Roman" w:cs="Times New Roman"/>
+                <w:i/>
+                <w:iCs/>
+                <w:sz w:val="24"/>
+                <w:szCs w:val="24"/>
+                <w:lang w:val="en-US"/>
+              </w:rPr>
+              <w:t xml:space="preserve">SAL EE </w:t>
+            </w:r>
+            <w:r>
+              <w:rPr>
+                <w:rFonts w:ascii="Times New Roman" w:hAnsi="Times New Roman" w:cs="Times New Roman"/>
+                <w:i/>
+                <w:iCs/>
+                <w:sz w:val="24"/>
+                <w:szCs w:val="24"/>
+                <w:lang w:val="en-US"/>
+              </w:rPr>
+              <w:t>–</w:t>
+            </w:r>
+            <w:r>
+              <w:rPr>
+                <w:rFonts w:ascii="Times New Roman" w:hAnsi="Times New Roman" w:cs="Times New Roman"/>
+                <w:i/>
+                <w:iCs/>
+                <w:sz w:val="24"/>
+                <w:szCs w:val="24"/>
+                <w:lang w:val="en-US"/>
+              </w:rPr>
+              <w:t xml:space="preserve"> CVAD EE</w:t>
+            </w:r>
+          </w:p>
+        </w:tc>
+        <w:tc>
+          <w:tcPr>
+            <w:tcW w:w="1450" w:type="dxa"/>
+            <w:tcBorders>
+              <w:top w:val="nil"/>
+              <w:left w:val="nil"/>
+              <w:bottom w:val="nil"/>
+              <w:right w:val="nil"/>
+            </w:tcBorders>
+            <w:vAlign w:val="center"/>
+          </w:tcPr>
+          <w:p>
+            <w:pPr>
+              <w:pStyle w:val="ListParagraph"/>
+              <w:ind w:left="0"/>
+              <w:jc w:val="center"/>
+              <w:rPr>
+                <w:rFonts w:ascii="Times New Roman" w:hAnsi="Times New Roman" w:cs="Times New Roman"/>
+                <w:sz w:val="24"/>
+                <w:szCs w:val="24"/>
+                <w:lang w:val="en-US"/>
+              </w:rPr>
+            </w:pPr>
+            <w:r>
+              <w:rPr>
+                <w:rFonts w:ascii="Times New Roman" w:hAnsi="Times New Roman" w:cs="Times New Roman"/>
+                <w:sz w:val="24"/>
+                <w:szCs w:val="24"/>
+                <w:lang w:val="en-US"/>
+              </w:rPr>
+              <w:t>-1.06</w:t>
+            </w:r>
+          </w:p>
+        </w:tc>
+        <w:tc>
+          <w:tcPr>
+            <w:tcW w:w="1450" w:type="dxa"/>
+            <w:tcBorders>
+              <w:top w:val="nil"/>
+              <w:left w:val="nil"/>
+              <w:bottom w:val="nil"/>
+              <w:right w:val="nil"/>
+            </w:tcBorders>
+            <w:vAlign w:val="center"/>
+          </w:tcPr>
+          <w:p>
+            <w:pPr>
+              <w:pStyle w:val="ListParagraph"/>
+              <w:ind w:left="0"/>
+              <w:jc w:val="center"/>
+              <w:rPr>
+                <w:rFonts w:ascii="Times New Roman" w:hAnsi="Times New Roman" w:cs="Times New Roman"/>
+                <w:sz w:val="24"/>
+                <w:szCs w:val="24"/>
+                <w:lang w:val="en-US"/>
+              </w:rPr>
+            </w:pPr>
+            <w:r>
+              <w:rPr>
+                <w:rFonts w:ascii="Times New Roman" w:hAnsi="Times New Roman" w:cs="Times New Roman"/>
+                <w:sz w:val="24"/>
+                <w:szCs w:val="24"/>
+                <w:lang w:val="en-US"/>
+              </w:rPr>
+              <w:t>2.41</w:t>
+            </w:r>
+          </w:p>
+        </w:tc>
+        <w:tc>
+          <w:tcPr>
+            <w:tcW w:w="1450" w:type="dxa"/>
+            <w:tcBorders>
+              <w:top w:val="nil"/>
+              <w:left w:val="nil"/>
+              <w:bottom w:val="nil"/>
+              <w:right w:val="nil"/>
+            </w:tcBorders>
+            <w:vAlign w:val="center"/>
+          </w:tcPr>
+          <w:p>
+            <w:pPr>
+              <w:pStyle w:val="ListParagraph"/>
+              <w:ind w:left="0"/>
+              <w:jc w:val="center"/>
+              <w:rPr>
+                <w:rFonts w:ascii="Times New Roman" w:hAnsi="Times New Roman" w:cs="Times New Roman"/>
+                <w:sz w:val="24"/>
+                <w:szCs w:val="24"/>
+                <w:lang w:val="en-US"/>
+              </w:rPr>
+            </w:pPr>
+            <w:r>
+              <w:rPr>
+                <w:rFonts w:ascii="Times New Roman" w:hAnsi="Times New Roman" w:cs="Times New Roman"/>
+                <w:sz w:val="24"/>
+                <w:szCs w:val="24"/>
+                <w:lang w:val="en-US"/>
+              </w:rPr>
+              <w:t>0.97</w:t>
+            </w:r>
+          </w:p>
+        </w:tc>
+        <w:tc>
+          <w:tcPr>
+            <w:tcW w:w="1451" w:type="dxa"/>
+            <w:tcBorders>
+              <w:top w:val="nil"/>
+              <w:left w:val="nil"/>
+              <w:bottom w:val="nil"/>
+              <w:right w:val="nil"/>
+            </w:tcBorders>
+            <w:vAlign w:val="center"/>
+          </w:tcPr>
+          <w:p>
+            <w:pPr>
+              <w:pStyle w:val="ListParagraph"/>
+              <w:ind w:left="0"/>
+              <w:jc w:val="center"/>
+              <w:rPr>
+                <w:rFonts w:ascii="Times New Roman" w:hAnsi="Times New Roman" w:cs="Times New Roman"/>
+                <w:sz w:val="24"/>
+                <w:szCs w:val="24"/>
+                <w:lang w:val="en-US"/>
+              </w:rPr>
+            </w:pPr>
+            <w:r>
+              <w:rPr>
+                <w:rFonts w:ascii="Times New Roman" w:hAnsi="Times New Roman" w:cs="Times New Roman"/>
+                <w:sz w:val="24"/>
+                <w:szCs w:val="24"/>
+                <w:lang w:val="en-US"/>
+              </w:rPr>
+              <w:t>0.24</w:t>
+            </w:r>
+          </w:p>
+        </w:tc>
+        <w:tc>
+          <w:tcPr>
+            <w:tcW w:w="1451" w:type="dxa"/>
+            <w:tcBorders>
+              <w:top w:val="nil"/>
+              <w:left w:val="nil"/>
+              <w:bottom w:val="nil"/>
+              <w:right w:val="nil"/>
+            </w:tcBorders>
+            <w:vAlign w:val="center"/>
+          </w:tcPr>
+          <w:p>
+            <w:pPr>
+              <w:pStyle w:val="ListParagraph"/>
+              <w:ind w:left="0"/>
+              <w:jc w:val="center"/>
+              <w:rPr>
+                <w:rFonts w:ascii="Times New Roman" w:hAnsi="Times New Roman" w:cs="Times New Roman"/>
+                <w:sz w:val="24"/>
+                <w:szCs w:val="24"/>
+                <w:lang w:val="en-US"/>
+              </w:rPr>
+            </w:pPr>
+            <w:r>
+              <w:rPr>
+                <w:rFonts w:ascii="Times New Roman" w:hAnsi="Times New Roman" w:cs="Times New Roman"/>
+                <w:sz w:val="24"/>
+                <w:szCs w:val="24"/>
+                <w:lang w:val="en-US"/>
+              </w:rPr>
+              <w:t>[-0.52;0.95]</w:t>
+            </w:r>
+          </w:p>
+        </w:tc>
+      </w:tr>
+      <w:tr>
+        <w:trPr>
+          <w:trHeight w:val="454"/>
+        </w:trPr>
+        <w:tc>
+          <w:tcPr>
+            <w:tcW w:w="2551" w:type="dxa"/>
+            <w:tcBorders>
+              <w:top w:val="nil"/>
+              <w:left w:val="nil"/>
+              <w:bottom w:val="nil"/>
+              <w:right w:val="nil"/>
+            </w:tcBorders>
+            <w:vAlign w:val="center"/>
+          </w:tcPr>
+          <w:p>
+            <w:pPr>
+              <w:pStyle w:val="ListParagraph"/>
+              <w:ind w:left="0"/>
+              <w:rPr>
+                <w:rFonts w:ascii="Times New Roman" w:hAnsi="Times New Roman" w:cs="Times New Roman"/>
+                <w:i/>
+                <w:iCs/>
+                <w:sz w:val="24"/>
+                <w:szCs w:val="24"/>
+                <w:lang w:val="en-US"/>
+              </w:rPr>
+            </w:pPr>
+            <w:r>
+              <w:rPr>
+                <w:rFonts w:ascii="Times New Roman" w:hAnsi="Times New Roman" w:cs="Times New Roman"/>
+                <w:i/>
+                <w:iCs/>
+                <w:sz w:val="24"/>
+                <w:szCs w:val="24"/>
+                <w:lang w:val="en-US"/>
+              </w:rPr>
+              <w:t xml:space="preserve">SAL PE </w:t>
+            </w:r>
+            <w:r>
+              <w:rPr>
+                <w:rFonts w:ascii="Times New Roman" w:hAnsi="Times New Roman" w:cs="Times New Roman"/>
+                <w:i/>
+                <w:iCs/>
+                <w:sz w:val="24"/>
+                <w:szCs w:val="24"/>
+                <w:lang w:val="en-US"/>
+              </w:rPr>
+              <w:t>–</w:t>
+            </w:r>
+            <w:r>
+              <w:rPr>
+                <w:rFonts w:ascii="Times New Roman" w:hAnsi="Times New Roman" w:cs="Times New Roman"/>
+                <w:i/>
+                <w:iCs/>
+                <w:sz w:val="24"/>
+                <w:szCs w:val="24"/>
+                <w:lang w:val="en-US"/>
+              </w:rPr>
+              <w:t xml:space="preserve"> SAL EE</w:t>
+            </w:r>
+          </w:p>
+        </w:tc>
+        <w:tc>
+          <w:tcPr>
+            <w:tcW w:w="1450" w:type="dxa"/>
+            <w:tcBorders>
+              <w:top w:val="nil"/>
+              <w:left w:val="nil"/>
+              <w:bottom w:val="nil"/>
+              <w:right w:val="nil"/>
+            </w:tcBorders>
+            <w:vAlign w:val="center"/>
+          </w:tcPr>
+          <w:p>
+            <w:pPr>
+              <w:pStyle w:val="ListParagraph"/>
+              <w:ind w:left="0"/>
+              <w:jc w:val="center"/>
+              <w:rPr>
+                <w:rFonts w:ascii="Times New Roman" w:hAnsi="Times New Roman" w:cs="Times New Roman"/>
+                <w:sz w:val="24"/>
+                <w:szCs w:val="24"/>
+                <w:lang w:val="en-US"/>
+              </w:rPr>
+            </w:pPr>
+            <w:r>
+              <w:rPr>
+                <w:rFonts w:ascii="Times New Roman" w:hAnsi="Times New Roman" w:cs="Times New Roman"/>
+                <w:sz w:val="24"/>
+                <w:szCs w:val="24"/>
+                <w:lang w:val="en-US"/>
+              </w:rPr>
+              <w:t>2.4</w:t>
+            </w:r>
+            <w:r>
+              <w:rPr>
+                <w:rFonts w:ascii="Times New Roman" w:hAnsi="Times New Roman" w:cs="Times New Roman"/>
+                <w:sz w:val="24"/>
+                <w:szCs w:val="24"/>
+                <w:lang w:val="en-US"/>
+              </w:rPr>
+              <w:t>3</w:t>
+            </w:r>
+          </w:p>
+        </w:tc>
+        <w:tc>
+          <w:tcPr>
+            <w:tcW w:w="1450" w:type="dxa"/>
+            <w:tcBorders>
+              <w:top w:val="nil"/>
+              <w:left w:val="nil"/>
+              <w:bottom w:val="nil"/>
+              <w:right w:val="nil"/>
+            </w:tcBorders>
+            <w:vAlign w:val="center"/>
+          </w:tcPr>
+          <w:p>
+            <w:pPr>
+              <w:pStyle w:val="ListParagraph"/>
+              <w:ind w:left="0"/>
+              <w:jc w:val="center"/>
+              <w:rPr>
+                <w:rFonts w:ascii="Times New Roman" w:hAnsi="Times New Roman" w:cs="Times New Roman"/>
+                <w:sz w:val="24"/>
+                <w:szCs w:val="24"/>
+                <w:lang w:val="en-US"/>
+              </w:rPr>
+            </w:pPr>
+            <w:r>
+              <w:rPr>
+                <w:rFonts w:ascii="Times New Roman" w:hAnsi="Times New Roman" w:cs="Times New Roman"/>
+                <w:sz w:val="24"/>
+                <w:szCs w:val="24"/>
+                <w:lang w:val="en-US"/>
+              </w:rPr>
+              <w:t>2.08</w:t>
+            </w:r>
+          </w:p>
+        </w:tc>
+        <w:tc>
+          <w:tcPr>
+            <w:tcW w:w="1450" w:type="dxa"/>
+            <w:tcBorders>
+              <w:top w:val="nil"/>
+              <w:left w:val="nil"/>
+              <w:bottom w:val="nil"/>
+              <w:right w:val="nil"/>
+            </w:tcBorders>
+            <w:vAlign w:val="center"/>
+          </w:tcPr>
+          <w:p>
+            <w:pPr>
+              <w:pStyle w:val="ListParagraph"/>
+              <w:ind w:left="0"/>
+              <w:jc w:val="center"/>
+              <w:rPr>
+                <w:rFonts w:ascii="Times New Roman" w:hAnsi="Times New Roman" w:cs="Times New Roman"/>
+                <w:sz w:val="24"/>
+                <w:szCs w:val="24"/>
+                <w:lang w:val="en-US"/>
+              </w:rPr>
+            </w:pPr>
+            <w:r>
+              <w:rPr>
+                <w:rFonts w:ascii="Times New Roman" w:hAnsi="Times New Roman" w:cs="Times New Roman"/>
+                <w:sz w:val="24"/>
+                <w:szCs w:val="24"/>
+                <w:lang w:val="en-US"/>
+              </w:rPr>
+              <w:t>0.65</w:t>
+            </w:r>
+          </w:p>
+        </w:tc>
+        <w:tc>
+          <w:tcPr>
+            <w:tcW w:w="1451" w:type="dxa"/>
+            <w:tcBorders>
+              <w:top w:val="nil"/>
+              <w:left w:val="nil"/>
+              <w:bottom w:val="nil"/>
+              <w:right w:val="nil"/>
+            </w:tcBorders>
+            <w:vAlign w:val="center"/>
+          </w:tcPr>
+          <w:p>
+            <w:pPr>
+              <w:pStyle w:val="ListParagraph"/>
+              <w:ind w:left="0"/>
+              <w:jc w:val="center"/>
+              <w:rPr>
+                <w:rFonts w:ascii="Times New Roman" w:hAnsi="Times New Roman" w:cs="Times New Roman"/>
+                <w:sz w:val="24"/>
+                <w:szCs w:val="24"/>
+                <w:lang w:val="en-US"/>
+              </w:rPr>
+            </w:pPr>
+            <w:r>
+              <w:rPr>
+                <w:rFonts w:ascii="Times New Roman" w:hAnsi="Times New Roman" w:cs="Times New Roman"/>
+                <w:sz w:val="24"/>
+                <w:szCs w:val="24"/>
+                <w:lang w:val="en-US"/>
+              </w:rPr>
+              <w:t>0.83</w:t>
+            </w:r>
+          </w:p>
+        </w:tc>
+        <w:tc>
+          <w:tcPr>
+            <w:tcW w:w="1451" w:type="dxa"/>
+            <w:tcBorders>
+              <w:top w:val="nil"/>
+              <w:left w:val="nil"/>
+              <w:bottom w:val="nil"/>
+              <w:right w:val="nil"/>
+            </w:tcBorders>
+            <w:vAlign w:val="center"/>
+          </w:tcPr>
+          <w:p>
+            <w:pPr>
+              <w:pStyle w:val="ListParagraph"/>
+              <w:ind w:left="0"/>
+              <w:jc w:val="center"/>
+              <w:rPr>
+                <w:rFonts w:ascii="Times New Roman" w:hAnsi="Times New Roman" w:cs="Times New Roman"/>
+                <w:b/>
+                <w:bCs/>
+                <w:sz w:val="24"/>
+                <w:szCs w:val="24"/>
+                <w:lang w:val="en-US"/>
+              </w:rPr>
+            </w:pPr>
+            <w:r>
+              <w:rPr>
+                <w:rFonts w:ascii="Times New Roman" w:hAnsi="Times New Roman" w:cs="Times New Roman"/>
+                <w:sz w:val="24"/>
+                <w:szCs w:val="24"/>
+                <w:lang w:val="en-US"/>
+              </w:rPr>
+              <w:t>[-1.04;0.16]</w:t>
+            </w:r>
+          </w:p>
+        </w:tc>
+      </w:tr>
+      <w:tr>
+        <w:trPr>
+          <w:trHeight w:val="454"/>
+        </w:trPr>
+        <w:tc>
+          <w:tcPr>
+            <w:tcW w:w="2551" w:type="dxa"/>
+            <w:tcBorders>
+              <w:top w:val="nil"/>
+              <w:left w:val="nil"/>
+              <w:bottom w:val="nil"/>
+              <w:right w:val="nil"/>
+            </w:tcBorders>
+            <w:vAlign w:val="center"/>
+          </w:tcPr>
+          <w:p>
+            <w:pPr>
+              <w:pStyle w:val="ListParagraph"/>
+              <w:ind w:left="0"/>
+              <w:rPr>
+                <w:rFonts w:ascii="Times New Roman" w:hAnsi="Times New Roman" w:cs="Times New Roman"/>
+                <w:i/>
+                <w:iCs/>
+                <w:sz w:val="24"/>
+                <w:szCs w:val="24"/>
+                <w:lang w:val="en-US"/>
+              </w:rPr>
+            </w:pPr>
+            <w:r>
+              <w:rPr>
+                <w:rFonts w:ascii="Times New Roman" w:hAnsi="Times New Roman" w:cs="Times New Roman"/>
+                <w:i/>
+                <w:iCs/>
+                <w:sz w:val="24"/>
+                <w:szCs w:val="24"/>
+                <w:lang w:val="en-US"/>
+              </w:rPr>
+              <w:t xml:space="preserve">CVAD PE </w:t>
+            </w:r>
+            <w:r>
+              <w:rPr>
+                <w:rFonts w:ascii="Times New Roman" w:hAnsi="Times New Roman" w:cs="Times New Roman"/>
+                <w:i/>
+                <w:iCs/>
+                <w:sz w:val="24"/>
+                <w:szCs w:val="24"/>
+                <w:lang w:val="en-US"/>
+              </w:rPr>
+              <w:t>–</w:t>
+            </w:r>
+            <w:r>
+              <w:rPr>
+                <w:rFonts w:ascii="Times New Roman" w:hAnsi="Times New Roman" w:cs="Times New Roman"/>
+                <w:i/>
+                <w:iCs/>
+                <w:sz w:val="24"/>
+                <w:szCs w:val="24"/>
+                <w:lang w:val="en-US"/>
+              </w:rPr>
+              <w:t xml:space="preserve"> CVAD EE</w:t>
+            </w:r>
+          </w:p>
+        </w:tc>
+        <w:tc>
+          <w:tcPr>
+            <w:tcW w:w="1450" w:type="dxa"/>
+            <w:tcBorders>
+              <w:top w:val="nil"/>
+              <w:left w:val="nil"/>
+              <w:bottom w:val="nil"/>
+              <w:right w:val="nil"/>
+            </w:tcBorders>
+            <w:vAlign w:val="center"/>
+          </w:tcPr>
+          <w:p>
+            <w:pPr>
+              <w:pStyle w:val="ListParagraph"/>
+              <w:ind w:left="0"/>
+              <w:jc w:val="center"/>
+              <w:rPr>
+                <w:rFonts w:ascii="Times New Roman" w:hAnsi="Times New Roman" w:cs="Times New Roman"/>
+                <w:sz w:val="24"/>
+                <w:szCs w:val="24"/>
+                <w:lang w:val="en-US"/>
+              </w:rPr>
+            </w:pPr>
+            <w:r>
+              <w:rPr>
+                <w:rFonts w:ascii="Times New Roman" w:hAnsi="Times New Roman" w:cs="Times New Roman"/>
+                <w:sz w:val="24"/>
+                <w:szCs w:val="24"/>
+                <w:lang w:val="en-US"/>
+              </w:rPr>
+              <w:t>3.51</w:t>
+            </w:r>
+          </w:p>
+        </w:tc>
+        <w:tc>
+          <w:tcPr>
+            <w:tcW w:w="1450" w:type="dxa"/>
+            <w:tcBorders>
+              <w:top w:val="nil"/>
+              <w:left w:val="nil"/>
+              <w:bottom w:val="nil"/>
+              <w:right w:val="nil"/>
+            </w:tcBorders>
+            <w:vAlign w:val="center"/>
+          </w:tcPr>
+          <w:p>
+            <w:pPr>
+              <w:pStyle w:val="ListParagraph"/>
+              <w:ind w:left="0"/>
+              <w:jc w:val="center"/>
+              <w:rPr>
+                <w:rFonts w:ascii="Times New Roman" w:hAnsi="Times New Roman" w:cs="Times New Roman"/>
+                <w:sz w:val="24"/>
+                <w:szCs w:val="24"/>
+                <w:lang w:val="en-US"/>
+              </w:rPr>
+            </w:pPr>
+            <w:r>
+              <w:rPr>
+                <w:rFonts w:ascii="Times New Roman" w:hAnsi="Times New Roman" w:cs="Times New Roman"/>
+                <w:sz w:val="24"/>
+                <w:szCs w:val="24"/>
+                <w:lang w:val="en-US"/>
+              </w:rPr>
+              <w:t>3.12</w:t>
+            </w:r>
+          </w:p>
+        </w:tc>
+        <w:tc>
+          <w:tcPr>
+            <w:tcW w:w="1450" w:type="dxa"/>
+            <w:tcBorders>
+              <w:top w:val="nil"/>
+              <w:left w:val="nil"/>
+              <w:bottom w:val="nil"/>
+              <w:right w:val="nil"/>
+            </w:tcBorders>
+            <w:vAlign w:val="center"/>
+          </w:tcPr>
+          <w:p>
+            <w:pPr>
+              <w:pStyle w:val="ListParagraph"/>
+              <w:ind w:left="0"/>
+              <w:jc w:val="center"/>
+              <w:rPr>
+                <w:rFonts w:ascii="Times New Roman" w:hAnsi="Times New Roman" w:cs="Times New Roman"/>
+                <w:sz w:val="24"/>
+                <w:szCs w:val="24"/>
+                <w:lang w:val="en-US"/>
+              </w:rPr>
+            </w:pPr>
+            <w:r>
+              <w:rPr>
+                <w:rFonts w:ascii="Times New Roman" w:hAnsi="Times New Roman" w:cs="Times New Roman"/>
+                <w:sz w:val="24"/>
+                <w:szCs w:val="24"/>
+                <w:lang w:val="en-US"/>
+              </w:rPr>
+              <w:t>0.68</w:t>
+            </w:r>
+          </w:p>
+        </w:tc>
+        <w:tc>
+          <w:tcPr>
+            <w:tcW w:w="1451" w:type="dxa"/>
+            <w:tcBorders>
+              <w:top w:val="nil"/>
+              <w:left w:val="nil"/>
+              <w:bottom w:val="nil"/>
+              <w:right w:val="nil"/>
+            </w:tcBorders>
+            <w:vAlign w:val="center"/>
+          </w:tcPr>
+          <w:p>
+            <w:pPr>
+              <w:pStyle w:val="ListParagraph"/>
+              <w:ind w:left="0"/>
+              <w:jc w:val="center"/>
+              <w:rPr>
+                <w:rFonts w:ascii="Times New Roman" w:hAnsi="Times New Roman" w:cs="Times New Roman"/>
+                <w:sz w:val="24"/>
+                <w:szCs w:val="24"/>
+                <w:lang w:val="en-US"/>
+              </w:rPr>
+            </w:pPr>
+            <w:r>
+              <w:rPr>
+                <w:rFonts w:ascii="Times New Roman" w:hAnsi="Times New Roman" w:cs="Times New Roman"/>
+                <w:sz w:val="24"/>
+                <w:szCs w:val="24"/>
+                <w:lang w:val="en-US"/>
+              </w:rPr>
+              <w:t>0.46</w:t>
+            </w:r>
+          </w:p>
+        </w:tc>
+        <w:tc>
+          <w:tcPr>
+            <w:tcW w:w="1451" w:type="dxa"/>
+            <w:tcBorders>
+              <w:top w:val="nil"/>
+              <w:left w:val="nil"/>
+              <w:bottom w:val="nil"/>
+              <w:right w:val="nil"/>
+            </w:tcBorders>
+            <w:vAlign w:val="center"/>
+          </w:tcPr>
+          <w:p>
+            <w:pPr>
+              <w:pStyle w:val="ListParagraph"/>
+              <w:ind w:left="0"/>
+              <w:jc w:val="center"/>
+              <w:rPr>
+                <w:rFonts w:ascii="Times New Roman" w:hAnsi="Times New Roman" w:cs="Times New Roman"/>
+                <w:sz w:val="24"/>
+                <w:szCs w:val="24"/>
+                <w:lang w:val="en-US"/>
+              </w:rPr>
+            </w:pPr>
+            <w:r>
+              <w:rPr>
+                <w:rFonts w:ascii="Times New Roman" w:hAnsi="Times New Roman" w:cs="Times New Roman"/>
+                <w:sz w:val="24"/>
+                <w:szCs w:val="24"/>
+                <w:lang w:val="en-US"/>
+              </w:rPr>
+              <w:t>[-1.40;0.29]</w:t>
+            </w:r>
+          </w:p>
+        </w:tc>
+      </w:tr>
+      <w:tr>
+        <w:trPr>
+          <w:trHeight w:val="454"/>
+        </w:trPr>
+        <w:tc>
+          <w:tcPr>
+            <w:tcW w:w="2551" w:type="dxa"/>
+            <w:tcBorders>
+              <w:top w:val="nil"/>
+              <w:left w:val="nil"/>
+              <w:bottom w:val="single" w:sz="12" w:space="0" w:color="auto"/>
+              <w:right w:val="nil"/>
+            </w:tcBorders>
+            <w:vAlign w:val="center"/>
+          </w:tcPr>
+          <w:p>
+            <w:pPr>
+              <w:pStyle w:val="ListParagraph"/>
+              <w:ind w:left="0"/>
+              <w:rPr>
+                <w:rFonts w:ascii="Times New Roman" w:hAnsi="Times New Roman" w:cs="Times New Roman"/>
+                <w:i/>
+                <w:iCs/>
+                <w:sz w:val="24"/>
+                <w:szCs w:val="24"/>
+                <w:lang w:val="en-US"/>
+              </w:rPr>
+            </w:pPr>
+            <w:r>
+              <w:rPr>
+                <w:rFonts w:ascii="Times New Roman" w:hAnsi="Times New Roman" w:cs="Times New Roman"/>
+                <w:i/>
+                <w:iCs/>
+                <w:sz w:val="24"/>
+                <w:szCs w:val="24"/>
+                <w:lang w:val="en-US"/>
+              </w:rPr>
+              <w:t xml:space="preserve">SAL PE </w:t>
+            </w:r>
+            <w:r>
+              <w:rPr>
+                <w:rFonts w:ascii="Times New Roman" w:hAnsi="Times New Roman" w:cs="Times New Roman"/>
+                <w:i/>
+                <w:iCs/>
+                <w:sz w:val="24"/>
+                <w:szCs w:val="24"/>
+                <w:lang w:val="en-US"/>
+              </w:rPr>
+              <w:t>–</w:t>
+            </w:r>
+            <w:r>
+              <w:rPr>
+                <w:rFonts w:ascii="Times New Roman" w:hAnsi="Times New Roman" w:cs="Times New Roman"/>
+                <w:i/>
+                <w:iCs/>
+                <w:sz w:val="24"/>
+                <w:szCs w:val="24"/>
+                <w:lang w:val="en-US"/>
+              </w:rPr>
+              <w:t xml:space="preserve"> CVAD EE</w:t>
+            </w:r>
+          </w:p>
+        </w:tc>
+        <w:tc>
+          <w:tcPr>
+            <w:tcW w:w="1450" w:type="dxa"/>
+            <w:tcBorders>
+              <w:top w:val="nil"/>
+              <w:left w:val="nil"/>
+              <w:bottom w:val="single" w:sz="12" w:space="0" w:color="auto"/>
+              <w:right w:val="nil"/>
+            </w:tcBorders>
+            <w:vAlign w:val="center"/>
+          </w:tcPr>
+          <w:p>
+            <w:pPr>
+              <w:pStyle w:val="ListParagraph"/>
+              <w:ind w:left="0"/>
+              <w:jc w:val="center"/>
+              <w:rPr>
+                <w:rFonts w:ascii="Times New Roman" w:hAnsi="Times New Roman" w:cs="Times New Roman"/>
+                <w:sz w:val="24"/>
+                <w:szCs w:val="24"/>
+                <w:lang w:val="en-US"/>
+              </w:rPr>
+            </w:pPr>
+            <w:r>
+              <w:rPr>
+                <w:rFonts w:ascii="Times New Roman" w:hAnsi="Times New Roman" w:cs="Times New Roman"/>
+                <w:sz w:val="24"/>
+                <w:szCs w:val="24"/>
+                <w:lang w:val="en-US"/>
+              </w:rPr>
+              <w:t>1.37</w:t>
+            </w:r>
+          </w:p>
+        </w:tc>
+        <w:tc>
+          <w:tcPr>
+            <w:tcW w:w="1450" w:type="dxa"/>
+            <w:tcBorders>
+              <w:top w:val="nil"/>
+              <w:left w:val="nil"/>
+              <w:bottom w:val="single" w:sz="12" w:space="0" w:color="auto"/>
+              <w:right w:val="nil"/>
+            </w:tcBorders>
+            <w:vAlign w:val="center"/>
+          </w:tcPr>
+          <w:p>
+            <w:pPr>
+              <w:pStyle w:val="ListParagraph"/>
+              <w:ind w:left="0"/>
+              <w:jc w:val="center"/>
+              <w:rPr>
+                <w:rFonts w:ascii="Times New Roman" w:hAnsi="Times New Roman" w:cs="Times New Roman"/>
+                <w:sz w:val="24"/>
+                <w:szCs w:val="24"/>
+                <w:lang w:val="en-US"/>
+              </w:rPr>
+            </w:pPr>
+            <w:r>
+              <w:rPr>
+                <w:rFonts w:ascii="Times New Roman" w:hAnsi="Times New Roman" w:cs="Times New Roman"/>
+                <w:sz w:val="24"/>
+                <w:szCs w:val="24"/>
+                <w:lang w:val="en-US"/>
+              </w:rPr>
+              <w:t>2.37</w:t>
+            </w:r>
+          </w:p>
+        </w:tc>
+        <w:tc>
+          <w:tcPr>
+            <w:tcW w:w="1450" w:type="dxa"/>
+            <w:tcBorders>
+              <w:top w:val="nil"/>
+              <w:left w:val="nil"/>
+              <w:bottom w:val="single" w:sz="12" w:space="0" w:color="auto"/>
+              <w:right w:val="nil"/>
+            </w:tcBorders>
+            <w:vAlign w:val="center"/>
+          </w:tcPr>
+          <w:p>
+            <w:pPr>
+              <w:pStyle w:val="ListParagraph"/>
+              <w:ind w:left="0"/>
+              <w:jc w:val="center"/>
+              <w:rPr>
+                <w:rFonts w:ascii="Times New Roman" w:hAnsi="Times New Roman" w:cs="Times New Roman"/>
+                <w:sz w:val="24"/>
+                <w:szCs w:val="24"/>
+                <w:lang w:val="en-US"/>
+              </w:rPr>
+            </w:pPr>
+            <w:r>
+              <w:rPr>
+                <w:rFonts w:ascii="Times New Roman" w:hAnsi="Times New Roman" w:cs="Times New Roman"/>
+                <w:sz w:val="24"/>
+                <w:szCs w:val="24"/>
+                <w:lang w:val="en-US"/>
+              </w:rPr>
+              <w:t>0.94</w:t>
+            </w:r>
+          </w:p>
+        </w:tc>
+        <w:tc>
+          <w:tcPr>
+            <w:tcW w:w="1451" w:type="dxa"/>
+            <w:tcBorders>
+              <w:top w:val="nil"/>
+              <w:left w:val="nil"/>
+              <w:bottom w:val="single" w:sz="12" w:space="0" w:color="auto"/>
+              <w:right w:val="nil"/>
+            </w:tcBorders>
+            <w:vAlign w:val="center"/>
+          </w:tcPr>
+          <w:p>
+            <w:pPr>
+              <w:pStyle w:val="ListParagraph"/>
+              <w:ind w:left="0"/>
+              <w:jc w:val="center"/>
+              <w:rPr>
+                <w:rFonts w:ascii="Times New Roman" w:hAnsi="Times New Roman" w:cs="Times New Roman"/>
+                <w:sz w:val="24"/>
+                <w:szCs w:val="24"/>
+                <w:lang w:val="en-US"/>
+              </w:rPr>
+            </w:pPr>
+            <w:r>
+              <w:rPr>
+                <w:rFonts w:ascii="Times New Roman" w:hAnsi="Times New Roman" w:cs="Times New Roman"/>
+                <w:sz w:val="24"/>
+                <w:szCs w:val="24"/>
+                <w:lang w:val="en-US"/>
+              </w:rPr>
+              <w:t>0.18</w:t>
+            </w:r>
+          </w:p>
+        </w:tc>
+        <w:tc>
+          <w:tcPr>
+            <w:tcW w:w="1451" w:type="dxa"/>
+            <w:tcBorders>
+              <w:top w:val="nil"/>
+              <w:left w:val="nil"/>
+              <w:bottom w:val="single" w:sz="12" w:space="0" w:color="auto"/>
+              <w:right w:val="nil"/>
+            </w:tcBorders>
+            <w:vAlign w:val="center"/>
+          </w:tcPr>
+          <w:p>
+            <w:pPr>
+              <w:pStyle w:val="ListParagraph"/>
+              <w:ind w:left="0"/>
+              <w:jc w:val="center"/>
+              <w:rPr>
+                <w:rFonts w:ascii="Times New Roman" w:hAnsi="Times New Roman" w:cs="Times New Roman"/>
+                <w:sz w:val="24"/>
+                <w:szCs w:val="24"/>
+                <w:lang w:val="en-US"/>
+              </w:rPr>
+            </w:pPr>
+            <w:r>
+              <w:rPr>
+                <w:rFonts w:ascii="Times New Roman" w:hAnsi="Times New Roman" w:cs="Times New Roman"/>
+                <w:sz w:val="24"/>
+                <w:szCs w:val="24"/>
+                <w:lang w:val="en-US"/>
+              </w:rPr>
+              <w:t>[-1.00;0.52]</w:t>
+            </w:r>
+          </w:p>
+        </w:tc>
+      </w:tr>
+    </w:tbl>
+    <w:p>
+      <w:pPr>
+        <w:pStyle w:val="ListParagraph"/>
+        <w:ind w:left="360"/>
+        <w:rPr>
+          <w:rFonts w:ascii="Times New Roman" w:hAnsi="Times New Roman" w:cs="Times New Roman"/>
+          <w:b/>
+          <w:bCs/>
+          <w:sz w:val="24"/>
+          <w:szCs w:val="24"/>
+          <w:lang w:val="en-US"/>
+        </w:rPr>
+      </w:pPr>
     </w:p>
     <w:p>
       <w:pPr>
@@ -16496,79 +17665,53 @@
           <w:szCs w:val="24"/>
           <w:lang w:val="en-US"/>
         </w:rPr>
-        <w:t>Taken toge</w:t>
-      </w:r>
-      <w:r>
-        <w:rPr>
-          <w:rFonts w:ascii="Times New Roman" w:hAnsi="Times New Roman" w:cs="Times New Roman"/>
-          <w:sz w:val="24"/>
-          <w:szCs w:val="24"/>
-          <w:lang w:val="en-US"/>
-        </w:rPr>
-        <w:t xml:space="preserve">ther, </w:t>
-      </w:r>
-      <w:r>
-        <w:rPr>
-          <w:rFonts w:ascii="Times New Roman" w:hAnsi="Times New Roman" w:cs="Times New Roman"/>
-          <w:sz w:val="24"/>
-          <w:szCs w:val="24"/>
-          <w:lang w:val="en-US"/>
-        </w:rPr>
-        <w:t xml:space="preserve">The analysis showed a clear negative effect of chemotherapy and a clear positive effect of </w:t>
-      </w:r>
-      <w:r>
-        <w:rPr>
-          <w:rFonts w:ascii="Times New Roman" w:hAnsi="Times New Roman" w:cs="Times New Roman"/>
-          <w:sz w:val="24"/>
-          <w:szCs w:val="24"/>
-          <w:lang w:val="en-US"/>
-        </w:rPr>
-        <w:t>EE</w:t>
-      </w:r>
-      <w:r>
-        <w:rPr>
-          <w:rFonts w:ascii="Times New Roman" w:hAnsi="Times New Roman" w:cs="Times New Roman"/>
-          <w:sz w:val="24"/>
-          <w:szCs w:val="24"/>
-          <w:lang w:val="en-US"/>
-        </w:rPr>
-        <w:t xml:space="preserve"> on </w:t>
-      </w:r>
-      <w:r>
-        <w:rPr>
-          <w:rFonts w:ascii="Times New Roman" w:hAnsi="Times New Roman" w:cs="Times New Roman"/>
-          <w:sz w:val="24"/>
-          <w:szCs w:val="24"/>
-          <w:lang w:val="en-US"/>
-        </w:rPr>
-        <w:t>locomotion and exploration</w:t>
-      </w:r>
-      <w:r>
-        <w:rPr>
-          <w:rFonts w:ascii="Times New Roman" w:hAnsi="Times New Roman" w:cs="Times New Roman"/>
-          <w:sz w:val="24"/>
-          <w:szCs w:val="24"/>
-          <w:lang w:val="en-US"/>
-        </w:rPr>
-        <w:t xml:space="preserve">. However, EE did </w:t>
-      </w:r>
-      <w:r>
-        <w:rPr>
-          <w:rFonts w:ascii="Times New Roman" w:hAnsi="Times New Roman" w:cs="Times New Roman"/>
-          <w:sz w:val="24"/>
-          <w:szCs w:val="24"/>
-          <w:lang w:val="en-US"/>
-        </w:rPr>
-        <w:t>not</w:t>
-      </w:r>
-      <w:r>
-        <w:rPr>
-          <w:rFonts w:ascii="Times New Roman" w:hAnsi="Times New Roman" w:cs="Times New Roman"/>
-          <w:sz w:val="24"/>
-          <w:szCs w:val="24"/>
-          <w:lang w:val="en-US"/>
-        </w:rPr>
-        <w:t xml:space="preserve"> appear to protect against chemotherapy</w:t>
+        <w:t>Average latency to remove the tail from the water was measured to assess nocic</w:t>
+      </w:r>
+      <w:r>
+        <w:rPr>
+          <w:rFonts w:ascii="Times New Roman" w:hAnsi="Times New Roman" w:cs="Times New Roman"/>
+          <w:sz w:val="24"/>
+          <w:szCs w:val="24"/>
+          <w:lang w:val="en-US"/>
+        </w:rPr>
+        <w:t>eption</w:t>
+      </w:r>
+      <w:r>
+        <w:rPr>
+          <w:rFonts w:ascii="Times New Roman" w:hAnsi="Times New Roman" w:cs="Times New Roman"/>
+          <w:sz w:val="24"/>
+          <w:szCs w:val="24"/>
+          <w:lang w:val="en-US"/>
+        </w:rPr>
+        <w:t xml:space="preserve"> (</w:t>
+      </w:r>
+      <w:r>
+        <w:rPr>
+          <w:rFonts w:ascii="Times New Roman" w:hAnsi="Times New Roman" w:cs="Times New Roman"/>
+          <w:sz w:val="24"/>
+          <w:szCs w:val="24"/>
+          <w:highlight w:val="yellow"/>
+          <w:lang w:val="en-US"/>
+        </w:rPr>
+        <w:t>fig</w:t>
+      </w:r>
+      <w:r>
+        <w:rPr>
+          <w:rFonts w:ascii="Times New Roman" w:hAnsi="Times New Roman" w:cs="Times New Roman"/>
+          <w:sz w:val="24"/>
+          <w:szCs w:val="24"/>
+          <w:lang w:val="en-US"/>
+        </w:rPr>
+        <w:t>)</w:t>
+      </w:r>
+      <w:r>
+        <w:rPr>
+          <w:rFonts w:ascii="Times New Roman" w:hAnsi="Times New Roman" w:cs="Times New Roman"/>
+          <w:sz w:val="24"/>
+          <w:szCs w:val="24"/>
+          <w:lang w:val="en-US"/>
+        </w:rPr>
+        <w:t>. A two</w:t>
       </w:r>
       <w:r>
         <w:rPr>
@@ -16578,17 +17721,516 @@
           <w:lang w:val="en-US"/>
         </w:rPr>
         <w:noBreakHyphen/>
-        <w:t xml:space="preserve">induced deficits in CVAD animals, although Bayesian analyses indicate that evidence is inconclusive and should be interpreted cautiously. We also found no </w:t>
-      </w:r>
-      <w:r>
-        <w:rPr>
-          <w:rFonts w:ascii="Times New Roman" w:hAnsi="Times New Roman" w:cs="Times New Roman"/>
-          <w:sz w:val="24"/>
-          <w:szCs w:val="24"/>
-          <w:lang w:val="en-US"/>
-        </w:rPr>
-        <w:lastRenderedPageBreak/>
-        <w:t>overall effect of chemotherapy or environment on anxiety</w:t>
+        <w:t>way ANOVA was</w:t>
+      </w:r>
+      <w:r>
+        <w:rPr>
+          <w:rFonts w:ascii="Times New Roman" w:hAnsi="Times New Roman" w:cs="Times New Roman"/>
+          <w:sz w:val="24"/>
+          <w:szCs w:val="24"/>
+          <w:lang w:val="en-US"/>
+        </w:rPr>
+        <w:t xml:space="preserve"> then </w:t>
+      </w:r>
+      <w:r>
+        <w:rPr>
+          <w:rFonts w:ascii="Times New Roman" w:hAnsi="Times New Roman" w:cs="Times New Roman"/>
+          <w:sz w:val="24"/>
+          <w:szCs w:val="24"/>
+          <w:lang w:val="en-US"/>
+        </w:rPr>
+        <w:t>performed on these averages to examine the effects of treatment, environment, and their interaction.</w:t>
+      </w:r>
+      <w:r>
+        <w:rPr>
+          <w:rFonts w:ascii="Times New Roman" w:hAnsi="Times New Roman" w:cs="Times New Roman"/>
+          <w:sz w:val="24"/>
+          <w:szCs w:val="24"/>
+          <w:lang w:val="en-US"/>
+        </w:rPr>
+        <w:t xml:space="preserve"> Analysis revealed that</w:t>
+      </w:r>
+      <w:r>
+        <w:rPr>
+          <w:rFonts w:ascii="Times New Roman" w:hAnsi="Times New Roman" w:cs="Times New Roman"/>
+          <w:sz w:val="24"/>
+          <w:szCs w:val="24"/>
+          <w:lang w:val="en-US"/>
+        </w:rPr>
+        <w:t xml:space="preserve"> neither the</w:t>
+      </w:r>
+      <w:r>
+        <w:rPr>
+          <w:rFonts w:ascii="Times New Roman" w:hAnsi="Times New Roman" w:cs="Times New Roman"/>
+          <w:sz w:val="24"/>
+          <w:szCs w:val="24"/>
+          <w:lang w:val="en-US"/>
+        </w:rPr>
+        <w:t xml:space="preserve"> treatment </w:t>
+      </w:r>
+      <w:r>
+        <w:rPr>
+          <w:rFonts w:ascii="Times New Roman" w:hAnsi="Times New Roman" w:cs="Times New Roman"/>
+          <w:sz w:val="24"/>
+          <w:szCs w:val="24"/>
+          <w:lang w:val="en-US"/>
+        </w:rPr>
+        <w:t>(</w:t>
+      </w:r>
+      <w:r>
+        <w:rPr>
+          <w:rFonts w:ascii="Times New Roman" w:hAnsi="Times New Roman" w:cs="Times New Roman"/>
+          <w:i/>
+          <w:iCs/>
+          <w:sz w:val="24"/>
+          <w:szCs w:val="24"/>
+          <w:lang w:val="en-US"/>
+        </w:rPr>
+        <w:t>F</w:t>
+      </w:r>
+      <w:r>
+        <w:rPr>
+          <w:rFonts w:ascii="Times New Roman" w:hAnsi="Times New Roman" w:cs="Times New Roman"/>
+          <w:sz w:val="24"/>
+          <w:szCs w:val="24"/>
+          <w:lang w:val="en-US"/>
+        </w:rPr>
+        <w:t>(1, 30) =</w:t>
+      </w:r>
+      <w:r>
+        <w:rPr>
+          <w:rFonts w:ascii="Times New Roman" w:hAnsi="Times New Roman" w:cs="Times New Roman"/>
+          <w:sz w:val="24"/>
+          <w:szCs w:val="24"/>
+          <w:lang w:val="en-US"/>
+        </w:rPr>
+        <w:t xml:space="preserve"> </w:t>
+      </w:r>
+      <w:r>
+        <w:rPr>
+          <w:rFonts w:ascii="Times New Roman" w:hAnsi="Times New Roman" w:cs="Times New Roman"/>
+          <w:sz w:val="24"/>
+          <w:szCs w:val="24"/>
+          <w:lang w:val="en-US"/>
+        </w:rPr>
+        <w:t>0.34</w:t>
+      </w:r>
+      <w:r>
+        <w:rPr>
+          <w:rFonts w:ascii="Times New Roman" w:hAnsi="Times New Roman" w:cs="Times New Roman"/>
+          <w:sz w:val="24"/>
+          <w:szCs w:val="24"/>
+          <w:lang w:val="en-US"/>
+        </w:rPr>
+        <w:t xml:space="preserve">, </w:t>
+      </w:r>
+      <w:r>
+        <w:rPr>
+          <w:rFonts w:ascii="Times New Roman" w:hAnsi="Times New Roman" w:cs="Times New Roman"/>
+          <w:i/>
+          <w:iCs/>
+          <w:sz w:val="24"/>
+          <w:szCs w:val="24"/>
+          <w:lang w:val="en-US"/>
+        </w:rPr>
+        <w:t>p</w:t>
+      </w:r>
+      <w:r>
+        <w:rPr>
+          <w:rFonts w:ascii="Times New Roman" w:hAnsi="Times New Roman" w:cs="Times New Roman"/>
+          <w:sz w:val="24"/>
+          <w:szCs w:val="24"/>
+          <w:lang w:val="en-US"/>
+        </w:rPr>
+        <w:t xml:space="preserve"> </w:t>
+      </w:r>
+      <w:r>
+        <w:rPr>
+          <w:rFonts w:ascii="Times New Roman" w:hAnsi="Times New Roman" w:cs="Times New Roman"/>
+          <w:sz w:val="24"/>
+          <w:szCs w:val="24"/>
+          <w:lang w:val="en-US"/>
+        </w:rPr>
+        <w:t>=</w:t>
+      </w:r>
+      <w:r>
+        <w:rPr>
+          <w:rFonts w:ascii="Times New Roman" w:hAnsi="Times New Roman" w:cs="Times New Roman"/>
+          <w:sz w:val="24"/>
+          <w:szCs w:val="24"/>
+          <w:lang w:val="en-US"/>
+        </w:rPr>
+        <w:t xml:space="preserve"> </w:t>
+      </w:r>
+      <w:r>
+        <w:rPr>
+          <w:rFonts w:ascii="Times New Roman" w:hAnsi="Times New Roman" w:cs="Times New Roman"/>
+          <w:sz w:val="24"/>
+          <w:szCs w:val="24"/>
+          <w:lang w:val="en-US"/>
+        </w:rPr>
+        <w:t>0.</w:t>
+      </w:r>
+      <w:r>
+        <w:rPr>
+          <w:rFonts w:ascii="Times New Roman" w:hAnsi="Times New Roman" w:cs="Times New Roman"/>
+          <w:sz w:val="24"/>
+          <w:szCs w:val="24"/>
+          <w:lang w:val="en-US"/>
+        </w:rPr>
+        <w:t>56</w:t>
+      </w:r>
+      <w:r>
+        <w:rPr>
+          <w:rFonts w:ascii="Times New Roman" w:hAnsi="Times New Roman" w:cs="Times New Roman"/>
+          <w:sz w:val="24"/>
+          <w:szCs w:val="24"/>
+          <w:lang w:val="en-US"/>
+        </w:rPr>
+        <w:t xml:space="preserve">, </w:t>
+      </w:r>
+      <w:r>
+        <w:rPr>
+          <w:rFonts w:ascii="Times New Roman" w:hAnsi="Times New Roman" w:cs="Times New Roman"/>
+          <w:i/>
+          <w:iCs/>
+          <w:sz w:val="24"/>
+          <w:szCs w:val="24"/>
+        </w:rPr>
+        <w:t>η</w:t>
+      </w:r>
+      <w:r>
+        <w:rPr>
+          <w:rFonts w:ascii="Times New Roman" w:hAnsi="Times New Roman" w:cs="Times New Roman"/>
+          <w:i/>
+          <w:iCs/>
+          <w:sz w:val="24"/>
+          <w:szCs w:val="24"/>
+          <w:lang w:val="en-US"/>
+        </w:rPr>
+        <w:t>²</w:t>
+      </w:r>
+      <w:r>
+        <w:rPr>
+          <w:rFonts w:ascii="Times New Roman" w:hAnsi="Times New Roman" w:cs="Times New Roman"/>
+          <w:sz w:val="24"/>
+          <w:szCs w:val="24"/>
+          <w:lang w:val="en-US"/>
+        </w:rPr>
+        <w:t xml:space="preserve"> = </w:t>
+      </w:r>
+      <w:r>
+        <w:rPr>
+          <w:rFonts w:ascii="Times New Roman" w:hAnsi="Times New Roman" w:cs="Times New Roman"/>
+          <w:sz w:val="24"/>
+          <w:szCs w:val="24"/>
+          <w:lang w:val="en-US"/>
+        </w:rPr>
+        <w:t>0</w:t>
+      </w:r>
+      <w:r>
+        <w:rPr>
+          <w:rFonts w:ascii="Times New Roman" w:hAnsi="Times New Roman" w:cs="Times New Roman"/>
+          <w:sz w:val="24"/>
+          <w:szCs w:val="24"/>
+          <w:lang w:val="en-US"/>
+        </w:rPr>
+        <w:t>.</w:t>
+      </w:r>
+      <w:r>
+        <w:rPr>
+          <w:rFonts w:ascii="Times New Roman" w:hAnsi="Times New Roman" w:cs="Times New Roman"/>
+          <w:sz w:val="24"/>
+          <w:szCs w:val="24"/>
+          <w:lang w:val="en-US"/>
+        </w:rPr>
+        <w:t>0</w:t>
+      </w:r>
+      <w:r>
+        <w:rPr>
+          <w:rFonts w:ascii="Times New Roman" w:hAnsi="Times New Roman" w:cs="Times New Roman"/>
+          <w:sz w:val="24"/>
+          <w:szCs w:val="24"/>
+          <w:lang w:val="en-US"/>
+        </w:rPr>
+        <w:t>1</w:t>
+      </w:r>
+      <w:r>
+        <w:rPr>
+          <w:rFonts w:ascii="Times New Roman" w:hAnsi="Times New Roman" w:cs="Times New Roman"/>
+          <w:sz w:val="24"/>
+          <w:szCs w:val="24"/>
+          <w:lang w:val="en-US"/>
+        </w:rPr>
+        <w:t>)</w:t>
+      </w:r>
+      <w:r>
+        <w:rPr>
+          <w:rFonts w:ascii="Times New Roman" w:hAnsi="Times New Roman" w:cs="Times New Roman"/>
+          <w:sz w:val="24"/>
+          <w:szCs w:val="24"/>
+          <w:lang w:val="en-US"/>
+        </w:rPr>
+        <w:t xml:space="preserve"> </w:t>
+      </w:r>
+      <w:r>
+        <w:rPr>
+          <w:rFonts w:ascii="Times New Roman" w:hAnsi="Times New Roman" w:cs="Times New Roman"/>
+          <w:sz w:val="24"/>
+          <w:szCs w:val="24"/>
+          <w:lang w:val="en-US"/>
+        </w:rPr>
+        <w:t xml:space="preserve">nor the </w:t>
+      </w:r>
+      <w:r>
+        <w:rPr>
+          <w:rFonts w:ascii="Times New Roman" w:hAnsi="Times New Roman" w:cs="Times New Roman"/>
+          <w:sz w:val="24"/>
+          <w:szCs w:val="24"/>
+          <w:lang w:val="en-US"/>
+        </w:rPr>
+        <w:t>environment effect</w:t>
+      </w:r>
+      <w:r>
+        <w:rPr>
+          <w:rFonts w:ascii="Times New Roman" w:hAnsi="Times New Roman" w:cs="Times New Roman"/>
+          <w:sz w:val="24"/>
+          <w:szCs w:val="24"/>
+          <w:lang w:val="en-US"/>
+        </w:rPr>
+        <w:t xml:space="preserve"> </w:t>
+      </w:r>
+      <w:r>
+        <w:rPr>
+          <w:rFonts w:ascii="Times New Roman" w:hAnsi="Times New Roman" w:cs="Times New Roman"/>
+          <w:sz w:val="24"/>
+          <w:szCs w:val="24"/>
+          <w:lang w:val="en-US"/>
+        </w:rPr>
+        <w:t>(</w:t>
+      </w:r>
+      <w:r>
+        <w:rPr>
+          <w:rFonts w:ascii="Times New Roman" w:hAnsi="Times New Roman" w:cs="Times New Roman"/>
+          <w:i/>
+          <w:iCs/>
+          <w:sz w:val="24"/>
+          <w:szCs w:val="24"/>
+          <w:lang w:val="en-US"/>
+        </w:rPr>
+        <w:t>F</w:t>
+      </w:r>
+      <w:r>
+        <w:rPr>
+          <w:rFonts w:ascii="Times New Roman" w:hAnsi="Times New Roman" w:cs="Times New Roman"/>
+          <w:sz w:val="24"/>
+          <w:szCs w:val="24"/>
+          <w:lang w:val="en-US"/>
+        </w:rPr>
+        <w:t>(1, 30) =</w:t>
+      </w:r>
+      <w:r>
+        <w:rPr>
+          <w:rFonts w:ascii="Times New Roman" w:hAnsi="Times New Roman" w:cs="Times New Roman"/>
+          <w:sz w:val="24"/>
+          <w:szCs w:val="24"/>
+          <w:lang w:val="en-US"/>
+        </w:rPr>
+        <w:t xml:space="preserve"> 2.</w:t>
+      </w:r>
+      <w:r>
+        <w:rPr>
+          <w:rFonts w:ascii="Times New Roman" w:hAnsi="Times New Roman" w:cs="Times New Roman"/>
+          <w:sz w:val="24"/>
+          <w:szCs w:val="24"/>
+          <w:lang w:val="en-US"/>
+        </w:rPr>
+        <w:t>55</w:t>
+      </w:r>
+      <w:r>
+        <w:rPr>
+          <w:rFonts w:ascii="Times New Roman" w:hAnsi="Times New Roman" w:cs="Times New Roman"/>
+          <w:sz w:val="24"/>
+          <w:szCs w:val="24"/>
+          <w:lang w:val="en-US"/>
+        </w:rPr>
+        <w:t xml:space="preserve"> , </w:t>
+      </w:r>
+      <w:r>
+        <w:rPr>
+          <w:rFonts w:ascii="Times New Roman" w:hAnsi="Times New Roman" w:cs="Times New Roman"/>
+          <w:i/>
+          <w:iCs/>
+          <w:sz w:val="24"/>
+          <w:szCs w:val="24"/>
+          <w:lang w:val="en-US"/>
+        </w:rPr>
+        <w:t>p</w:t>
+      </w:r>
+      <w:r>
+        <w:rPr>
+          <w:rFonts w:ascii="Times New Roman" w:hAnsi="Times New Roman" w:cs="Times New Roman"/>
+          <w:sz w:val="24"/>
+          <w:szCs w:val="24"/>
+          <w:lang w:val="en-US"/>
+        </w:rPr>
+        <w:t xml:space="preserve"> </w:t>
+      </w:r>
+      <w:r>
+        <w:rPr>
+          <w:rFonts w:ascii="Times New Roman" w:hAnsi="Times New Roman" w:cs="Times New Roman"/>
+          <w:sz w:val="24"/>
+          <w:szCs w:val="24"/>
+          <w:lang w:val="en-US"/>
+        </w:rPr>
+        <w:t>=</w:t>
+      </w:r>
+      <w:r>
+        <w:rPr>
+          <w:rFonts w:ascii="Times New Roman" w:hAnsi="Times New Roman" w:cs="Times New Roman"/>
+          <w:sz w:val="24"/>
+          <w:szCs w:val="24"/>
+          <w:lang w:val="en-US"/>
+        </w:rPr>
+        <w:t xml:space="preserve"> </w:t>
+      </w:r>
+      <w:r>
+        <w:rPr>
+          <w:rFonts w:ascii="Times New Roman" w:hAnsi="Times New Roman" w:cs="Times New Roman"/>
+          <w:sz w:val="24"/>
+          <w:szCs w:val="24"/>
+          <w:lang w:val="en-US"/>
+        </w:rPr>
+        <w:t>0.1</w:t>
+      </w:r>
+      <w:r>
+        <w:rPr>
+          <w:rFonts w:ascii="Times New Roman" w:hAnsi="Times New Roman" w:cs="Times New Roman"/>
+          <w:sz w:val="24"/>
+          <w:szCs w:val="24"/>
+          <w:lang w:val="en-US"/>
+        </w:rPr>
+        <w:t>2</w:t>
+      </w:r>
+      <w:r>
+        <w:rPr>
+          <w:rFonts w:ascii="Times New Roman" w:hAnsi="Times New Roman" w:cs="Times New Roman"/>
+          <w:sz w:val="24"/>
+          <w:szCs w:val="24"/>
+          <w:lang w:val="en-US"/>
+        </w:rPr>
+        <w:t xml:space="preserve">, </w:t>
+      </w:r>
+      <w:r>
+        <w:rPr>
+          <w:rFonts w:ascii="Times New Roman" w:hAnsi="Times New Roman" w:cs="Times New Roman"/>
+          <w:i/>
+          <w:iCs/>
+          <w:sz w:val="24"/>
+          <w:szCs w:val="24"/>
+        </w:rPr>
+        <w:t>η</w:t>
+      </w:r>
+      <w:r>
+        <w:rPr>
+          <w:rFonts w:ascii="Times New Roman" w:hAnsi="Times New Roman" w:cs="Times New Roman"/>
+          <w:i/>
+          <w:iCs/>
+          <w:sz w:val="24"/>
+          <w:szCs w:val="24"/>
+          <w:lang w:val="en-US"/>
+        </w:rPr>
+        <w:t>²</w:t>
+      </w:r>
+      <w:r>
+        <w:rPr>
+          <w:rFonts w:ascii="Times New Roman" w:hAnsi="Times New Roman" w:cs="Times New Roman"/>
+          <w:sz w:val="24"/>
+          <w:szCs w:val="24"/>
+          <w:lang w:val="en-US"/>
+        </w:rPr>
+        <w:t xml:space="preserve"> = </w:t>
+      </w:r>
+      <w:r>
+        <w:rPr>
+          <w:rFonts w:ascii="Times New Roman" w:hAnsi="Times New Roman" w:cs="Times New Roman"/>
+          <w:sz w:val="24"/>
+          <w:szCs w:val="24"/>
+          <w:lang w:val="en-US"/>
+        </w:rPr>
+        <w:t>0</w:t>
+      </w:r>
+      <w:r>
+        <w:rPr>
+          <w:rFonts w:ascii="Times New Roman" w:hAnsi="Times New Roman" w:cs="Times New Roman"/>
+          <w:sz w:val="24"/>
+          <w:szCs w:val="24"/>
+          <w:lang w:val="en-US"/>
+        </w:rPr>
+        <w:t>.</w:t>
+      </w:r>
+      <w:r>
+        <w:rPr>
+          <w:rFonts w:ascii="Times New Roman" w:hAnsi="Times New Roman" w:cs="Times New Roman"/>
+          <w:sz w:val="24"/>
+          <w:szCs w:val="24"/>
+          <w:lang w:val="en-US"/>
+        </w:rPr>
+        <w:t>0</w:t>
+      </w:r>
+      <w:r>
+        <w:rPr>
+          <w:rFonts w:ascii="Times New Roman" w:hAnsi="Times New Roman" w:cs="Times New Roman"/>
+          <w:sz w:val="24"/>
+          <w:szCs w:val="24"/>
+          <w:lang w:val="en-US"/>
+        </w:rPr>
+        <w:t>8</w:t>
+      </w:r>
+      <w:r>
+        <w:rPr>
+          <w:rFonts w:ascii="Times New Roman" w:hAnsi="Times New Roman" w:cs="Times New Roman"/>
+          <w:sz w:val="24"/>
+          <w:szCs w:val="24"/>
+          <w:lang w:val="en-US"/>
+        </w:rPr>
+        <w:t>)</w:t>
+      </w:r>
+      <w:r>
+        <w:rPr>
+          <w:rFonts w:ascii="Times New Roman" w:hAnsi="Times New Roman" w:cs="Times New Roman"/>
+          <w:sz w:val="24"/>
+          <w:szCs w:val="24"/>
+          <w:lang w:val="en-US"/>
+        </w:rPr>
+        <w:t xml:space="preserve"> </w:t>
+      </w:r>
+      <w:r>
+        <w:rPr>
+          <w:rFonts w:ascii="Times New Roman" w:hAnsi="Times New Roman" w:cs="Times New Roman"/>
+          <w:sz w:val="24"/>
+          <w:szCs w:val="24"/>
+          <w:lang w:val="en-US"/>
+        </w:rPr>
+        <w:t xml:space="preserve">reached </w:t>
+      </w:r>
+      <w:r>
+        <w:rPr>
+          <w:rFonts w:ascii="Times New Roman" w:hAnsi="Times New Roman" w:cs="Times New Roman"/>
+          <w:sz w:val="24"/>
+          <w:szCs w:val="24"/>
+          <w:lang w:val="en-US"/>
+        </w:rPr>
+        <w:t xml:space="preserve">significance. </w:t>
+      </w:r>
+      <w:r>
+        <w:rPr>
+          <w:rFonts w:ascii="Times New Roman" w:hAnsi="Times New Roman" w:cs="Times New Roman"/>
+          <w:sz w:val="24"/>
+          <w:szCs w:val="24"/>
+          <w:lang w:val="en-US"/>
+        </w:rPr>
+        <w:t>The interaction between treatment and environment was also non</w:t>
       </w:r>
       <w:r>
         <w:rPr>
@@ -16598,25 +18240,953 @@
           <w:lang w:val="en-US"/>
         </w:rPr>
         <w:noBreakHyphen/>
-        <w:t>like behavior, but EE showed a protective effect in CVAD animals based on the interaction and post hoc tests. Again, Bayesian results advise caution</w:t>
-      </w:r>
-      <w:r>
-        <w:rPr>
-          <w:rFonts w:ascii="Times New Roman" w:hAnsi="Times New Roman" w:cs="Times New Roman"/>
-          <w:sz w:val="24"/>
-          <w:szCs w:val="24"/>
-          <w:lang w:val="en-US"/>
-        </w:rPr>
-        <w:t xml:space="preserve"> on the latter</w:t>
-      </w:r>
-      <w:r>
-        <w:rPr>
-          <w:rFonts w:ascii="Times New Roman" w:hAnsi="Times New Roman" w:cs="Times New Roman"/>
-          <w:sz w:val="24"/>
-          <w:szCs w:val="24"/>
-          <w:lang w:val="en-US"/>
-        </w:rPr>
-        <w:t>. Overall, EE appears to mitigate chemotherapy</w:t>
+        <w:t>significant</w:t>
+      </w:r>
+      <w:r>
+        <w:rPr>
+          <w:rFonts w:ascii="Times New Roman" w:hAnsi="Times New Roman" w:cs="Times New Roman"/>
+          <w:sz w:val="24"/>
+          <w:szCs w:val="24"/>
+          <w:lang w:val="en-US"/>
+        </w:rPr>
+        <w:t xml:space="preserve"> </w:t>
+      </w:r>
+      <w:r>
+        <w:rPr>
+          <w:rFonts w:ascii="Times New Roman" w:hAnsi="Times New Roman" w:cs="Times New Roman"/>
+          <w:sz w:val="24"/>
+          <w:szCs w:val="24"/>
+          <w:lang w:val="en-US"/>
+        </w:rPr>
+        <w:t>(</w:t>
+      </w:r>
+      <w:r>
+        <w:rPr>
+          <w:rFonts w:ascii="Times New Roman" w:hAnsi="Times New Roman" w:cs="Times New Roman"/>
+          <w:i/>
+          <w:iCs/>
+          <w:sz w:val="24"/>
+          <w:szCs w:val="24"/>
+          <w:lang w:val="en-US"/>
+        </w:rPr>
+        <w:t>F</w:t>
+      </w:r>
+      <w:r>
+        <w:rPr>
+          <w:rFonts w:ascii="Times New Roman" w:hAnsi="Times New Roman" w:cs="Times New Roman"/>
+          <w:sz w:val="24"/>
+          <w:szCs w:val="24"/>
+          <w:lang w:val="en-US"/>
+        </w:rPr>
+        <w:t>(1, 30) =</w:t>
+      </w:r>
+      <w:r>
+        <w:rPr>
+          <w:rFonts w:ascii="Times New Roman" w:hAnsi="Times New Roman" w:cs="Times New Roman"/>
+          <w:sz w:val="24"/>
+          <w:szCs w:val="24"/>
+          <w:lang w:val="en-US"/>
+        </w:rPr>
+        <w:t xml:space="preserve"> </w:t>
+      </w:r>
+      <w:r>
+        <w:rPr>
+          <w:rFonts w:ascii="Times New Roman" w:hAnsi="Times New Roman" w:cs="Times New Roman"/>
+          <w:sz w:val="24"/>
+          <w:szCs w:val="24"/>
+          <w:lang w:val="en-US"/>
+        </w:rPr>
+        <w:t>0.08</w:t>
+      </w:r>
+      <w:r>
+        <w:rPr>
+          <w:rFonts w:ascii="Times New Roman" w:hAnsi="Times New Roman" w:cs="Times New Roman"/>
+          <w:sz w:val="24"/>
+          <w:szCs w:val="24"/>
+          <w:lang w:val="en-US"/>
+        </w:rPr>
+        <w:t xml:space="preserve"> , </w:t>
+      </w:r>
+      <w:r>
+        <w:rPr>
+          <w:rFonts w:ascii="Times New Roman" w:hAnsi="Times New Roman" w:cs="Times New Roman"/>
+          <w:i/>
+          <w:iCs/>
+          <w:sz w:val="24"/>
+          <w:szCs w:val="24"/>
+          <w:lang w:val="en-US"/>
+        </w:rPr>
+        <w:t>p</w:t>
+      </w:r>
+      <w:r>
+        <w:rPr>
+          <w:rFonts w:ascii="Times New Roman" w:hAnsi="Times New Roman" w:cs="Times New Roman"/>
+          <w:sz w:val="24"/>
+          <w:szCs w:val="24"/>
+          <w:lang w:val="en-US"/>
+        </w:rPr>
+        <w:t xml:space="preserve"> </w:t>
+      </w:r>
+      <w:r>
+        <w:rPr>
+          <w:rFonts w:ascii="Times New Roman" w:hAnsi="Times New Roman" w:cs="Times New Roman"/>
+          <w:sz w:val="24"/>
+          <w:szCs w:val="24"/>
+          <w:lang w:val="en-US"/>
+        </w:rPr>
+        <w:t>=</w:t>
+      </w:r>
+      <w:r>
+        <w:rPr>
+          <w:rFonts w:ascii="Times New Roman" w:hAnsi="Times New Roman" w:cs="Times New Roman"/>
+          <w:sz w:val="24"/>
+          <w:szCs w:val="24"/>
+          <w:lang w:val="en-US"/>
+        </w:rPr>
+        <w:t xml:space="preserve"> </w:t>
+      </w:r>
+      <w:r>
+        <w:rPr>
+          <w:rFonts w:ascii="Times New Roman" w:hAnsi="Times New Roman" w:cs="Times New Roman"/>
+          <w:sz w:val="24"/>
+          <w:szCs w:val="24"/>
+          <w:lang w:val="en-US"/>
+        </w:rPr>
+        <w:t>0.</w:t>
+      </w:r>
+      <w:r>
+        <w:rPr>
+          <w:rFonts w:ascii="Times New Roman" w:hAnsi="Times New Roman" w:cs="Times New Roman"/>
+          <w:sz w:val="24"/>
+          <w:szCs w:val="24"/>
+          <w:lang w:val="en-US"/>
+        </w:rPr>
+        <w:t>77</w:t>
+      </w:r>
+      <w:r>
+        <w:rPr>
+          <w:rFonts w:ascii="Times New Roman" w:hAnsi="Times New Roman" w:cs="Times New Roman"/>
+          <w:sz w:val="24"/>
+          <w:szCs w:val="24"/>
+          <w:lang w:val="en-US"/>
+        </w:rPr>
+        <w:t xml:space="preserve">, </w:t>
+      </w:r>
+      <w:r>
+        <w:rPr>
+          <w:rFonts w:ascii="Times New Roman" w:hAnsi="Times New Roman" w:cs="Times New Roman"/>
+          <w:i/>
+          <w:iCs/>
+          <w:sz w:val="24"/>
+          <w:szCs w:val="24"/>
+        </w:rPr>
+        <w:t>η</w:t>
+      </w:r>
+      <w:r>
+        <w:rPr>
+          <w:rFonts w:ascii="Times New Roman" w:hAnsi="Times New Roman" w:cs="Times New Roman"/>
+          <w:i/>
+          <w:iCs/>
+          <w:sz w:val="24"/>
+          <w:szCs w:val="24"/>
+          <w:lang w:val="en-US"/>
+        </w:rPr>
+        <w:t>²</w:t>
+      </w:r>
+      <w:r>
+        <w:rPr>
+          <w:rFonts w:ascii="Times New Roman" w:hAnsi="Times New Roman" w:cs="Times New Roman"/>
+          <w:sz w:val="24"/>
+          <w:szCs w:val="24"/>
+          <w:lang w:val="en-US"/>
+        </w:rPr>
+        <w:t xml:space="preserve"> = </w:t>
+      </w:r>
+      <w:r>
+        <w:rPr>
+          <w:rFonts w:ascii="Times New Roman" w:hAnsi="Times New Roman" w:cs="Times New Roman"/>
+          <w:sz w:val="24"/>
+          <w:szCs w:val="24"/>
+          <w:lang w:val="en-US"/>
+        </w:rPr>
+        <w:t>0</w:t>
+      </w:r>
+      <w:r>
+        <w:rPr>
+          <w:rFonts w:ascii="Times New Roman" w:hAnsi="Times New Roman" w:cs="Times New Roman"/>
+          <w:sz w:val="24"/>
+          <w:szCs w:val="24"/>
+          <w:lang w:val="en-US"/>
+        </w:rPr>
+        <w:t>.</w:t>
+      </w:r>
+      <w:r>
+        <w:rPr>
+          <w:rFonts w:ascii="Times New Roman" w:hAnsi="Times New Roman" w:cs="Times New Roman"/>
+          <w:sz w:val="24"/>
+          <w:szCs w:val="24"/>
+          <w:lang w:val="en-US"/>
+        </w:rPr>
+        <w:t>0</w:t>
+      </w:r>
+      <w:r>
+        <w:rPr>
+          <w:rFonts w:ascii="Times New Roman" w:hAnsi="Times New Roman" w:cs="Times New Roman"/>
+          <w:sz w:val="24"/>
+          <w:szCs w:val="24"/>
+          <w:lang w:val="en-US"/>
+        </w:rPr>
+        <w:t>03</w:t>
+      </w:r>
+      <w:r>
+        <w:rPr>
+          <w:rFonts w:ascii="Times New Roman" w:hAnsi="Times New Roman" w:cs="Times New Roman"/>
+          <w:sz w:val="24"/>
+          <w:szCs w:val="24"/>
+          <w:lang w:val="en-US"/>
+        </w:rPr>
+        <w:t>)</w:t>
+      </w:r>
+      <w:r>
+        <w:rPr>
+          <w:rFonts w:ascii="Times New Roman" w:hAnsi="Times New Roman" w:cs="Times New Roman"/>
+          <w:sz w:val="24"/>
+          <w:szCs w:val="24"/>
+          <w:lang w:val="en-US"/>
+        </w:rPr>
+        <w:t>.</w:t>
+      </w:r>
+      <w:r>
+        <w:rPr>
+          <w:rFonts w:ascii="Times New Roman" w:hAnsi="Times New Roman" w:cs="Times New Roman"/>
+          <w:sz w:val="24"/>
+          <w:szCs w:val="24"/>
+          <w:lang w:val="en-US"/>
+        </w:rPr>
+        <w:t xml:space="preserve"> </w:t>
+      </w:r>
+      <w:r>
+        <w:rPr>
+          <w:rFonts w:ascii="Times New Roman" w:hAnsi="Times New Roman" w:cs="Times New Roman"/>
+          <w:sz w:val="24"/>
+          <w:szCs w:val="24"/>
+          <w:lang w:val="en-US"/>
+        </w:rPr>
+        <w:t>Bayesian analyses provided anecdotal evidence in favor of the null hypothesis for treatment</w:t>
+      </w:r>
+      <w:r>
+        <w:rPr>
+          <w:rFonts w:ascii="Times New Roman" w:hAnsi="Times New Roman" w:cs="Times New Roman"/>
+          <w:sz w:val="24"/>
+          <w:szCs w:val="24"/>
+          <w:lang w:val="en-US"/>
+        </w:rPr>
+        <w:t xml:space="preserve"> </w:t>
+      </w:r>
+      <w:r>
+        <w:rPr>
+          <w:rFonts w:ascii="Times New Roman" w:hAnsi="Times New Roman" w:cs="Times New Roman"/>
+          <w:sz w:val="24"/>
+          <w:szCs w:val="24"/>
+          <w:lang w:val="en-US"/>
+        </w:rPr>
+        <w:t>(</w:t>
+      </w:r>
+      <m:oMath>
+        <m:sSub>
+          <m:sSubPr>
+            <m:ctrlPr>
+              <w:rPr>
+                <w:rFonts w:ascii="Cambria Math" w:hAnsi="Cambria Math" w:cs="Times New Roman"/>
+                <w:i/>
+                <w:iCs/>
+                <w:sz w:val="24"/>
+                <w:szCs w:val="24"/>
+                <w:lang w:val="en-US"/>
+              </w:rPr>
+            </m:ctrlPr>
+          </m:sSubPr>
+          <m:e>
+            <m:r>
+              <w:rPr>
+                <w:rFonts w:ascii="Cambria Math" w:hAnsi="Cambria Math" w:cs="Times New Roman"/>
+                <w:sz w:val="24"/>
+                <w:szCs w:val="24"/>
+                <w:lang w:val="en-US"/>
+              </w:rPr>
+              <m:t>BF</m:t>
+            </m:r>
+          </m:e>
+          <m:sub>
+            <m:r>
+              <w:rPr>
+                <w:rFonts w:ascii="Cambria Math" w:hAnsi="Cambria Math" w:cs="Times New Roman"/>
+                <w:sz w:val="24"/>
+                <w:szCs w:val="24"/>
+                <w:lang w:val="en-US"/>
+              </w:rPr>
+              <m:t>01</m:t>
+            </m:r>
+          </m:sub>
+        </m:sSub>
+      </m:oMath>
+      <w:r>
+        <w:rPr>
+          <w:rFonts w:ascii="Times New Roman" w:eastAsiaTheme="minorEastAsia" w:hAnsi="Times New Roman" w:cs="Times New Roman"/>
+          <w:iCs/>
+          <w:sz w:val="24"/>
+          <w:szCs w:val="24"/>
+          <w:lang w:val="en-US"/>
+        </w:rPr>
+        <w:t xml:space="preserve">= </w:t>
+      </w:r>
+      <w:r>
+        <w:rPr>
+          <w:rFonts w:ascii="Times New Roman" w:eastAsiaTheme="minorEastAsia" w:hAnsi="Times New Roman" w:cs="Times New Roman"/>
+          <w:iCs/>
+          <w:sz w:val="24"/>
+          <w:szCs w:val="24"/>
+          <w:lang w:val="en-US"/>
+        </w:rPr>
+        <w:t>0.</w:t>
+      </w:r>
+      <w:r>
+        <w:rPr>
+          <w:rFonts w:ascii="Times New Roman" w:eastAsiaTheme="minorEastAsia" w:hAnsi="Times New Roman" w:cs="Times New Roman"/>
+          <w:iCs/>
+          <w:sz w:val="24"/>
+          <w:szCs w:val="24"/>
+          <w:lang w:val="en-US"/>
+        </w:rPr>
+        <w:t>37</w:t>
+      </w:r>
+      <w:r>
+        <w:rPr>
+          <w:rFonts w:ascii="Times New Roman" w:hAnsi="Times New Roman" w:cs="Times New Roman"/>
+          <w:sz w:val="24"/>
+          <w:szCs w:val="24"/>
+          <w:lang w:val="en-US"/>
+        </w:rPr>
+        <w:t>,</w:t>
+      </w:r>
+      <w:r>
+        <w:rPr>
+          <w:rFonts w:ascii="Times New Roman" w:hAnsi="Times New Roman" w:cs="Times New Roman"/>
+          <w:sz w:val="24"/>
+          <w:szCs w:val="24"/>
+          <w:lang w:val="en-US"/>
+        </w:rPr>
+        <w:t xml:space="preserve"> </w:t>
+      </w:r>
+      <m:oMath>
+        <m:sSub>
+          <m:sSubPr>
+            <m:ctrlPr>
+              <w:rPr>
+                <w:rFonts w:ascii="Cambria Math" w:hAnsi="Cambria Math" w:cs="Times New Roman"/>
+                <w:i/>
+                <w:sz w:val="24"/>
+                <w:szCs w:val="24"/>
+              </w:rPr>
+            </m:ctrlPr>
+          </m:sSubPr>
+          <m:e>
+            <m:r>
+              <w:rPr>
+                <w:rFonts w:ascii="Cambria Math" w:hAnsi="Cambria Math" w:cs="Times New Roman"/>
+                <w:sz w:val="24"/>
+                <w:szCs w:val="24"/>
+              </w:rPr>
+              <m:t>HDI</m:t>
+            </m:r>
+          </m:e>
+          <m:sub>
+            <m:r>
+              <w:rPr>
+                <w:rFonts w:ascii="Cambria Math" w:hAnsi="Cambria Math" w:cs="Times New Roman"/>
+                <w:sz w:val="24"/>
+                <w:szCs w:val="24"/>
+                <w:lang w:val="en-US"/>
+              </w:rPr>
+              <m:t>90%</m:t>
+            </m:r>
+          </m:sub>
+        </m:sSub>
+      </m:oMath>
+      <w:r>
+        <w:rPr>
+          <w:rFonts w:ascii="Times New Roman" w:eastAsiaTheme="minorEastAsia" w:hAnsi="Times New Roman" w:cs="Times New Roman"/>
+          <w:sz w:val="24"/>
+          <w:szCs w:val="24"/>
+          <w:lang w:val="en-US"/>
+        </w:rPr>
+        <w:t>=</w:t>
+      </w:r>
+      <w:r>
+        <w:rPr>
+          <w:rFonts w:ascii="Times New Roman" w:eastAsiaTheme="minorEastAsia" w:hAnsi="Times New Roman" w:cs="Times New Roman"/>
+          <w:sz w:val="24"/>
+          <w:szCs w:val="24"/>
+          <w:lang w:val="en-US"/>
+        </w:rPr>
+        <w:t xml:space="preserve"> </w:t>
+      </w:r>
+      <w:r>
+        <w:rPr>
+          <w:rFonts w:ascii="Times New Roman" w:eastAsiaTheme="minorEastAsia" w:hAnsi="Times New Roman" w:cs="Times New Roman"/>
+          <w:sz w:val="24"/>
+          <w:szCs w:val="24"/>
+          <w:lang w:val="en-US"/>
+        </w:rPr>
+        <w:t>[-</w:t>
+      </w:r>
+      <w:r>
+        <w:rPr>
+          <w:rFonts w:ascii="Times New Roman" w:eastAsiaTheme="minorEastAsia" w:hAnsi="Times New Roman" w:cs="Times New Roman"/>
+          <w:sz w:val="24"/>
+          <w:szCs w:val="24"/>
+          <w:lang w:val="en-US"/>
+        </w:rPr>
+        <w:t>0.</w:t>
+      </w:r>
+      <w:r>
+        <w:rPr>
+          <w:rFonts w:ascii="Times New Roman" w:eastAsiaTheme="minorEastAsia" w:hAnsi="Times New Roman" w:cs="Times New Roman"/>
+          <w:sz w:val="24"/>
+          <w:szCs w:val="24"/>
+          <w:lang w:val="en-US"/>
+        </w:rPr>
+        <w:t>32</w:t>
+      </w:r>
+      <w:r>
+        <w:rPr>
+          <w:rFonts w:ascii="Times New Roman" w:eastAsiaTheme="minorEastAsia" w:hAnsi="Times New Roman" w:cs="Times New Roman"/>
+          <w:sz w:val="24"/>
+          <w:szCs w:val="24"/>
+          <w:lang w:val="en-US"/>
+        </w:rPr>
+        <w:t>;</w:t>
+      </w:r>
+      <w:r>
+        <w:rPr>
+          <w:rFonts w:ascii="Times New Roman" w:eastAsiaTheme="minorEastAsia" w:hAnsi="Times New Roman" w:cs="Times New Roman"/>
+          <w:sz w:val="24"/>
+          <w:szCs w:val="24"/>
+          <w:lang w:val="en-US"/>
+        </w:rPr>
+        <w:t>0.84</w:t>
+      </w:r>
+      <w:r>
+        <w:rPr>
+          <w:rFonts w:ascii="Times New Roman" w:eastAsiaTheme="minorEastAsia" w:hAnsi="Times New Roman" w:cs="Times New Roman"/>
+          <w:sz w:val="24"/>
+          <w:szCs w:val="24"/>
+          <w:lang w:val="en-US"/>
+        </w:rPr>
+        <w:t>]</w:t>
+      </w:r>
+      <w:r>
+        <w:rPr>
+          <w:rFonts w:ascii="Times New Roman" w:hAnsi="Times New Roman" w:cs="Times New Roman"/>
+          <w:sz w:val="24"/>
+          <w:szCs w:val="24"/>
+          <w:lang w:val="en-US"/>
+        </w:rPr>
+        <w:t>)</w:t>
+      </w:r>
+      <w:r>
+        <w:rPr>
+          <w:rFonts w:ascii="Times New Roman" w:hAnsi="Times New Roman" w:cs="Times New Roman"/>
+          <w:sz w:val="24"/>
+          <w:szCs w:val="24"/>
+          <w:lang w:val="en-US"/>
+        </w:rPr>
+        <w:t>, environment</w:t>
+      </w:r>
+      <w:r>
+        <w:rPr>
+          <w:rFonts w:ascii="Times New Roman" w:hAnsi="Times New Roman" w:cs="Times New Roman"/>
+          <w:sz w:val="24"/>
+          <w:szCs w:val="24"/>
+          <w:lang w:val="en-US"/>
+        </w:rPr>
+        <w:t>(</w:t>
+      </w:r>
+      <m:oMath>
+        <m:sSub>
+          <m:sSubPr>
+            <m:ctrlPr>
+              <w:rPr>
+                <w:rFonts w:ascii="Cambria Math" w:hAnsi="Cambria Math" w:cs="Times New Roman"/>
+                <w:i/>
+                <w:iCs/>
+                <w:sz w:val="24"/>
+                <w:szCs w:val="24"/>
+                <w:lang w:val="en-US"/>
+              </w:rPr>
+            </m:ctrlPr>
+          </m:sSubPr>
+          <m:e>
+            <m:r>
+              <w:rPr>
+                <w:rFonts w:ascii="Cambria Math" w:hAnsi="Cambria Math" w:cs="Times New Roman"/>
+                <w:sz w:val="24"/>
+                <w:szCs w:val="24"/>
+                <w:lang w:val="en-US"/>
+              </w:rPr>
+              <m:t>BF</m:t>
+            </m:r>
+          </m:e>
+          <m:sub>
+            <m:r>
+              <w:rPr>
+                <w:rFonts w:ascii="Cambria Math" w:hAnsi="Cambria Math" w:cs="Times New Roman"/>
+                <w:sz w:val="24"/>
+                <w:szCs w:val="24"/>
+                <w:lang w:val="en-US"/>
+              </w:rPr>
+              <m:t>01</m:t>
+            </m:r>
+          </m:sub>
+        </m:sSub>
+      </m:oMath>
+      <w:r>
+        <w:rPr>
+          <w:rFonts w:ascii="Times New Roman" w:eastAsiaTheme="minorEastAsia" w:hAnsi="Times New Roman" w:cs="Times New Roman"/>
+          <w:iCs/>
+          <w:sz w:val="24"/>
+          <w:szCs w:val="24"/>
+          <w:lang w:val="en-US"/>
+        </w:rPr>
+        <w:t xml:space="preserve">= </w:t>
+      </w:r>
+      <w:r>
+        <w:rPr>
+          <w:rFonts w:ascii="Times New Roman" w:eastAsiaTheme="minorEastAsia" w:hAnsi="Times New Roman" w:cs="Times New Roman"/>
+          <w:iCs/>
+          <w:sz w:val="24"/>
+          <w:szCs w:val="24"/>
+          <w:lang w:val="en-US"/>
+        </w:rPr>
+        <w:t>0.</w:t>
+      </w:r>
+      <w:r>
+        <w:rPr>
+          <w:rFonts w:ascii="Times New Roman" w:eastAsiaTheme="minorEastAsia" w:hAnsi="Times New Roman" w:cs="Times New Roman"/>
+          <w:iCs/>
+          <w:sz w:val="24"/>
+          <w:szCs w:val="24"/>
+          <w:lang w:val="en-US"/>
+        </w:rPr>
+        <w:t>84</w:t>
+      </w:r>
+      <w:r>
+        <w:rPr>
+          <w:rFonts w:ascii="Times New Roman" w:hAnsi="Times New Roman" w:cs="Times New Roman"/>
+          <w:sz w:val="24"/>
+          <w:szCs w:val="24"/>
+          <w:lang w:val="en-US"/>
+        </w:rPr>
+        <w:t>,</w:t>
+      </w:r>
+      <w:r>
+        <w:rPr>
+          <w:rFonts w:ascii="Times New Roman" w:hAnsi="Times New Roman" w:cs="Times New Roman"/>
+          <w:sz w:val="24"/>
+          <w:szCs w:val="24"/>
+          <w:lang w:val="en-US"/>
+        </w:rPr>
+        <w:t xml:space="preserve"> </w:t>
+      </w:r>
+      <m:oMath>
+        <m:sSub>
+          <m:sSubPr>
+            <m:ctrlPr>
+              <w:rPr>
+                <w:rFonts w:ascii="Cambria Math" w:hAnsi="Cambria Math" w:cs="Times New Roman"/>
+                <w:i/>
+                <w:sz w:val="24"/>
+                <w:szCs w:val="24"/>
+              </w:rPr>
+            </m:ctrlPr>
+          </m:sSubPr>
+          <m:e>
+            <m:r>
+              <w:rPr>
+                <w:rFonts w:ascii="Cambria Math" w:hAnsi="Cambria Math" w:cs="Times New Roman"/>
+                <w:sz w:val="24"/>
+                <w:szCs w:val="24"/>
+              </w:rPr>
+              <m:t>HDI</m:t>
+            </m:r>
+          </m:e>
+          <m:sub>
+            <m:r>
+              <w:rPr>
+                <w:rFonts w:ascii="Cambria Math" w:hAnsi="Cambria Math" w:cs="Times New Roman"/>
+                <w:sz w:val="24"/>
+                <w:szCs w:val="24"/>
+                <w:lang w:val="en-US"/>
+              </w:rPr>
+              <m:t>90%</m:t>
+            </m:r>
+          </m:sub>
+        </m:sSub>
+      </m:oMath>
+      <w:r>
+        <w:rPr>
+          <w:rFonts w:ascii="Times New Roman" w:eastAsiaTheme="minorEastAsia" w:hAnsi="Times New Roman" w:cs="Times New Roman"/>
+          <w:sz w:val="24"/>
+          <w:szCs w:val="24"/>
+          <w:lang w:val="en-US"/>
+        </w:rPr>
+        <w:t>=</w:t>
+      </w:r>
+      <w:r>
+        <w:rPr>
+          <w:rFonts w:ascii="Times New Roman" w:eastAsiaTheme="minorEastAsia" w:hAnsi="Times New Roman" w:cs="Times New Roman"/>
+          <w:sz w:val="24"/>
+          <w:szCs w:val="24"/>
+          <w:lang w:val="en-US"/>
+        </w:rPr>
+        <w:t xml:space="preserve"> </w:t>
+      </w:r>
+      <w:r>
+        <w:rPr>
+          <w:rFonts w:ascii="Times New Roman" w:eastAsiaTheme="minorEastAsia" w:hAnsi="Times New Roman" w:cs="Times New Roman"/>
+          <w:sz w:val="24"/>
+          <w:szCs w:val="24"/>
+          <w:lang w:val="en-US"/>
+        </w:rPr>
+        <w:t>[-</w:t>
+      </w:r>
+      <w:r>
+        <w:rPr>
+          <w:rFonts w:ascii="Times New Roman" w:eastAsiaTheme="minorEastAsia" w:hAnsi="Times New Roman" w:cs="Times New Roman"/>
+          <w:sz w:val="24"/>
+          <w:szCs w:val="24"/>
+          <w:lang w:val="en-US"/>
+        </w:rPr>
+        <w:t>1</w:t>
+      </w:r>
+      <w:r>
+        <w:rPr>
+          <w:rFonts w:ascii="Times New Roman" w:eastAsiaTheme="minorEastAsia" w:hAnsi="Times New Roman" w:cs="Times New Roman"/>
+          <w:sz w:val="24"/>
+          <w:szCs w:val="24"/>
+          <w:lang w:val="en-US"/>
+        </w:rPr>
+        <w:t>.</w:t>
+      </w:r>
+      <w:r>
+        <w:rPr>
+          <w:rFonts w:ascii="Times New Roman" w:eastAsiaTheme="minorEastAsia" w:hAnsi="Times New Roman" w:cs="Times New Roman"/>
+          <w:sz w:val="24"/>
+          <w:szCs w:val="24"/>
+          <w:lang w:val="en-US"/>
+        </w:rPr>
+        <w:t>07</w:t>
+      </w:r>
+      <w:r>
+        <w:rPr>
+          <w:rFonts w:ascii="Times New Roman" w:eastAsiaTheme="minorEastAsia" w:hAnsi="Times New Roman" w:cs="Times New Roman"/>
+          <w:sz w:val="24"/>
+          <w:szCs w:val="24"/>
+          <w:lang w:val="en-US"/>
+        </w:rPr>
+        <w:t>;</w:t>
+      </w:r>
+      <w:r>
+        <w:rPr>
+          <w:rFonts w:ascii="Times New Roman" w:eastAsiaTheme="minorEastAsia" w:hAnsi="Times New Roman" w:cs="Times New Roman"/>
+          <w:sz w:val="24"/>
+          <w:szCs w:val="24"/>
+          <w:lang w:val="en-US"/>
+        </w:rPr>
+        <w:t>0.07</w:t>
+      </w:r>
+      <w:r>
+        <w:rPr>
+          <w:rFonts w:ascii="Times New Roman" w:eastAsiaTheme="minorEastAsia" w:hAnsi="Times New Roman" w:cs="Times New Roman"/>
+          <w:sz w:val="24"/>
+          <w:szCs w:val="24"/>
+          <w:lang w:val="en-US"/>
+        </w:rPr>
+        <w:t>]</w:t>
+      </w:r>
+      <w:r>
+        <w:rPr>
+          <w:rFonts w:ascii="Times New Roman" w:hAnsi="Times New Roman" w:cs="Times New Roman"/>
+          <w:sz w:val="24"/>
+          <w:szCs w:val="24"/>
+          <w:lang w:val="en-US"/>
+        </w:rPr>
+        <w:t>)</w:t>
+      </w:r>
+      <w:r>
+        <w:rPr>
+          <w:rFonts w:ascii="Times New Roman" w:hAnsi="Times New Roman" w:cs="Times New Roman"/>
+          <w:sz w:val="24"/>
+          <w:szCs w:val="24"/>
+          <w:lang w:val="en-US"/>
+        </w:rPr>
+        <w:t xml:space="preserve">, and their interaction </w:t>
+      </w:r>
+      <w:r>
+        <w:rPr>
+          <w:rFonts w:ascii="Times New Roman" w:hAnsi="Times New Roman" w:cs="Times New Roman"/>
+          <w:sz w:val="24"/>
+          <w:szCs w:val="24"/>
+          <w:lang w:val="en-US"/>
+        </w:rPr>
+        <w:t>(</w:t>
+      </w:r>
+      <m:oMath>
+        <m:sSub>
+          <m:sSubPr>
+            <m:ctrlPr>
+              <w:rPr>
+                <w:rFonts w:ascii="Cambria Math" w:hAnsi="Cambria Math" w:cs="Times New Roman"/>
+                <w:i/>
+                <w:iCs/>
+                <w:sz w:val="24"/>
+                <w:szCs w:val="24"/>
+                <w:lang w:val="en-US"/>
+              </w:rPr>
+            </m:ctrlPr>
+          </m:sSubPr>
+          <m:e>
+            <m:r>
+              <w:rPr>
+                <w:rFonts w:ascii="Cambria Math" w:hAnsi="Cambria Math" w:cs="Times New Roman"/>
+                <w:sz w:val="24"/>
+                <w:szCs w:val="24"/>
+                <w:lang w:val="en-US"/>
+              </w:rPr>
+              <m:t>BF</m:t>
+            </m:r>
+          </m:e>
+          <m:sub>
+            <m:r>
+              <w:rPr>
+                <w:rFonts w:ascii="Cambria Math" w:hAnsi="Cambria Math" w:cs="Times New Roman"/>
+                <w:sz w:val="24"/>
+                <w:szCs w:val="24"/>
+                <w:lang w:val="en-US"/>
+              </w:rPr>
+              <m:t>01</m:t>
+            </m:r>
+          </m:sub>
+        </m:sSub>
+      </m:oMath>
+      <w:r>
+        <w:rPr>
+          <w:rFonts w:ascii="Times New Roman" w:eastAsiaTheme="minorEastAsia" w:hAnsi="Times New Roman" w:cs="Times New Roman"/>
+          <w:iCs/>
+          <w:sz w:val="24"/>
+          <w:szCs w:val="24"/>
+          <w:lang w:val="en-US"/>
+        </w:rPr>
+        <w:t xml:space="preserve">= </w:t>
+      </w:r>
+      <w:r>
+        <w:rPr>
+          <w:rFonts w:ascii="Times New Roman" w:eastAsiaTheme="minorEastAsia" w:hAnsi="Times New Roman" w:cs="Times New Roman"/>
+          <w:iCs/>
+          <w:sz w:val="24"/>
+          <w:szCs w:val="24"/>
+          <w:lang w:val="en-US"/>
+        </w:rPr>
+        <w:t>0.</w:t>
+      </w:r>
+      <w:r>
+        <w:rPr>
+          <w:rFonts w:ascii="Times New Roman" w:eastAsiaTheme="minorEastAsia" w:hAnsi="Times New Roman" w:cs="Times New Roman"/>
+          <w:iCs/>
+          <w:sz w:val="24"/>
+          <w:szCs w:val="24"/>
+          <w:lang w:val="en-US"/>
+        </w:rPr>
+        <w:t>60</w:t>
+      </w:r>
+      <w:r>
+        <w:rPr>
+          <w:rFonts w:ascii="Times New Roman" w:hAnsi="Times New Roman" w:cs="Times New Roman"/>
+          <w:sz w:val="24"/>
+          <w:szCs w:val="24"/>
+          <w:lang w:val="en-US"/>
+        </w:rPr>
+        <w:t>,</w:t>
+      </w:r>
+      <w:r>
+        <w:rPr>
+          <w:rFonts w:ascii="Times New Roman" w:hAnsi="Times New Roman" w:cs="Times New Roman"/>
+          <w:sz w:val="24"/>
+          <w:szCs w:val="24"/>
+          <w:lang w:val="en-US"/>
+        </w:rPr>
+        <w:t xml:space="preserve"> </w:t>
+      </w:r>
+      <m:oMath>
+        <m:sSub>
+          <m:sSubPr>
+            <m:ctrlPr>
+              <w:rPr>
+                <w:rFonts w:ascii="Cambria Math" w:hAnsi="Cambria Math" w:cs="Times New Roman"/>
+                <w:i/>
+                <w:sz w:val="24"/>
+                <w:szCs w:val="24"/>
+              </w:rPr>
+            </m:ctrlPr>
+          </m:sSubPr>
+          <m:e>
+            <m:r>
+              <w:rPr>
+                <w:rFonts w:ascii="Cambria Math" w:hAnsi="Cambria Math" w:cs="Times New Roman"/>
+                <w:sz w:val="24"/>
+                <w:szCs w:val="24"/>
+              </w:rPr>
+              <m:t>HDI</m:t>
+            </m:r>
+          </m:e>
+          <m:sub>
+            <m:r>
+              <w:rPr>
+                <w:rFonts w:ascii="Cambria Math" w:hAnsi="Cambria Math" w:cs="Times New Roman"/>
+                <w:sz w:val="24"/>
+                <w:szCs w:val="24"/>
+                <w:lang w:val="en-US"/>
+              </w:rPr>
+              <m:t>90%</m:t>
+            </m:r>
+          </m:sub>
+        </m:sSub>
+      </m:oMath>
+      <w:r>
+        <w:rPr>
+          <w:rFonts w:ascii="Times New Roman" w:eastAsiaTheme="minorEastAsia" w:hAnsi="Times New Roman" w:cs="Times New Roman"/>
+          <w:sz w:val="24"/>
+          <w:szCs w:val="24"/>
+          <w:lang w:val="en-US"/>
+        </w:rPr>
+        <w:t>=</w:t>
+      </w:r>
+      <w:r>
+        <w:rPr>
+          <w:rFonts w:ascii="Times New Roman" w:eastAsiaTheme="minorEastAsia" w:hAnsi="Times New Roman" w:cs="Times New Roman"/>
+          <w:sz w:val="24"/>
+          <w:szCs w:val="24"/>
+          <w:lang w:val="en-US"/>
+        </w:rPr>
+        <w:t xml:space="preserve"> </w:t>
+      </w:r>
+      <w:r>
+        <w:rPr>
+          <w:rFonts w:ascii="Times New Roman" w:eastAsiaTheme="minorEastAsia" w:hAnsi="Times New Roman" w:cs="Times New Roman"/>
+          <w:sz w:val="24"/>
+          <w:szCs w:val="24"/>
+          <w:lang w:val="en-US"/>
+        </w:rPr>
+        <w:t>[-</w:t>
+      </w:r>
+      <w:r>
+        <w:rPr>
+          <w:rFonts w:ascii="Times New Roman" w:eastAsiaTheme="minorEastAsia" w:hAnsi="Times New Roman" w:cs="Times New Roman"/>
+          <w:sz w:val="24"/>
+          <w:szCs w:val="24"/>
+          <w:lang w:val="en-US"/>
+        </w:rPr>
+        <w:t>1.03</w:t>
+      </w:r>
+      <w:r>
+        <w:rPr>
+          <w:rFonts w:ascii="Times New Roman" w:eastAsiaTheme="minorEastAsia" w:hAnsi="Times New Roman" w:cs="Times New Roman"/>
+          <w:sz w:val="24"/>
+          <w:szCs w:val="24"/>
+          <w:lang w:val="en-US"/>
+        </w:rPr>
+        <w:t>;</w:t>
+      </w:r>
+      <w:r>
+        <w:rPr>
+          <w:rFonts w:ascii="Times New Roman" w:eastAsiaTheme="minorEastAsia" w:hAnsi="Times New Roman" w:cs="Times New Roman"/>
+          <w:sz w:val="24"/>
+          <w:szCs w:val="24"/>
+          <w:lang w:val="en-US"/>
+        </w:rPr>
+        <w:t>0.80</w:t>
+      </w:r>
+      <w:r>
+        <w:rPr>
+          <w:rFonts w:ascii="Times New Roman" w:eastAsiaTheme="minorEastAsia" w:hAnsi="Times New Roman" w:cs="Times New Roman"/>
+          <w:sz w:val="24"/>
+          <w:szCs w:val="24"/>
+          <w:lang w:val="en-US"/>
+        </w:rPr>
+        <w:t>]</w:t>
+      </w:r>
+      <w:r>
+        <w:rPr>
+          <w:rFonts w:ascii="Times New Roman" w:hAnsi="Times New Roman" w:cs="Times New Roman"/>
+          <w:sz w:val="24"/>
+          <w:szCs w:val="24"/>
+          <w:lang w:val="en-US"/>
+        </w:rPr>
+        <w:t>)</w:t>
+      </w:r>
+      <w:r>
+        <w:rPr>
+          <w:rFonts w:ascii="Times New Roman" w:hAnsi="Times New Roman" w:cs="Times New Roman"/>
+          <w:sz w:val="24"/>
+          <w:szCs w:val="24"/>
+          <w:lang w:val="en-US"/>
+        </w:rPr>
+        <w:t xml:space="preserve"> effects, </w:t>
+      </w:r>
+      <w:r>
+        <w:rPr>
+          <w:rFonts w:ascii="Times New Roman" w:hAnsi="Times New Roman" w:cs="Times New Roman"/>
+          <w:sz w:val="24"/>
+          <w:szCs w:val="24"/>
+          <w:lang w:val="en-US"/>
+        </w:rPr>
+        <w:t>suggesting that the absence of detectable effects is more likely, although these conclusions should be interpreted with cautio</w:t>
+      </w:r>
+      <w:r>
+        <w:rPr>
+          <w:rFonts w:ascii="Times New Roman" w:hAnsi="Times New Roman" w:cs="Times New Roman"/>
+          <w:sz w:val="24"/>
+          <w:szCs w:val="24"/>
+          <w:lang w:val="en-US"/>
+        </w:rPr>
+        <w:t>n</w:t>
+      </w:r>
+      <w:r>
+        <w:rPr>
+          <w:rFonts w:ascii="Times New Roman" w:hAnsi="Times New Roman" w:cs="Times New Roman"/>
+          <w:sz w:val="24"/>
+          <w:szCs w:val="24"/>
+          <w:lang w:val="en-US"/>
+        </w:rPr>
+        <w:t>.</w:t>
+      </w:r>
+      <w:r>
+        <w:rPr>
+          <w:rFonts w:ascii="Times New Roman" w:hAnsi="Times New Roman" w:cs="Times New Roman"/>
+          <w:sz w:val="24"/>
+          <w:szCs w:val="24"/>
+          <w:lang w:val="en-US"/>
+        </w:rPr>
+        <w:t xml:space="preserve"> </w:t>
+      </w:r>
+      <w:r>
+        <w:rPr>
+          <w:rFonts w:ascii="Times New Roman" w:hAnsi="Times New Roman" w:cs="Times New Roman"/>
+          <w:sz w:val="24"/>
+          <w:szCs w:val="24"/>
+          <w:lang w:val="en-US"/>
+        </w:rPr>
+        <w:t>Post</w:t>
       </w:r>
       <w:r>
         <w:rPr>
@@ -16626,37 +19196,80 @@
           <w:lang w:val="en-US"/>
         </w:rPr>
         <w:noBreakHyphen/>
-        <w:t>related increases in anxiety</w:t>
-      </w:r>
-      <w:r>
-        <w:rPr>
-          <w:rFonts w:ascii="Times New Roman" w:hAnsi="Times New Roman" w:cs="Times New Roman"/>
-          <w:sz w:val="24"/>
-          <w:szCs w:val="24"/>
-          <w:lang w:val="en-US"/>
-        </w:rPr>
-        <w:t>.</w:t>
+        <w:t>hoc comparisons were conducted to further explore these effects. However, none of the contrasts reached significance and Bayesian estimates</w:t>
+      </w:r>
+      <w:r>
+        <w:rPr>
+          <w:rFonts w:ascii="Times New Roman" w:hAnsi="Times New Roman" w:cs="Times New Roman"/>
+          <w:sz w:val="24"/>
+          <w:szCs w:val="24"/>
+          <w:lang w:val="en-US"/>
+        </w:rPr>
+        <w:t xml:space="preserve"> all</w:t>
+      </w:r>
+      <w:r>
+        <w:rPr>
+          <w:rFonts w:ascii="Times New Roman" w:hAnsi="Times New Roman" w:cs="Times New Roman"/>
+          <w:sz w:val="24"/>
+          <w:szCs w:val="24"/>
+          <w:lang w:val="en-US"/>
+        </w:rPr>
+        <w:t xml:space="preserve"> provided anecdotal to moderate evidence for the differences being zero (Table 2).</w:t>
+      </w:r>
+      <w:r>
+        <w:rPr>
+          <w:rFonts w:ascii="Times New Roman" w:hAnsi="Times New Roman" w:cs="Times New Roman"/>
+          <w:sz w:val="24"/>
+          <w:szCs w:val="24"/>
+          <w:lang w:val="en-US"/>
+        </w:rPr>
+        <w:t xml:space="preserve"> </w:t>
+      </w:r>
+      <w:r>
+        <w:rPr>
+          <w:rFonts w:ascii="Times New Roman" w:hAnsi="Times New Roman" w:cs="Times New Roman"/>
+          <w:sz w:val="24"/>
+          <w:szCs w:val="24"/>
+          <w:lang w:val="en-US"/>
+        </w:rPr>
+        <w:t>It is important to note that measurement error related to handling procedures may have influenced these outcomes.</w:t>
       </w:r>
     </w:p>
     <w:p>
       <w:pPr>
-        <w:ind w:firstLine="709"/>
-        <w:rPr>
-          <w:rFonts w:ascii="Times New Roman" w:hAnsi="Times New Roman" w:cs="Times New Roman"/>
-          <w:sz w:val="24"/>
-          <w:szCs w:val="24"/>
-          <w:lang w:val="en-GB"/>
-        </w:rPr>
-      </w:pPr>
+        <w:pStyle w:val="ListParagraph"/>
+        <w:numPr>
+          <w:ilvl w:val="0"/>
+          <w:numId w:val="6"/>
+        </w:numPr>
+        <w:rPr>
+          <w:rFonts w:ascii="Times New Roman" w:hAnsi="Times New Roman" w:cs="Times New Roman"/>
+          <w:b/>
+          <w:bCs/>
+          <w:sz w:val="24"/>
+          <w:szCs w:val="24"/>
+          <w:lang w:val="en-US"/>
+        </w:rPr>
+      </w:pPr>
+      <w:r>
+        <w:rPr>
+          <w:rFonts w:ascii="Times New Roman" w:hAnsi="Times New Roman" w:cs="Times New Roman"/>
+          <w:b/>
+          <w:bCs/>
+          <w:sz w:val="24"/>
+          <w:szCs w:val="24"/>
+          <w:lang w:val="en-US"/>
+        </w:rPr>
+        <w:t xml:space="preserve">Novel object recognition test </w:t>
+      </w:r>
     </w:p>
     <w:p>
       <w:pPr>
-        <w:ind w:firstLine="709"/>
-        <w:rPr>
-          <w:rFonts w:ascii="Times New Roman" w:hAnsi="Times New Roman" w:cs="Times New Roman"/>
-          <w:sz w:val="24"/>
-          <w:szCs w:val="24"/>
-          <w:lang w:val="en-GB"/>
+        <w:rPr>
+          <w:rFonts w:ascii="Times New Roman" w:hAnsi="Times New Roman" w:cs="Times New Roman"/>
+          <w:sz w:val="24"/>
+          <w:szCs w:val="24"/>
+          <w:lang w:val="en-US"/>
         </w:rPr>
       </w:pPr>
     </w:p>
@@ -16667,7 +19280,7 @@
           <w:rFonts w:ascii="Times New Roman" w:hAnsi="Times New Roman" w:cs="Times New Roman"/>
           <w:sz w:val="24"/>
           <w:szCs w:val="24"/>
-          <w:lang w:val="en-GB"/>
+          <w:lang w:val="en-US"/>
         </w:rPr>
       </w:pPr>
     </w:p>
@@ -16678,7 +19291,7 @@
           <w:rFonts w:ascii="Times New Roman" w:hAnsi="Times New Roman" w:cs="Times New Roman"/>
           <w:sz w:val="24"/>
           <w:szCs w:val="24"/>
-          <w:lang w:val="en-GB"/>
+          <w:lang w:val="en-US"/>
         </w:rPr>
       </w:pPr>
     </w:p>
@@ -16904,9 +19517,47 @@
     </w:p>
     <w:p>
       <w:pPr>
+        <w:rPr>
+          <w:rFonts w:ascii="Times New Roman" w:hAnsi="Times New Roman" w:cs="Times New Roman"/>
+          <w:b/>
+          <w:bCs/>
+          <w:sz w:val="24"/>
+          <w:szCs w:val="24"/>
+          <w:lang w:val="en-GB"/>
+        </w:rPr>
+      </w:pPr>
+      <w:r>
+        <w:rPr>
+          <w:rFonts w:ascii="Times New Roman" w:hAnsi="Times New Roman" w:cs="Times New Roman"/>
+          <w:b/>
+          <w:bCs/>
+          <w:sz w:val="24"/>
+          <w:szCs w:val="24"/>
+          <w:lang w:val="en-GB"/>
+        </w:rPr>
+        <w:t>Appendix</w:t>
+      </w:r>
+    </w:p>
+    <w:p>
+      <w:pPr>
         <w:ind w:firstLine="709"/>
         <w:rPr>
           <w:rFonts w:ascii="Times New Roman" w:hAnsi="Times New Roman" w:cs="Times New Roman"/>
+          <w:b/>
+          <w:bCs/>
+          <w:sz w:val="24"/>
+          <w:szCs w:val="24"/>
+          <w:lang w:val="en-GB"/>
+        </w:rPr>
+      </w:pPr>
+    </w:p>
+    <w:p>
+      <w:pPr>
+        <w:ind w:firstLine="709"/>
+        <w:rPr>
+          <w:rFonts w:ascii="Times New Roman" w:hAnsi="Times New Roman" w:cs="Times New Roman"/>
+          <w:b/>
+          <w:bCs/>
           <w:sz w:val="24"/>
           <w:szCs w:val="24"/>
           <w:lang w:val="en-GB"/>
@@ -17038,7 +19689,17 @@
           <w:szCs w:val="24"/>
           <w:lang w:val="en-GB"/>
         </w:rPr>
-        <w:t xml:space="preserve">Kantarjian, H. M., O’Brien, S., Smith, T. L., Cortes, J., Giles, F. J., Beran, M., Pierce, S., Huh, Y., Andreeff, M., Koller, C., Ha, C. S., Keating, M. J., Murphy, S., &amp; Freireich, E. J. (2000). Results of treatment with Hyper-CVAD, a Dose-Intensive regimen, in adult acute lymphocytic leukemia. </w:t>
+        <w:t xml:space="preserve">Kantarjian, H. M., O’Brien, S., Smith, T. L., Cortes, J., Giles, F. J., Beran, M., Pierce, S., Huh, Y., Andreeff, M., Koller, C., Ha, C. S., Keating, M. J., Murphy, S., &amp; Freireich, E. J. (2000). Results of treatment with Hyper-CVAD, a Dose-Intensive </w:t>
+      </w:r>
+      <w:r>
+        <w:rPr>
+          <w:rFonts w:ascii="Times New Roman" w:hAnsi="Times New Roman" w:cs="Times New Roman"/>
+          <w:sz w:val="24"/>
+          <w:szCs w:val="24"/>
+          <w:lang w:val="en-GB"/>
+        </w:rPr>
+        <w:lastRenderedPageBreak/>
+        <w:t xml:space="preserve">regimen, in adult acute lymphocytic leukemia. </w:t>
       </w:r>
       <w:r>
         <w:rPr>
@@ -17181,7 +19842,7 @@
           <w:lang w:val="en-GB"/>
         </w:rPr>
       </w:pPr>
-      <w:commentRangeStart w:id="18"/>
+      <w:commentRangeStart w:id="15"/>
       <w:r>
         <w:rPr>
           <w:rFonts w:ascii="Times New Roman" w:hAnsi="Times New Roman" w:cs="Times New Roman"/>
@@ -17248,7 +19909,7 @@
         </w:rPr>
         <w:t xml:space="preserve"> (thesis CVAD)</w:t>
       </w:r>
-      <w:commentRangeEnd w:id="18"/>
+      <w:commentRangeEnd w:id="15"/>
       <w:r>
         <w:rPr>
           <w:rStyle w:val="CommentReference"/>
@@ -17257,7 +19918,7 @@
           <w:szCs w:val="24"/>
           <w:lang w:val="en-GB"/>
         </w:rPr>
-        <w:commentReference w:id="18"/>
+        <w:commentReference w:id="15"/>
       </w:r>
     </w:p>
     <w:p>
@@ -17531,7 +20192,6 @@
           <w:lang w:val="en-US" w:eastAsia="nl-NL"/>
           <w14:ligatures w14:val="none"/>
         </w:rPr>
-        <w:lastRenderedPageBreak/>
         <w:t>Berlyne</w:t>
       </w:r>
       <w:r>
@@ -17760,6 +20420,7 @@
         <w:rPr>
           <w:lang w:val="en-US"/>
         </w:rPr>
+        <w:lastRenderedPageBreak/>
         <w:t xml:space="preserve">Machado, C., Reis-Silva, T., Lyra, C., Felicio, L., &amp; Malnic, B. (2018). Buried Food-seeking Test for the Assessment of Olfactory Detection in Mice. </w:t>
       </w:r>
       <w:r>
@@ -18418,7 +21079,14 @@
         <w:rPr>
           <w:lang w:val="en-US"/>
         </w:rPr>
-        <w:t xml:space="preserve">Morey, R. D. (2017). Bayesian inference for psychology. Part II: Example applications with JASP. </w:t>
+        <w:t xml:space="preserve">Morey, R. D. (2017). Bayesian inference for psychology. Part II: Example applications with </w:t>
+      </w:r>
+      <w:r>
+        <w:rPr>
+          <w:lang w:val="en-US"/>
+        </w:rPr>
+        <w:lastRenderedPageBreak/>
+        <w:t xml:space="preserve">JASP. </w:t>
       </w:r>
       <w:r>
         <w:rPr>
@@ -18493,9 +21161,6 @@
           <w:numId w:val="1"/>
         </w:numPr>
         <w:spacing w:before="0" w:beforeAutospacing="0" w:after="0" w:afterAutospacing="0" w:line="276" w:lineRule="auto"/>
-        <w:rPr>
-          <w:rStyle w:val="url"/>
-        </w:rPr>
       </w:pPr>
       <w:r>
         <w:rPr>
@@ -18532,6 +21197,78 @@
           <w:t>https://doi.org/10.18585/inabj.v11i2.731</w:t>
         </w:r>
       </w:hyperlink>
+    </w:p>
+    <w:p>
+      <w:pPr>
+        <w:pStyle w:val="NormalWeb"/>
+        <w:spacing w:before="0" w:beforeAutospacing="0" w:after="0" w:afterAutospacing="0" w:line="276" w:lineRule="auto"/>
+        <w:ind w:left="720"/>
+        <w:rPr>
+          <w:rStyle w:val="url"/>
+        </w:rPr>
+      </w:pPr>
+    </w:p>
+    <w:p>
+      <w:pPr>
+        <w:pStyle w:val="NormalWeb"/>
+        <w:numPr>
+          <w:ilvl w:val="0"/>
+          <w:numId w:val="1"/>
+        </w:numPr>
+        <w:spacing w:before="0" w:beforeAutospacing="0" w:after="0" w:afterAutospacing="0" w:line="276" w:lineRule="auto"/>
+      </w:pPr>
+      <w:r>
+        <w:t>Amézaga, J., Alfaro, B., Ríos, Y. </w:t>
+      </w:r>
+      <w:r>
+        <w:rPr>
+          <w:i/>
+          <w:iCs/>
+        </w:rPr>
+        <w:t>et al.</w:t>
+      </w:r>
+      <w:r>
+        <w:t> </w:t>
+      </w:r>
+      <w:r>
+        <w:rPr>
+          <w:lang w:val="en-US"/>
+        </w:rPr>
+        <w:t>Assessing taste and smell alterations in cancer patients undergoing chemotherapy according to treatment. </w:t>
+      </w:r>
+      <w:r>
+        <w:rPr>
+          <w:i/>
+          <w:iCs/>
+        </w:rPr>
+        <w:t>Support Care Cancer</w:t>
+      </w:r>
+      <w:r>
+        <w:t> </w:t>
+      </w:r>
+      <w:r>
+        <w:rPr>
+          <w:b/>
+          <w:bCs/>
+        </w:rPr>
+        <w:t>26</w:t>
+      </w:r>
+      <w:r>
+        <w:t xml:space="preserve">, 4077–4086 (2018). </w:t>
+      </w:r>
+      <w:hyperlink r:id="rId36" w:history="1">
+        <w:r>
+          <w:rPr>
+            <w:rStyle w:val="Hyperlink"/>
+          </w:rPr>
+          <w:t>https://doi.org/10.1007/s00520-018-4277-z</w:t>
+        </w:r>
+      </w:hyperlink>
+    </w:p>
+    <w:p>
+      <w:pPr>
+        <w:pStyle w:val="ListParagraph"/>
+      </w:pPr>
     </w:p>
     <w:p>
       <w:pPr>
@@ -18810,7 +21547,7 @@
       </w:r>
     </w:p>
   </w:comment>
-  <w:comment w:id="13" w:author="Siebe Everaerts" w:date="2026-03-26T15:52:00Z" w:initials="SE">
+  <w:comment w:id="13" w:author="Siebe Everaerts" w:date="2026-04-03T14:08:00Z" w:initials="SE">
     <w:p>
       <w:pPr>
         <w:pStyle w:val="CommentText"/>
@@ -18822,11 +21559,11 @@
         <w:annotationRef/>
       </w:r>
       <w:r>
-        <w:t>Not really sure how to argue that this fits with a cognition test battery</w:t>
+        <w:t>I excluded the mouse that died in the middle of testing in all analysis, is this a good ide or should i include it where it was still alive?</w:t>
       </w:r>
     </w:p>
   </w:comment>
-  <w:comment w:id="16" w:author="Siebe Everaerts" w:date="2026-04-03T14:08:00Z" w:initials="SE">
+  <w:comment w:id="14" w:author="Siebe Everaerts" w:date="2026-04-03T14:35:00Z" w:initials="SE">
     <w:p>
       <w:pPr>
         <w:pStyle w:val="CommentText"/>
@@ -18838,59 +21575,11 @@
         <w:annotationRef/>
       </w:r>
       <w:r>
-        <w:t>I excluded the mouse that died in the middle of testing in all analysis, is this a good ide or should i include it where it was still alive?</w:t>
+        <w:t>I used Distance..m. is that correct?</w:t>
       </w:r>
     </w:p>
   </w:comment>
-  <w:comment w:id="14" w:author="Siebe Everaerts" w:date="2026-04-03T20:26:00Z" w:initials="SE">
-    <w:p>
-      <w:pPr>
-        <w:pStyle w:val="CommentText"/>
-      </w:pPr>
-      <w:r>
-        <w:rPr>
-          <w:rStyle w:val="CommentReference"/>
-        </w:rPr>
-        <w:annotationRef/>
-      </w:r>
-      <w:r>
-        <w:t>I wrote my bayesian models in stan and have some diagnostic checks: parameter recovery, posterior predictive. Should i add these in the appendix</w:t>
-      </w:r>
-    </w:p>
-  </w:comment>
-  <w:comment w:id="15" w:author="Siebe Everaerts" w:date="2026-04-03T20:26:00Z" w:initials="SE">
-    <w:p>
-      <w:pPr>
-        <w:pStyle w:val="CommentText"/>
-      </w:pPr>
-      <w:r>
-        <w:rPr>
-          <w:rStyle w:val="CommentReference"/>
-        </w:rPr>
-        <w:annotationRef/>
-      </w:r>
-      <w:r>
-        <w:t xml:space="preserve">These are plots </w:t>
-      </w:r>
-    </w:p>
-  </w:comment>
-  <w:comment w:id="17" w:author="Siebe Everaerts" w:date="2026-04-03T14:35:00Z" w:initials="SE">
-    <w:p>
-      <w:pPr>
-        <w:pStyle w:val="CommentText"/>
-      </w:pPr>
-      <w:r>
-        <w:rPr>
-          <w:rStyle w:val="CommentReference"/>
-        </w:rPr>
-        <w:annotationRef/>
-      </w:r>
-      <w:r>
-        <w:t>I used Distance..m. is that correct?</w:t>
-      </w:r>
-    </w:p>
-  </w:comment>
-  <w:comment w:id="18" w:author="Siebe Everaerts" w:date="2025-12-14T22:52:00Z" w:initials="SE">
+  <w:comment w:id="15" w:author="Siebe Everaerts" w:date="2025-12-14T22:52:00Z" w:initials="SE">
     <w:p>
       <w:pPr>
         <w:pStyle w:val="CommentText"/>
@@ -18924,10 +21613,7 @@
   <w15:commentEx w15:paraId="466BFF92" w15:done="0"/>
   <w15:commentEx w15:paraId="7E054862" w15:done="1"/>
   <w15:commentEx w15:paraId="690AE245" w15:done="0"/>
-  <w15:commentEx w15:paraId="26D50751" w15:done="0"/>
   <w15:commentEx w15:paraId="51D5EE48" w15:done="0"/>
-  <w15:commentEx w15:paraId="1262B633" w15:done="0"/>
-  <w15:commentEx w15:paraId="218ACAE5" w15:paraIdParent="1262B633" w15:done="0"/>
   <w15:commentEx w15:paraId="6C63A6E2" w15:done="0"/>
   <w15:commentEx w15:paraId="47BCA6E9" w15:done="0"/>
 </w15:commentsEx>
@@ -18948,10 +21634,7 @@
   <w16cex:commentExtensible w16cex:durableId="4A9FD800" w16cex:dateUtc="2026-03-02T20:20:00Z"/>
   <w16cex:commentExtensible w16cex:durableId="768468CE" w16cex:dateUtc="2026-03-25T21:21:00Z"/>
   <w16cex:commentExtensible w16cex:durableId="3730EC66" w16cex:dateUtc="2026-03-25T21:40:00Z"/>
-  <w16cex:commentExtensible w16cex:durableId="0B743235" w16cex:dateUtc="2026-03-26T14:52:00Z"/>
   <w16cex:commentExtensible w16cex:durableId="7CEFCA87" w16cex:dateUtc="2026-04-03T12:08:00Z"/>
-  <w16cex:commentExtensible w16cex:durableId="0D72D424" w16cex:dateUtc="2026-04-03T18:26:00Z"/>
-  <w16cex:commentExtensible w16cex:durableId="561734C1" w16cex:dateUtc="2026-04-03T18:26:00Z"/>
   <w16cex:commentExtensible w16cex:durableId="258E9CEF" w16cex:dateUtc="2026-04-03T12:35:00Z"/>
   <w16cex:commentExtensible w16cex:durableId="23A945F6" w16cex:dateUtc="2025-12-14T21:52:00Z"/>
 </w16cex:commentsExtensible>
@@ -18972,10 +21655,7 @@
   <w16cid:commentId w16cid:paraId="466BFF92" w16cid:durableId="4A9FD800"/>
   <w16cid:commentId w16cid:paraId="7E054862" w16cid:durableId="768468CE"/>
   <w16cid:commentId w16cid:paraId="690AE245" w16cid:durableId="3730EC66"/>
-  <w16cid:commentId w16cid:paraId="26D50751" w16cid:durableId="0B743235"/>
   <w16cid:commentId w16cid:paraId="51D5EE48" w16cid:durableId="7CEFCA87"/>
-  <w16cid:commentId w16cid:paraId="1262B633" w16cid:durableId="0D72D424"/>
-  <w16cid:commentId w16cid:paraId="218ACAE5" w16cid:durableId="561734C1"/>
   <w16cid:commentId w16cid:paraId="6C63A6E2" w16cid:durableId="258E9CEF"/>
   <w16cid:commentId w16cid:paraId="47BCA6E9" w16cid:durableId="23A945F6"/>
 </w16cid:commentsIds>
